--- a/插件详细手册/17.主菜单/关于动画转场核心.docx
+++ b/插件详细手册/17.主菜单/关于动画转场核心.docx
@@ -454,6 +454,139 @@
           <w:sz w:val="22"/>
         </w:rPr>
         <w:t>主菜单面板的动画转场</w:t>
+      </w:r>
+    </w:p>
+    <w:p>
+      <w:pPr>
+        <w:widowControl/>
+        <w:adjustRightInd w:val="0"/>
+        <w:snapToGrid w:val="0"/>
+        <w:spacing w:before="200"/>
+        <w:jc w:val="left"/>
+        <w:rPr>
+          <w:rFonts w:ascii="Tahoma" w:eastAsia="微软雅黑" w:hAnsi="Tahoma"/>
+          <w:kern w:val="0"/>
+          <w:sz w:val="22"/>
+        </w:rPr>
+      </w:pPr>
+      <w:r>
+        <w:rPr>
+          <w:rFonts w:ascii="Tahoma" w:eastAsia="微软雅黑" w:hAnsi="Tahoma" w:hint="eastAsia"/>
+          <w:kern w:val="0"/>
+          <w:sz w:val="22"/>
+        </w:rPr>
+        <w:t>动画转场分为</w:t>
+      </w:r>
+      <w:r>
+        <w:rPr>
+          <w:rFonts w:ascii="Tahoma" w:eastAsia="微软雅黑" w:hAnsi="Tahoma" w:hint="eastAsia"/>
+          <w:kern w:val="0"/>
+          <w:sz w:val="22"/>
+        </w:rPr>
+        <w:t xml:space="preserve"> </w:t>
+      </w:r>
+      <w:r>
+        <w:rPr>
+          <w:rFonts w:ascii="Tahoma" w:eastAsia="微软雅黑" w:hAnsi="Tahoma" w:hint="eastAsia"/>
+          <w:b/>
+          <w:bCs/>
+          <w:kern w:val="0"/>
+          <w:sz w:val="22"/>
+        </w:rPr>
+        <w:t>默认自带</w:t>
+      </w:r>
+      <w:r>
+        <w:rPr>
+          <w:rFonts w:ascii="Tahoma" w:eastAsia="微软雅黑" w:hAnsi="Tahoma" w:hint="eastAsia"/>
+          <w:kern w:val="0"/>
+          <w:sz w:val="22"/>
+        </w:rPr>
+        <w:t xml:space="preserve"> </w:t>
+      </w:r>
+      <w:r>
+        <w:rPr>
+          <w:rFonts w:ascii="Tahoma" w:eastAsia="微软雅黑" w:hAnsi="Tahoma" w:hint="eastAsia"/>
+          <w:kern w:val="0"/>
+          <w:sz w:val="22"/>
+        </w:rPr>
+        <w:t>和</w:t>
+      </w:r>
+      <w:r>
+        <w:rPr>
+          <w:rFonts w:ascii="Tahoma" w:eastAsia="微软雅黑" w:hAnsi="Tahoma" w:hint="eastAsia"/>
+          <w:kern w:val="0"/>
+          <w:sz w:val="22"/>
+        </w:rPr>
+        <w:t xml:space="preserve"> </w:t>
+      </w:r>
+      <w:r>
+        <w:rPr>
+          <w:rFonts w:ascii="Tahoma" w:eastAsia="微软雅黑" w:hAnsi="Tahoma" w:hint="eastAsia"/>
+          <w:b/>
+          <w:bCs/>
+          <w:kern w:val="0"/>
+          <w:sz w:val="22"/>
+        </w:rPr>
+        <w:t>手动设计</w:t>
+      </w:r>
+      <w:r>
+        <w:rPr>
+          <w:rFonts w:ascii="Tahoma" w:eastAsia="微软雅黑" w:hAnsi="Tahoma" w:hint="eastAsia"/>
+          <w:kern w:val="0"/>
+          <w:sz w:val="22"/>
+        </w:rPr>
+        <w:t xml:space="preserve"> </w:t>
+      </w:r>
+      <w:r>
+        <w:rPr>
+          <w:rFonts w:ascii="Tahoma" w:eastAsia="微软雅黑" w:hAnsi="Tahoma" w:hint="eastAsia"/>
+          <w:kern w:val="0"/>
+          <w:sz w:val="22"/>
+        </w:rPr>
+        <w:t>两种，具体插件</w:t>
+      </w:r>
+      <w:r>
+        <w:rPr>
+          <w:rFonts w:ascii="Tahoma" w:eastAsia="微软雅黑" w:hAnsi="Tahoma" w:hint="eastAsia"/>
+          <w:kern w:val="0"/>
+          <w:sz w:val="22"/>
+        </w:rPr>
+        <w:t>设计</w:t>
+      </w:r>
+      <w:r>
+        <w:rPr>
+          <w:rFonts w:ascii="Tahoma" w:eastAsia="微软雅黑" w:hAnsi="Tahoma" w:hint="eastAsia"/>
+          <w:kern w:val="0"/>
+          <w:sz w:val="22"/>
+        </w:rPr>
+        <w:t>可见：</w:t>
+      </w:r>
+      <w:hyperlink w:anchor="_插件选择" w:history="1">
+        <w:r>
+          <w:rPr>
+            <w:rStyle w:val="a4"/>
+            <w:rFonts w:ascii="Tahoma" w:eastAsia="微软雅黑" w:hAnsi="Tahoma" w:hint="eastAsia"/>
+            <w:kern w:val="0"/>
+            <w:sz w:val="22"/>
+          </w:rPr>
+          <w:t>插件选择</w:t>
+        </w:r>
+      </w:hyperlink>
+      <w:r>
+        <w:rPr>
+          <w:rFonts w:ascii="Tahoma" w:eastAsia="微软雅黑" w:hAnsi="Tahoma" w:hint="eastAsia"/>
+          <w:kern w:val="0"/>
+          <w:sz w:val="22"/>
+        </w:rPr>
+        <w:t xml:space="preserve"> </w:t>
+      </w:r>
+      <w:r>
+        <w:rPr>
+          <w:rFonts w:ascii="Tahoma" w:eastAsia="微软雅黑" w:hAnsi="Tahoma" w:hint="eastAsia"/>
+          <w:kern w:val="0"/>
+          <w:sz w:val="22"/>
+        </w:rPr>
+        <w:t>。</w:t>
       </w:r>
     </w:p>
     <w:p>
@@ -1734,7 +1867,6 @@
         </w:rPr>
         <w:t>淡出淡入</w:t>
       </w:r>
-      <w:proofErr w:type="gramStart"/>
       <w:r>
         <w:rPr>
           <w:rFonts w:ascii="Tahoma" w:eastAsia="微软雅黑" w:hAnsi="Tahoma" w:hint="eastAsia"/>
@@ -1749,16 +1881,7 @@
           <w:kern w:val="0"/>
           <w:sz w:val="22"/>
         </w:rPr>
-        <w:t>太</w:t>
-      </w:r>
-      <w:proofErr w:type="gramEnd"/>
-      <w:r>
-        <w:rPr>
-          <w:rFonts w:ascii="Tahoma" w:eastAsia="微软雅黑" w:hAnsi="Tahoma" w:hint="eastAsia"/>
-          <w:kern w:val="0"/>
-          <w:sz w:val="22"/>
-        </w:rPr>
-        <w:t>普通</w:t>
+        <w:t>太普通</w:t>
       </w:r>
       <w:r>
         <w:rPr>
@@ -2037,6 +2160,35 @@
         <w:widowControl/>
         <w:adjustRightInd w:val="0"/>
         <w:snapToGrid w:val="0"/>
+        <w:jc w:val="left"/>
+        <w:rPr>
+          <w:rFonts w:ascii="Tahoma" w:eastAsia="微软雅黑" w:hAnsi="Tahoma"/>
+          <w:kern w:val="0"/>
+          <w:sz w:val="22"/>
+        </w:rPr>
+      </w:pPr>
+      <w:r>
+        <w:rPr>
+          <w:rFonts w:ascii="Tahoma" w:eastAsia="微软雅黑" w:hAnsi="Tahoma" w:hint="eastAsia"/>
+          <w:kern w:val="0"/>
+          <w:sz w:val="22"/>
+        </w:rPr>
+        <w:t>如果有美术条件，尽量在能加的地方都加上动画转场</w:t>
+      </w:r>
+      <w:r>
+        <w:rPr>
+          <w:rFonts w:ascii="Tahoma" w:eastAsia="微软雅黑" w:hAnsi="Tahoma" w:hint="eastAsia"/>
+          <w:kern w:val="0"/>
+          <w:sz w:val="22"/>
+        </w:rPr>
+        <w:t>。</w:t>
+      </w:r>
+    </w:p>
+    <w:p>
+      <w:pPr>
+        <w:widowControl/>
+        <w:adjustRightInd w:val="0"/>
+        <w:snapToGrid w:val="0"/>
         <w:spacing w:after="200"/>
         <w:jc w:val="left"/>
         <w:rPr>
@@ -2051,7 +2203,7 @@
           <w:kern w:val="0"/>
           <w:sz w:val="22"/>
         </w:rPr>
-        <w:t>如果有美术条件，尽量在能加的地方都加上动画转场效果。</w:t>
+        <w:t>（使用多层装饰插件实现效果）</w:t>
       </w:r>
     </w:p>
     <w:p>
@@ -2101,6 +2253,7 @@
         <w:widowControl/>
         <w:adjustRightInd w:val="0"/>
         <w:snapToGrid w:val="0"/>
+        <w:spacing w:after="200"/>
         <w:jc w:val="left"/>
         <w:rPr>
           <w:rFonts w:ascii="Tahoma" w:eastAsia="微软雅黑" w:hAnsi="Tahoma"/>
@@ -2117,6 +2270,229 @@
         <w:t>但如果看到了相似的动画，一定会尝试回忆，直到找出你的游戏。</w:t>
       </w:r>
     </w:p>
+    <w:p>
+      <w:pPr>
+        <w:widowControl/>
+        <w:adjustRightInd w:val="0"/>
+        <w:snapToGrid w:val="0"/>
+        <w:spacing w:after="200"/>
+        <w:jc w:val="left"/>
+        <w:rPr>
+          <w:rFonts w:ascii="Tahoma" w:eastAsia="微软雅黑" w:hAnsi="Tahoma"/>
+          <w:kern w:val="0"/>
+          <w:sz w:val="22"/>
+        </w:rPr>
+      </w:pPr>
+    </w:p>
+    <w:p>
+      <w:pPr>
+        <w:pStyle w:val="4"/>
+        <w:snapToGrid w:val="0"/>
+        <w:spacing w:before="120" w:after="120" w:line="240" w:lineRule="auto"/>
+        <w:rPr>
+          <w:rFonts w:ascii="微软雅黑" w:eastAsia="微软雅黑" w:hAnsi="微软雅黑" w:hint="eastAsia"/>
+          <w:sz w:val="22"/>
+          <w:szCs w:val="22"/>
+        </w:rPr>
+      </w:pPr>
+      <w:r>
+        <w:rPr>
+          <w:rFonts w:ascii="微软雅黑" w:eastAsia="微软雅黑" w:hAnsi="微软雅黑" w:hint="eastAsia"/>
+          <w:sz w:val="22"/>
+          <w:szCs w:val="22"/>
+        </w:rPr>
+        <w:t>3</w:t>
+      </w:r>
+      <w:r>
+        <w:rPr>
+          <w:rFonts w:ascii="微软雅黑" w:eastAsia="微软雅黑" w:hAnsi="微软雅黑" w:hint="eastAsia"/>
+          <w:sz w:val="22"/>
+          <w:szCs w:val="22"/>
+        </w:rPr>
+        <w:t>）</w:t>
+      </w:r>
+      <w:r>
+        <w:rPr>
+          <w:rFonts w:ascii="微软雅黑" w:eastAsia="微软雅黑" w:hAnsi="微软雅黑" w:hint="eastAsia"/>
+          <w:sz w:val="22"/>
+          <w:szCs w:val="22"/>
+        </w:rPr>
+        <w:t>设计方法</w:t>
+      </w:r>
+    </w:p>
+    <w:p>
+      <w:pPr>
+        <w:widowControl/>
+        <w:adjustRightInd w:val="0"/>
+        <w:snapToGrid w:val="0"/>
+        <w:spacing w:after="200"/>
+        <w:jc w:val="left"/>
+        <w:rPr>
+          <w:rFonts w:ascii="Tahoma" w:eastAsia="微软雅黑" w:hAnsi="Tahoma"/>
+          <w:kern w:val="0"/>
+          <w:sz w:val="22"/>
+        </w:rPr>
+      </w:pPr>
+      <w:r>
+        <w:rPr>
+          <w:rFonts w:ascii="Tahoma" w:eastAsia="微软雅黑" w:hAnsi="Tahoma" w:hint="eastAsia"/>
+          <w:kern w:val="0"/>
+          <w:sz w:val="22"/>
+        </w:rPr>
+        <w:t>设计方法可以见后面章节：</w:t>
+      </w:r>
+      <w:hyperlink w:anchor="_动画转场与界面装饰" w:history="1">
+        <w:r>
+          <w:rPr>
+            <w:rStyle w:val="a4"/>
+            <w:rFonts w:ascii="Tahoma" w:eastAsia="微软雅黑" w:hAnsi="Tahoma" w:hint="eastAsia"/>
+            <w:kern w:val="0"/>
+            <w:sz w:val="22"/>
+          </w:rPr>
+          <w:t>动画转场与界面装饰</w:t>
+        </w:r>
+      </w:hyperlink>
+      <w:r>
+        <w:rPr>
+          <w:rFonts w:ascii="Tahoma" w:eastAsia="微软雅黑" w:hAnsi="Tahoma" w:hint="eastAsia"/>
+          <w:kern w:val="0"/>
+          <w:sz w:val="22"/>
+        </w:rPr>
+        <w:t xml:space="preserve"> </w:t>
+      </w:r>
+      <w:r>
+        <w:rPr>
+          <w:rFonts w:ascii="Tahoma" w:eastAsia="微软雅黑" w:hAnsi="Tahoma" w:hint="eastAsia"/>
+          <w:kern w:val="0"/>
+          <w:sz w:val="22"/>
+        </w:rPr>
+        <w:t>、</w:t>
+      </w:r>
+      <w:hyperlink w:anchor="_插件选择" w:history="1">
+        <w:r>
+          <w:rPr>
+            <w:rStyle w:val="a4"/>
+            <w:rFonts w:ascii="Tahoma" w:eastAsia="微软雅黑" w:hAnsi="Tahoma" w:hint="eastAsia"/>
+            <w:kern w:val="0"/>
+            <w:sz w:val="22"/>
+          </w:rPr>
+          <w:t>插件选择</w:t>
+        </w:r>
+      </w:hyperlink>
+      <w:r>
+        <w:rPr>
+          <w:rFonts w:ascii="Tahoma" w:eastAsia="微软雅黑" w:hAnsi="Tahoma" w:hint="eastAsia"/>
+          <w:kern w:val="0"/>
+          <w:sz w:val="22"/>
+        </w:rPr>
+        <w:t xml:space="preserve"> </w:t>
+      </w:r>
+      <w:r>
+        <w:rPr>
+          <w:rFonts w:ascii="Tahoma" w:eastAsia="微软雅黑" w:hAnsi="Tahoma" w:hint="eastAsia"/>
+          <w:kern w:val="0"/>
+          <w:sz w:val="22"/>
+        </w:rPr>
+        <w:t>。</w:t>
+      </w:r>
+    </w:p>
+    <w:tbl>
+      <w:tblPr>
+        <w:tblStyle w:val="af"/>
+        <w:tblW w:w="0" w:type="auto"/>
+        <w:shd w:val="clear" w:color="auto" w:fill="DEEAF6" w:themeFill="accent1" w:themeFillTint="33"/>
+        <w:tblLook w:val="04A0" w:firstRow="1" w:lastRow="0" w:firstColumn="1" w:lastColumn="0" w:noHBand="0" w:noVBand="1"/>
+      </w:tblPr>
+      <w:tblGrid>
+        <w:gridCol w:w="8522"/>
+      </w:tblGrid>
+      <w:tr>
+        <w:tc>
+          <w:tcPr>
+            <w:tcW w:w="8522" w:type="dxa"/>
+            <w:shd w:val="clear" w:color="auto" w:fill="DEEAF6" w:themeFill="accent1" w:themeFillTint="33"/>
+          </w:tcPr>
+          <w:p>
+            <w:pPr>
+              <w:rPr>
+                <w:rFonts w:ascii="Tahoma" w:eastAsia="微软雅黑" w:hAnsi="Tahoma"/>
+                <w:kern w:val="0"/>
+                <w:sz w:val="22"/>
+              </w:rPr>
+            </w:pPr>
+            <w:r>
+              <w:rPr>
+                <w:rFonts w:ascii="Tahoma" w:eastAsia="微软雅黑" w:hAnsi="Tahoma" w:hint="eastAsia"/>
+                <w:kern w:val="0"/>
+                <w:sz w:val="22"/>
+              </w:rPr>
+              <w:t>可以了解下结构图：“</w:t>
+            </w:r>
+            <w:r>
+              <w:rPr>
+                <w:rFonts w:ascii="Tahoma" w:eastAsia="微软雅黑" w:hAnsi="Tahoma" w:hint="eastAsia"/>
+                <w:color w:val="0070C0"/>
+                <w:kern w:val="0"/>
+                <w:sz w:val="22"/>
+              </w:rPr>
+              <w:t>17.</w:t>
+            </w:r>
+            <w:r>
+              <w:rPr>
+                <w:rFonts w:ascii="Tahoma" w:eastAsia="微软雅黑" w:hAnsi="Tahoma" w:hint="eastAsia"/>
+                <w:color w:val="0070C0"/>
+                <w:kern w:val="0"/>
+                <w:sz w:val="22"/>
+              </w:rPr>
+              <w:t>主菜单</w:t>
+            </w:r>
+            <w:r>
+              <w:rPr>
+                <w:rFonts w:ascii="Tahoma" w:eastAsia="微软雅黑" w:hAnsi="Tahoma" w:hint="eastAsia"/>
+                <w:color w:val="0070C0"/>
+                <w:kern w:val="0"/>
+                <w:sz w:val="22"/>
+              </w:rPr>
+              <w:t xml:space="preserve"> &gt; </w:t>
+            </w:r>
+            <w:r>
+              <w:rPr>
+                <w:rFonts w:ascii="Tahoma" w:eastAsia="微软雅黑" w:hAnsi="Tahoma" w:hint="eastAsia"/>
+                <w:color w:val="0070C0"/>
+                <w:kern w:val="0"/>
+                <w:sz w:val="22"/>
+              </w:rPr>
+              <w:t>多层组合装饰与动画转场的关系</w:t>
+            </w:r>
+            <w:r>
+              <w:rPr>
+                <w:rFonts w:ascii="Tahoma" w:eastAsia="微软雅黑" w:hAnsi="Tahoma" w:hint="eastAsia"/>
+                <w:color w:val="0070C0"/>
+                <w:kern w:val="0"/>
+                <w:sz w:val="22"/>
+              </w:rPr>
+              <w:t>.png</w:t>
+            </w:r>
+            <w:r>
+              <w:rPr>
+                <w:rFonts w:ascii="Tahoma" w:eastAsia="微软雅黑" w:hAnsi="Tahoma" w:hint="eastAsia"/>
+                <w:kern w:val="0"/>
+                <w:sz w:val="22"/>
+              </w:rPr>
+              <w:t>”</w:t>
+            </w:r>
+            <w:r>
+              <w:rPr>
+                <w:rFonts w:ascii="Tahoma" w:eastAsia="微软雅黑" w:hAnsi="Tahoma" w:hint="eastAsia"/>
+                <w:kern w:val="0"/>
+                <w:sz w:val="22"/>
+              </w:rPr>
+              <w:t>。</w:t>
+            </w:r>
+          </w:p>
+        </w:tc>
+      </w:tr>
+    </w:tbl>
     <w:p>
       <w:pPr>
         <w:snapToGrid w:val="0"/>
@@ -2426,7 +2802,7 @@
           <v:shape id="_x0000_i1025" type="#_x0000_t75" style="width:400.2pt;height:147.6pt" o:ole="">
             <v:imagedata r:id="rId14" o:title=""/>
           </v:shape>
-          <o:OLEObject Type="Embed" ProgID="Visio.Drawing.15" ShapeID="_x0000_i1025" DrawAspect="Content" ObjectID="_1832304669" r:id="rId15"/>
+          <o:OLEObject Type="Embed" ProgID="Visio.Drawing.15" ShapeID="_x0000_i1025" DrawAspect="Content" ObjectID="_1840253601" r:id="rId15"/>
         </w:object>
       </w:r>
     </w:p>
@@ -2963,7 +3339,7 @@
           <v:shape id="_x0000_i1026" type="#_x0000_t75" style="width:399pt;height:147pt" o:ole="">
             <v:imagedata r:id="rId17" o:title=""/>
           </v:shape>
-          <o:OLEObject Type="Embed" ProgID="Visio.Drawing.15" ShapeID="_x0000_i1026" DrawAspect="Content" ObjectID="_1832304670" r:id="rId18"/>
+          <o:OLEObject Type="Embed" ProgID="Visio.Drawing.15" ShapeID="_x0000_i1026" DrawAspect="Content" ObjectID="_1840253602" r:id="rId18"/>
         </w:object>
       </w:r>
     </w:p>
@@ -3471,7 +3847,7 @@
           <v:shape id="_x0000_i1027" type="#_x0000_t75" style="width:402.6pt;height:61.8pt" o:ole="">
             <v:imagedata r:id="rId20" o:title=""/>
           </v:shape>
-          <o:OLEObject Type="Embed" ProgID="Visio.Drawing.15" ShapeID="_x0000_i1027" DrawAspect="Content" ObjectID="_1832304671" r:id="rId21"/>
+          <o:OLEObject Type="Embed" ProgID="Visio.Drawing.15" ShapeID="_x0000_i1027" DrawAspect="Content" ObjectID="_1840253603" r:id="rId21"/>
         </w:object>
       </w:r>
     </w:p>
@@ -4112,7 +4488,7 @@
           <v:shape id="_x0000_i1028" type="#_x0000_t75" style="width:390.6pt;height:134.4pt" o:ole="">
             <v:imagedata r:id="rId25" o:title=""/>
           </v:shape>
-          <o:OLEObject Type="Embed" ProgID="Visio.Drawing.15" ShapeID="_x0000_i1028" DrawAspect="Content" ObjectID="_1832304672" r:id="rId26"/>
+          <o:OLEObject Type="Embed" ProgID="Visio.Drawing.15" ShapeID="_x0000_i1028" DrawAspect="Content" ObjectID="_1840253604" r:id="rId26"/>
         </w:object>
       </w:r>
     </w:p>
@@ -4241,7 +4617,6 @@
         </w:rPr>
         <w:t>菜单</w:t>
       </w:r>
-      <w:proofErr w:type="gramStart"/>
       <w:r>
         <w:rPr>
           <w:rFonts w:ascii="Tahoma" w:eastAsia="微软雅黑" w:hAnsi="Tahoma" w:hint="eastAsia"/>
@@ -4258,7 +4633,6 @@
         </w:rPr>
         <w:t>卡</w:t>
       </w:r>
-      <w:proofErr w:type="gramEnd"/>
       <w:r>
         <w:rPr>
           <w:rFonts w:ascii="Tahoma" w:eastAsia="微软雅黑" w:hAnsi="Tahoma" w:hint="eastAsia"/>
@@ -4567,6 +4941,8 @@
           <w:rFonts w:hint="eastAsia"/>
         </w:rPr>
       </w:pPr>
+      <w:bookmarkStart w:id="2" w:name="_动画转场与界面装饰"/>
+      <w:bookmarkEnd w:id="2"/>
       <w:r>
         <w:rPr>
           <w:rFonts w:hint="eastAsia"/>
@@ -4667,6 +5043,14 @@
           <w:kern w:val="0"/>
           <w:sz w:val="22"/>
         </w:rPr>
+        <w:t>要设计自定义的动画转场，还</w:t>
+      </w:r>
+      <w:r>
+        <w:rPr>
+          <w:rFonts w:ascii="Tahoma" w:eastAsia="微软雅黑" w:hAnsi="Tahoma" w:hint="eastAsia"/>
+          <w:kern w:val="0"/>
+          <w:sz w:val="22"/>
+        </w:rPr>
         <w:t>需要结合</w:t>
       </w:r>
       <w:r>
@@ -4699,7 +5083,7 @@
           <w:kern w:val="0"/>
           <w:sz w:val="22"/>
         </w:rPr>
-        <w:t>才能实现自定义的动画</w:t>
+        <w:t>才能实现</w:t>
       </w:r>
       <w:r>
         <w:rPr>
@@ -4771,6 +5155,12 @@
           <w:t>）用战斗装饰插件设计</w:t>
         </w:r>
       </w:hyperlink>
+      <w:r>
+        <w:rPr>
+          <w:rFonts w:hint="eastAsia"/>
+        </w:rPr>
+        <w:t xml:space="preserve"> </w:t>
+      </w:r>
     </w:p>
     <w:p>
       <w:pPr>
@@ -4812,6 +5202,12 @@
           <w:t>）用地图装饰插件设计</w:t>
         </w:r>
       </w:hyperlink>
+      <w:r>
+        <w:rPr>
+          <w:rFonts w:hint="eastAsia"/>
+        </w:rPr>
+        <w:t xml:space="preserve"> </w:t>
+      </w:r>
     </w:p>
     <w:p>
       <w:pPr>
@@ -4833,7 +5229,7 @@
         </w:rPr>
         <w:tab/>
       </w:r>
-      <w:hyperlink w:anchor="_5）用天窗层装饰插件设计" w:history="1">
+      <w:hyperlink w:anchor="_5）用菜单装饰插件设计" w:history="1">
         <w:r>
           <w:rPr>
             <w:rStyle w:val="a4"/>
@@ -4850,9 +5246,66 @@
             <w:kern w:val="0"/>
             <w:sz w:val="22"/>
           </w:rPr>
+          <w:t>）用菜单装饰插件设计</w:t>
+        </w:r>
+      </w:hyperlink>
+      <w:r>
+        <w:rPr>
+          <w:rFonts w:ascii="Tahoma" w:eastAsia="微软雅黑" w:hAnsi="Tahoma" w:hint="eastAsia"/>
+          <w:kern w:val="0"/>
+          <w:sz w:val="22"/>
+        </w:rPr>
+        <w:t xml:space="preserve"> </w:t>
+      </w:r>
+    </w:p>
+    <w:p>
+      <w:pPr>
+        <w:widowControl/>
+        <w:adjustRightInd w:val="0"/>
+        <w:snapToGrid w:val="0"/>
+        <w:jc w:val="left"/>
+        <w:rPr>
+          <w:rFonts w:ascii="Tahoma" w:eastAsia="微软雅黑" w:hAnsi="Tahoma"/>
+          <w:kern w:val="0"/>
+          <w:sz w:val="22"/>
+        </w:rPr>
+      </w:pPr>
+      <w:r>
+        <w:rPr>
+          <w:rFonts w:ascii="Tahoma" w:eastAsia="微软雅黑" w:hAnsi="Tahoma"/>
+          <w:kern w:val="0"/>
+          <w:sz w:val="22"/>
+        </w:rPr>
+        <w:tab/>
+      </w:r>
+      <w:hyperlink w:anchor="_7）用天窗层装饰插件设计" w:history="1">
+        <w:r>
+          <w:rPr>
+            <w:rStyle w:val="a4"/>
+            <w:rFonts w:ascii="Tahoma" w:eastAsia="微软雅黑" w:hAnsi="Tahoma" w:hint="eastAsia"/>
+            <w:kern w:val="0"/>
+            <w:sz w:val="22"/>
+          </w:rPr>
+          <w:t>7</w:t>
+        </w:r>
+        <w:r>
+          <w:rPr>
+            <w:rStyle w:val="a4"/>
+            <w:rFonts w:ascii="Tahoma" w:eastAsia="微软雅黑" w:hAnsi="Tahoma" w:hint="eastAsia"/>
+            <w:kern w:val="0"/>
+            <w:sz w:val="22"/>
+          </w:rPr>
           <w:t>）用天窗层装饰插件设计</w:t>
         </w:r>
       </w:hyperlink>
+      <w:r>
+        <w:rPr>
+          <w:rFonts w:ascii="Tahoma" w:eastAsia="微软雅黑" w:hAnsi="Tahoma" w:hint="eastAsia"/>
+          <w:kern w:val="0"/>
+          <w:sz w:val="22"/>
+        </w:rPr>
+        <w:t xml:space="preserve"> </w:t>
+      </w:r>
     </w:p>
     <w:p>
       <w:pPr>
@@ -4924,7 +5377,6 @@
       <w:pPr>
         <w:widowControl/>
         <w:adjustRightInd w:val="0"/>
-        <w:snapToGrid w:val="0"/>
         <w:jc w:val="center"/>
         <w:rPr>
           <w:rFonts w:ascii="Tahoma" w:eastAsia="微软雅黑" w:hAnsi="Tahoma"/>
@@ -4986,6 +5438,173 @@
         </w:drawing>
       </w:r>
     </w:p>
+    <w:tbl>
+      <w:tblPr>
+        <w:tblStyle w:val="af"/>
+        <w:tblW w:w="0" w:type="auto"/>
+        <w:shd w:val="clear" w:color="auto" w:fill="DEEAF6" w:themeFill="accent1" w:themeFillTint="33"/>
+        <w:tblLook w:val="04A0" w:firstRow="1" w:lastRow="0" w:firstColumn="1" w:lastColumn="0" w:noHBand="0" w:noVBand="1"/>
+      </w:tblPr>
+      <w:tblGrid>
+        <w:gridCol w:w="8522"/>
+      </w:tblGrid>
+      <w:tr>
+        <w:tc>
+          <w:tcPr>
+            <w:tcW w:w="8522" w:type="dxa"/>
+            <w:shd w:val="clear" w:color="auto" w:fill="DEEAF6" w:themeFill="accent1" w:themeFillTint="33"/>
+          </w:tcPr>
+          <w:p>
+            <w:pPr>
+              <w:widowControl/>
+              <w:adjustRightInd w:val="0"/>
+              <w:snapToGrid w:val="0"/>
+              <w:jc w:val="left"/>
+              <w:rPr>
+                <w:rFonts w:ascii="Tahoma" w:eastAsia="微软雅黑" w:hAnsi="Tahoma"/>
+                <w:kern w:val="0"/>
+                <w:sz w:val="22"/>
+              </w:rPr>
+            </w:pPr>
+            <w:r>
+              <w:rPr>
+                <w:rFonts w:ascii="Tahoma" w:eastAsia="微软雅黑" w:hAnsi="Tahoma" w:hint="eastAsia"/>
+                <w:kern w:val="0"/>
+                <w:sz w:val="22"/>
+              </w:rPr>
+              <w:t>可以了解下结构图：“</w:t>
+            </w:r>
+            <w:r>
+              <w:rPr>
+                <w:rFonts w:ascii="Tahoma" w:eastAsia="微软雅黑" w:hAnsi="Tahoma" w:hint="eastAsia"/>
+                <w:color w:val="0070C0"/>
+                <w:kern w:val="0"/>
+                <w:sz w:val="22"/>
+              </w:rPr>
+              <w:t>17.</w:t>
+            </w:r>
+            <w:r>
+              <w:rPr>
+                <w:rFonts w:ascii="Tahoma" w:eastAsia="微软雅黑" w:hAnsi="Tahoma" w:hint="eastAsia"/>
+                <w:color w:val="0070C0"/>
+                <w:kern w:val="0"/>
+                <w:sz w:val="22"/>
+              </w:rPr>
+              <w:t>主菜单</w:t>
+            </w:r>
+            <w:r>
+              <w:rPr>
+                <w:rFonts w:ascii="Tahoma" w:eastAsia="微软雅黑" w:hAnsi="Tahoma" w:hint="eastAsia"/>
+                <w:color w:val="0070C0"/>
+                <w:kern w:val="0"/>
+                <w:sz w:val="22"/>
+              </w:rPr>
+              <w:t xml:space="preserve"> &gt; </w:t>
+            </w:r>
+            <w:r>
+              <w:rPr>
+                <w:rFonts w:ascii="Tahoma" w:eastAsia="微软雅黑" w:hAnsi="Tahoma" w:hint="eastAsia"/>
+                <w:color w:val="0070C0"/>
+                <w:kern w:val="0"/>
+                <w:sz w:val="22"/>
+              </w:rPr>
+              <w:t>多层组合装饰与动画转场的关系</w:t>
+            </w:r>
+            <w:r>
+              <w:rPr>
+                <w:rFonts w:ascii="Tahoma" w:eastAsia="微软雅黑" w:hAnsi="Tahoma" w:hint="eastAsia"/>
+                <w:color w:val="0070C0"/>
+                <w:kern w:val="0"/>
+                <w:sz w:val="22"/>
+              </w:rPr>
+              <w:t>.png</w:t>
+            </w:r>
+            <w:r>
+              <w:rPr>
+                <w:rFonts w:ascii="Tahoma" w:eastAsia="微软雅黑" w:hAnsi="Tahoma" w:hint="eastAsia"/>
+                <w:kern w:val="0"/>
+                <w:sz w:val="22"/>
+              </w:rPr>
+              <w:t>”。</w:t>
+            </w:r>
+          </w:p>
+          <w:p>
+            <w:pPr>
+              <w:widowControl/>
+              <w:adjustRightInd w:val="0"/>
+              <w:snapToGrid w:val="0"/>
+              <w:jc w:val="left"/>
+              <w:rPr>
+                <w:rFonts w:ascii="Tahoma" w:eastAsia="微软雅黑" w:hAnsi="Tahoma"/>
+                <w:kern w:val="0"/>
+                <w:sz w:val="22"/>
+              </w:rPr>
+            </w:pPr>
+            <w:r>
+              <w:rPr>
+                <w:rFonts w:ascii="Tahoma" w:eastAsia="微软雅黑" w:hAnsi="Tahoma" w:hint="eastAsia"/>
+                <w:kern w:val="0"/>
+                <w:sz w:val="22"/>
+              </w:rPr>
+              <w:t>界面装饰的全部插件，可以看看文档：“</w:t>
+            </w:r>
+            <w:r>
+              <w:rPr>
+                <w:rFonts w:ascii="Tahoma" w:eastAsia="微软雅黑" w:hAnsi="Tahoma" w:hint="eastAsia"/>
+                <w:color w:val="0070C0"/>
+                <w:kern w:val="0"/>
+                <w:sz w:val="22"/>
+              </w:rPr>
+              <w:t>17.</w:t>
+            </w:r>
+            <w:r>
+              <w:rPr>
+                <w:rFonts w:ascii="Tahoma" w:eastAsia="微软雅黑" w:hAnsi="Tahoma" w:hint="eastAsia"/>
+                <w:color w:val="0070C0"/>
+                <w:kern w:val="0"/>
+                <w:sz w:val="22"/>
+              </w:rPr>
+              <w:t>主菜单</w:t>
+            </w:r>
+            <w:r>
+              <w:rPr>
+                <w:rFonts w:ascii="Tahoma" w:eastAsia="微软雅黑" w:hAnsi="Tahoma" w:hint="eastAsia"/>
+                <w:color w:val="0070C0"/>
+                <w:kern w:val="0"/>
+                <w:sz w:val="22"/>
+              </w:rPr>
+              <w:t xml:space="preserve"> &gt; </w:t>
+            </w:r>
+            <w:r>
+              <w:rPr>
+                <w:rFonts w:ascii="Tahoma" w:eastAsia="微软雅黑" w:hAnsi="Tahoma" w:hint="eastAsia"/>
+                <w:color w:val="0070C0"/>
+                <w:kern w:val="0"/>
+                <w:sz w:val="22"/>
+              </w:rPr>
+              <w:t>多层组合装饰（界面装饰）</w:t>
+            </w:r>
+            <w:r>
+              <w:rPr>
+                <w:rFonts w:ascii="Tahoma" w:eastAsia="微软雅黑" w:hAnsi="Tahoma" w:hint="eastAsia"/>
+                <w:color w:val="0070C0"/>
+                <w:kern w:val="0"/>
+                <w:sz w:val="22"/>
+              </w:rPr>
+              <w:t>.docx</w:t>
+            </w:r>
+            <w:r>
+              <w:rPr>
+                <w:rFonts w:ascii="Tahoma" w:eastAsia="微软雅黑" w:hAnsi="Tahoma" w:hint="eastAsia"/>
+                <w:kern w:val="0"/>
+                <w:sz w:val="22"/>
+              </w:rPr>
+              <w:t>”。</w:t>
+            </w:r>
+          </w:p>
+        </w:tc>
+      </w:tr>
+    </w:tbl>
     <w:p>
       <w:pPr>
         <w:widowControl/>
@@ -4997,67 +5616,6 @@
           <w:sz w:val="22"/>
         </w:rPr>
       </w:pPr>
-      <w:r>
-        <w:rPr>
-          <w:rFonts w:ascii="Tahoma" w:eastAsia="微软雅黑" w:hAnsi="Tahoma" w:hint="eastAsia"/>
-          <w:kern w:val="0"/>
-          <w:sz w:val="22"/>
-        </w:rPr>
-        <w:t>界面装饰的全部插件，可以看看文档：“</w:t>
-      </w:r>
-      <w:r>
-        <w:rPr>
-          <w:rFonts w:ascii="Tahoma" w:eastAsia="微软雅黑" w:hAnsi="Tahoma" w:hint="eastAsia"/>
-          <w:color w:val="0070C0"/>
-          <w:kern w:val="0"/>
-          <w:sz w:val="22"/>
-        </w:rPr>
-        <w:t>17.</w:t>
-      </w:r>
-      <w:r>
-        <w:rPr>
-          <w:rFonts w:ascii="Tahoma" w:eastAsia="微软雅黑" w:hAnsi="Tahoma" w:hint="eastAsia"/>
-          <w:color w:val="0070C0"/>
-          <w:kern w:val="0"/>
-          <w:sz w:val="22"/>
-        </w:rPr>
-        <w:t>主菜单</w:t>
-      </w:r>
-      <w:r>
-        <w:rPr>
-          <w:rFonts w:ascii="Tahoma" w:eastAsia="微软雅黑" w:hAnsi="Tahoma" w:hint="eastAsia"/>
-          <w:color w:val="0070C0"/>
-          <w:kern w:val="0"/>
-          <w:sz w:val="22"/>
-        </w:rPr>
-        <w:t xml:space="preserve"> &gt; </w:t>
-      </w:r>
-      <w:r>
-        <w:rPr>
-          <w:rFonts w:ascii="Tahoma" w:eastAsia="微软雅黑" w:hAnsi="Tahoma" w:hint="eastAsia"/>
-          <w:color w:val="0070C0"/>
-          <w:kern w:val="0"/>
-          <w:sz w:val="22"/>
-        </w:rPr>
-        <w:t>多层组合装饰（界面装饰）</w:t>
-      </w:r>
-      <w:r>
-        <w:rPr>
-          <w:rFonts w:ascii="Tahoma" w:eastAsia="微软雅黑" w:hAnsi="Tahoma" w:hint="eastAsia"/>
-          <w:color w:val="0070C0"/>
-          <w:kern w:val="0"/>
-          <w:sz w:val="22"/>
-        </w:rPr>
-        <w:t>.docx</w:t>
-      </w:r>
-      <w:r>
-        <w:rPr>
-          <w:rFonts w:ascii="Tahoma" w:eastAsia="微软雅黑" w:hAnsi="Tahoma" w:hint="eastAsia"/>
-          <w:kern w:val="0"/>
-          <w:sz w:val="22"/>
-        </w:rPr>
-        <w:t>”。</w:t>
-      </w:r>
     </w:p>
     <w:p>
       <w:pPr>
@@ -5085,6 +5643,8 @@
           <w:rFonts w:hint="eastAsia"/>
         </w:rPr>
       </w:pPr>
+      <w:bookmarkStart w:id="3" w:name="_插件选择"/>
+      <w:bookmarkEnd w:id="3"/>
       <w:r>
         <w:rPr>
           <w:rFonts w:hint="eastAsia"/>
@@ -5380,10 +5940,10 @@
           <w:noProof/>
         </w:rPr>
         <w:drawing>
-          <wp:inline distT="0" distB="0" distL="0" distR="0" wp14:anchorId="2B2B2279" wp14:editId="26FE3791">
-            <wp:extent cx="4998720" cy="2119611"/>
+          <wp:inline distT="0" distB="0" distL="0" distR="0" wp14:anchorId="1479F146" wp14:editId="38A308CD">
+            <wp:extent cx="5152390" cy="2294569"/>
             <wp:effectExtent l="0" t="0" r="0" b="0"/>
-            <wp:docPr id="2077790701" name="图片 1"/>
+            <wp:docPr id="1014868837" name="图片 1"/>
             <wp:cNvGraphicFramePr>
               <a:graphicFrameLocks xmlns:a="http://schemas.openxmlformats.org/drawingml/2006/main" noChangeAspect="1"/>
             </wp:cNvGraphicFramePr>
@@ -5412,7 +5972,7 @@
                   <pic:spPr bwMode="auto">
                     <a:xfrm>
                       <a:off x="0" y="0"/>
-                      <a:ext cx="5000173" cy="2120227"/>
+                      <a:ext cx="5154591" cy="2295549"/>
                     </a:xfrm>
                     <a:prstGeom prst="rect">
                       <a:avLst/>
@@ -5447,8 +6007,8 @@
           <w:szCs w:val="22"/>
         </w:rPr>
       </w:pPr>
-      <w:bookmarkStart w:id="2" w:name="_1)_用图片设计"/>
-      <w:bookmarkEnd w:id="2"/>
+      <w:bookmarkStart w:id="4" w:name="_1)_用图片设计"/>
+      <w:bookmarkEnd w:id="4"/>
       <w:r>
         <w:rPr>
           <w:rFonts w:ascii="微软雅黑" w:eastAsia="微软雅黑" w:hAnsi="微软雅黑" w:hint="eastAsia"/>
@@ -5818,9 +6378,9 @@
           <w:noProof/>
         </w:rPr>
         <w:drawing>
-          <wp:inline distT="0" distB="0" distL="0" distR="0" wp14:anchorId="16B3C946" wp14:editId="4F393EF3">
-            <wp:extent cx="5274310" cy="2623185"/>
-            <wp:effectExtent l="0" t="0" r="2540" b="5715"/>
+          <wp:inline distT="0" distB="0" distL="0" distR="0" wp14:anchorId="16B3C946" wp14:editId="25B8EAC5">
+            <wp:extent cx="5134826" cy="2553812"/>
+            <wp:effectExtent l="0" t="0" r="0" b="0"/>
             <wp:docPr id="728878732" name="图片 2"/>
             <wp:cNvGraphicFramePr>
               <a:graphicFrameLocks xmlns:a="http://schemas.openxmlformats.org/drawingml/2006/main" noChangeAspect="1"/>
@@ -5850,7 +6410,7 @@
                   <pic:spPr bwMode="auto">
                     <a:xfrm>
                       <a:off x="0" y="0"/>
-                      <a:ext cx="5274310" cy="2623185"/>
+                      <a:ext cx="5137229" cy="2555007"/>
                     </a:xfrm>
                     <a:prstGeom prst="rect">
                       <a:avLst/>
@@ -5889,10 +6449,10 @@
           <w:szCs w:val="22"/>
         </w:rPr>
       </w:pPr>
-      <w:bookmarkStart w:id="3" w:name="_2)_用多层战斗设计"/>
-      <w:bookmarkStart w:id="4" w:name="_3）用战斗装饰插件设计"/>
-      <w:bookmarkEnd w:id="3"/>
-      <w:bookmarkEnd w:id="4"/>
+      <w:bookmarkStart w:id="5" w:name="_2)_用多层战斗设计"/>
+      <w:bookmarkStart w:id="6" w:name="_3）用战斗装饰插件设计"/>
+      <w:bookmarkEnd w:id="5"/>
+      <w:bookmarkEnd w:id="6"/>
       <w:r>
         <w:rPr>
           <w:rFonts w:ascii="微软雅黑" w:eastAsia="微软雅黑" w:hAnsi="微软雅黑" w:hint="eastAsia"/>
@@ -6847,7 +7407,7 @@
         <w:snapToGrid w:val="0"/>
         <w:jc w:val="center"/>
         <w:rPr>
-          <w:rFonts w:ascii="Tahoma" w:eastAsia="微软雅黑" w:hAnsi="Tahoma"/>
+          <w:rFonts w:ascii="Tahoma" w:eastAsia="微软雅黑" w:hAnsi="Tahoma" w:hint="eastAsia"/>
           <w:kern w:val="0"/>
           <w:sz w:val="22"/>
         </w:rPr>
@@ -6917,10 +7477,10 @@
           <w:szCs w:val="22"/>
         </w:rPr>
       </w:pPr>
-      <w:bookmarkStart w:id="5" w:name="_3)_用多层地图设计"/>
-      <w:bookmarkStart w:id="6" w:name="_4）用地图装饰插件设计"/>
-      <w:bookmarkEnd w:id="5"/>
-      <w:bookmarkEnd w:id="6"/>
+      <w:bookmarkStart w:id="7" w:name="_3)_用多层地图设计"/>
+      <w:bookmarkStart w:id="8" w:name="_4）用地图装饰插件设计"/>
+      <w:bookmarkEnd w:id="7"/>
+      <w:bookmarkEnd w:id="8"/>
       <w:r>
         <w:rPr>
           <w:rFonts w:ascii="微软雅黑" w:eastAsia="微软雅黑" w:hAnsi="微软雅黑" w:hint="eastAsia"/>
@@ -7803,10 +8363,8 @@
           <w:szCs w:val="22"/>
         </w:rPr>
       </w:pPr>
-      <w:bookmarkStart w:id="7" w:name="_4)_用多层动态快照设计"/>
-      <w:bookmarkStart w:id="8" w:name="_5）用天窗层装饰插件设计"/>
-      <w:bookmarkEnd w:id="7"/>
-      <w:bookmarkEnd w:id="8"/>
+      <w:bookmarkStart w:id="9" w:name="_5）用菜单装饰插件设计"/>
+      <w:bookmarkEnd w:id="9"/>
       <w:r>
         <w:rPr>
           <w:rFonts w:ascii="微软雅黑" w:eastAsia="微软雅黑" w:hAnsi="微软雅黑" w:hint="eastAsia"/>
@@ -7838,7 +8396,7 @@
           <w:sz w:val="22"/>
           <w:szCs w:val="22"/>
         </w:rPr>
-        <w:t>天窗层装饰插件</w:t>
+        <w:t>菜单装饰插件</w:t>
       </w:r>
       <w:r>
         <w:rPr>
@@ -7912,39 +8470,95 @@
           <w:kern w:val="0"/>
           <w:sz w:val="22"/>
         </w:rPr>
-        <w:t>Drill_HtmlDynamicSnapshotBackground</w:t>
-      </w:r>
-      <w:r>
-        <w:rPr>
-          <w:rFonts w:ascii="Tahoma" w:eastAsia="微软雅黑" w:hAnsi="Tahoma"/>
-          <w:kern w:val="0"/>
-          <w:sz w:val="22"/>
-        </w:rPr>
-        <w:tab/>
-      </w:r>
-      <w:r>
-        <w:rPr>
-          <w:rFonts w:ascii="Tahoma" w:eastAsia="微软雅黑" w:hAnsi="Tahoma" w:hint="eastAsia"/>
-          <w:kern w:val="0"/>
-          <w:sz w:val="22"/>
-        </w:rPr>
-        <w:t>游戏窗体</w:t>
-      </w:r>
-      <w:r>
-        <w:rPr>
-          <w:rFonts w:ascii="Tahoma" w:eastAsia="微软雅黑" w:hAnsi="Tahoma"/>
-          <w:kern w:val="0"/>
-          <w:sz w:val="22"/>
-        </w:rPr>
-        <w:t xml:space="preserve"> - </w:t>
-      </w:r>
-      <w:r>
-        <w:rPr>
-          <w:rFonts w:ascii="Tahoma" w:eastAsia="微软雅黑" w:hAnsi="Tahoma"/>
-          <w:kern w:val="0"/>
-          <w:sz w:val="22"/>
-        </w:rPr>
-        <w:t>天窗层的多层背景</w:t>
+        <w:t>Drill_MenuBackground</w:t>
+      </w:r>
+      <w:r>
+        <w:rPr>
+          <w:rFonts w:ascii="Tahoma" w:eastAsia="微软雅黑" w:hAnsi="Tahoma"/>
+          <w:kern w:val="0"/>
+          <w:sz w:val="22"/>
+        </w:rPr>
+        <w:tab/>
+      </w:r>
+      <w:r>
+        <w:rPr>
+          <w:rFonts w:ascii="Tahoma" w:eastAsia="微软雅黑" w:hAnsi="Tahoma"/>
+          <w:kern w:val="0"/>
+          <w:sz w:val="22"/>
+        </w:rPr>
+        <w:tab/>
+      </w:r>
+      <w:r>
+        <w:rPr>
+          <w:rFonts w:ascii="Tahoma" w:eastAsia="微软雅黑" w:hAnsi="Tahoma"/>
+          <w:kern w:val="0"/>
+          <w:sz w:val="22"/>
+        </w:rPr>
+        <w:tab/>
+      </w:r>
+      <w:r>
+        <w:rPr>
+          <w:rFonts w:ascii="Tahoma" w:eastAsia="微软雅黑" w:hAnsi="Tahoma"/>
+          <w:kern w:val="0"/>
+          <w:sz w:val="22"/>
+        </w:rPr>
+        <w:tab/>
+      </w:r>
+      <w:r>
+        <w:rPr>
+          <w:rFonts w:ascii="Tahoma" w:eastAsia="微软雅黑" w:hAnsi="Tahoma"/>
+          <w:kern w:val="0"/>
+          <w:sz w:val="22"/>
+        </w:rPr>
+        <w:tab/>
+      </w:r>
+      <w:r>
+        <w:rPr>
+          <w:rFonts w:ascii="Tahoma" w:eastAsia="微软雅黑" w:hAnsi="Tahoma" w:hint="eastAsia"/>
+          <w:kern w:val="0"/>
+          <w:sz w:val="22"/>
+        </w:rPr>
+        <w:t>主菜单</w:t>
+      </w:r>
+      <w:r>
+        <w:rPr>
+          <w:rFonts w:ascii="Tahoma" w:eastAsia="微软雅黑" w:hAnsi="Tahoma"/>
+          <w:kern w:val="0"/>
+          <w:sz w:val="22"/>
+        </w:rPr>
+        <w:t xml:space="preserve"> -</w:t>
+      </w:r>
+      <w:r>
+        <w:rPr>
+          <w:rFonts w:ascii="Tahoma" w:eastAsia="微软雅黑" w:hAnsi="Tahoma"/>
+          <w:kern w:val="0"/>
+          <w:sz w:val="22"/>
+        </w:rPr>
+        <w:t xml:space="preserve"> </w:t>
+      </w:r>
+      <w:r>
+        <w:rPr>
+          <w:rFonts w:ascii="Tahoma" w:eastAsia="微软雅黑" w:hAnsi="Tahoma" w:hint="eastAsia"/>
+          <w:kern w:val="0"/>
+          <w:sz w:val="22"/>
+        </w:rPr>
+        <w:t>多层</w:t>
+      </w:r>
+      <w:r>
+        <w:rPr>
+          <w:rFonts w:ascii="Tahoma" w:eastAsia="微软雅黑" w:hAnsi="Tahoma" w:hint="eastAsia"/>
+          <w:kern w:val="0"/>
+          <w:sz w:val="22"/>
+        </w:rPr>
+        <w:t>菜单</w:t>
+      </w:r>
+      <w:r>
+        <w:rPr>
+          <w:rFonts w:ascii="Tahoma" w:eastAsia="微软雅黑" w:hAnsi="Tahoma" w:hint="eastAsia"/>
+          <w:kern w:val="0"/>
+          <w:sz w:val="22"/>
+        </w:rPr>
+        <w:t>背景</w:t>
       </w:r>
     </w:p>
     <w:p>
@@ -7981,55 +8595,119 @@
           <w:kern w:val="0"/>
           <w:sz w:val="22"/>
         </w:rPr>
-        <w:t>Drill_HtmlDynamicSnapshotCircle</w:t>
-      </w:r>
-      <w:r>
-        <w:rPr>
-          <w:rFonts w:ascii="Tahoma" w:eastAsia="微软雅黑" w:hAnsi="Tahoma"/>
-          <w:kern w:val="0"/>
-          <w:sz w:val="22"/>
-        </w:rPr>
-        <w:tab/>
-      </w:r>
-      <w:r>
-        <w:rPr>
-          <w:rFonts w:ascii="Tahoma" w:eastAsia="微软雅黑" w:hAnsi="Tahoma"/>
-          <w:kern w:val="0"/>
-          <w:sz w:val="22"/>
-        </w:rPr>
-        <w:tab/>
-      </w:r>
-      <w:r>
-        <w:rPr>
-          <w:rFonts w:ascii="Tahoma" w:eastAsia="微软雅黑" w:hAnsi="Tahoma"/>
-          <w:kern w:val="0"/>
-          <w:sz w:val="22"/>
-        </w:rPr>
-        <w:tab/>
-      </w:r>
-      <w:r>
-        <w:rPr>
-          <w:rFonts w:ascii="Tahoma" w:eastAsia="微软雅黑" w:hAnsi="Tahoma" w:hint="eastAsia"/>
-          <w:kern w:val="0"/>
-          <w:sz w:val="22"/>
-        </w:rPr>
-        <w:t>游戏窗体</w:t>
-      </w:r>
-      <w:r>
-        <w:rPr>
-          <w:rFonts w:ascii="Tahoma" w:eastAsia="微软雅黑" w:hAnsi="Tahoma"/>
-          <w:kern w:val="0"/>
-          <w:sz w:val="22"/>
-        </w:rPr>
-        <w:t xml:space="preserve"> - </w:t>
-      </w:r>
-      <w:r>
-        <w:rPr>
-          <w:rFonts w:ascii="Tahoma" w:eastAsia="微软雅黑" w:hAnsi="Tahoma"/>
-          <w:kern w:val="0"/>
-          <w:sz w:val="22"/>
-        </w:rPr>
-        <w:t>天窗层的多层魔法圈</w:t>
+        <w:t>Drill_</w:t>
+      </w:r>
+      <w:r>
+        <w:rPr>
+          <w:rFonts w:ascii="Tahoma" w:eastAsia="微软雅黑" w:hAnsi="Tahoma"/>
+          <w:kern w:val="0"/>
+          <w:sz w:val="22"/>
+        </w:rPr>
+        <w:t>Menu</w:t>
+      </w:r>
+      <w:r>
+        <w:rPr>
+          <w:rFonts w:ascii="Tahoma" w:eastAsia="微软雅黑" w:hAnsi="Tahoma"/>
+          <w:kern w:val="0"/>
+          <w:sz w:val="22"/>
+        </w:rPr>
+        <w:t>Particle</w:t>
+      </w:r>
+      <w:r>
+        <w:rPr>
+          <w:rFonts w:ascii="Tahoma" w:eastAsia="微软雅黑" w:hAnsi="Tahoma"/>
+          <w:kern w:val="0"/>
+          <w:sz w:val="22"/>
+        </w:rPr>
+        <w:tab/>
+      </w:r>
+      <w:r>
+        <w:rPr>
+          <w:rFonts w:ascii="Tahoma" w:eastAsia="微软雅黑" w:hAnsi="Tahoma"/>
+          <w:kern w:val="0"/>
+          <w:sz w:val="22"/>
+        </w:rPr>
+        <w:tab/>
+      </w:r>
+      <w:r>
+        <w:rPr>
+          <w:rFonts w:ascii="Tahoma" w:eastAsia="微软雅黑" w:hAnsi="Tahoma"/>
+          <w:kern w:val="0"/>
+          <w:sz w:val="22"/>
+        </w:rPr>
+        <w:tab/>
+      </w:r>
+      <w:r>
+        <w:rPr>
+          <w:rFonts w:ascii="Tahoma" w:eastAsia="微软雅黑" w:hAnsi="Tahoma"/>
+          <w:kern w:val="0"/>
+          <w:sz w:val="22"/>
+        </w:rPr>
+        <w:tab/>
+      </w:r>
+      <w:r>
+        <w:rPr>
+          <w:rFonts w:ascii="Tahoma" w:eastAsia="微软雅黑" w:hAnsi="Tahoma"/>
+          <w:kern w:val="0"/>
+          <w:sz w:val="22"/>
+        </w:rPr>
+        <w:tab/>
+      </w:r>
+      <w:r>
+        <w:rPr>
+          <w:rFonts w:ascii="Tahoma" w:eastAsia="微软雅黑" w:hAnsi="Tahoma"/>
+          <w:kern w:val="0"/>
+          <w:sz w:val="22"/>
+        </w:rPr>
+        <w:tab/>
+      </w:r>
+      <w:r>
+        <w:rPr>
+          <w:rFonts w:ascii="Tahoma" w:eastAsia="微软雅黑" w:hAnsi="Tahoma" w:hint="eastAsia"/>
+          <w:kern w:val="0"/>
+          <w:sz w:val="22"/>
+        </w:rPr>
+        <w:t>主菜单</w:t>
+      </w:r>
+      <w:r>
+        <w:rPr>
+          <w:rFonts w:ascii="Tahoma" w:eastAsia="微软雅黑" w:hAnsi="Tahoma"/>
+          <w:kern w:val="0"/>
+          <w:sz w:val="22"/>
+        </w:rPr>
+        <w:t xml:space="preserve"> -</w:t>
+      </w:r>
+      <w:r>
+        <w:rPr>
+          <w:rFonts w:ascii="Tahoma" w:eastAsia="微软雅黑" w:hAnsi="Tahoma"/>
+          <w:kern w:val="0"/>
+          <w:sz w:val="22"/>
+        </w:rPr>
+        <w:t xml:space="preserve"> </w:t>
+      </w:r>
+      <w:r>
+        <w:rPr>
+          <w:rFonts w:ascii="Tahoma" w:eastAsia="微软雅黑" w:hAnsi="Tahoma" w:hint="eastAsia"/>
+          <w:kern w:val="0"/>
+          <w:sz w:val="22"/>
+        </w:rPr>
+        <w:t>多层</w:t>
+      </w:r>
+      <w:r>
+        <w:rPr>
+          <w:rFonts w:ascii="Tahoma" w:eastAsia="微软雅黑" w:hAnsi="Tahoma" w:hint="eastAsia"/>
+          <w:kern w:val="0"/>
+          <w:sz w:val="22"/>
+        </w:rPr>
+        <w:t>菜单</w:t>
+      </w:r>
+      <w:r>
+        <w:rPr>
+          <w:rFonts w:ascii="Tahoma" w:eastAsia="微软雅黑" w:hAnsi="Tahoma" w:hint="eastAsia"/>
+          <w:kern w:val="0"/>
+          <w:sz w:val="22"/>
+        </w:rPr>
+        <w:t>粒子</w:t>
       </w:r>
     </w:p>
     <w:p>
@@ -8066,47 +8744,119 @@
           <w:kern w:val="0"/>
           <w:sz w:val="22"/>
         </w:rPr>
-        <w:t>Drill_HtmlDynamicSnapshotSprite</w:t>
-      </w:r>
-      <w:r>
-        <w:rPr>
-          <w:rFonts w:ascii="Tahoma" w:eastAsia="微软雅黑" w:hAnsi="Tahoma" w:hint="eastAsia"/>
-          <w:kern w:val="0"/>
-          <w:sz w:val="22"/>
-        </w:rPr>
-        <w:tab/>
-      </w:r>
-      <w:r>
-        <w:rPr>
-          <w:rFonts w:ascii="Tahoma" w:eastAsia="微软雅黑" w:hAnsi="Tahoma" w:hint="eastAsia"/>
-          <w:kern w:val="0"/>
-          <w:sz w:val="22"/>
-        </w:rPr>
-        <w:tab/>
-      </w:r>
-      <w:r>
-        <w:rPr>
-          <w:rFonts w:ascii="Tahoma" w:eastAsia="微软雅黑" w:hAnsi="Tahoma" w:hint="eastAsia"/>
-          <w:kern w:val="0"/>
-          <w:sz w:val="22"/>
-        </w:rPr>
-        <w:t>游戏窗体</w:t>
-      </w:r>
-      <w:r>
-        <w:rPr>
-          <w:rFonts w:ascii="Tahoma" w:eastAsia="微软雅黑" w:hAnsi="Tahoma"/>
-          <w:kern w:val="0"/>
-          <w:sz w:val="22"/>
-        </w:rPr>
-        <w:t xml:space="preserve"> - </w:t>
-      </w:r>
-      <w:r>
-        <w:rPr>
-          <w:rFonts w:ascii="Tahoma" w:eastAsia="微软雅黑" w:hAnsi="Tahoma"/>
-          <w:kern w:val="0"/>
-          <w:sz w:val="22"/>
-        </w:rPr>
-        <w:t>天窗层的多层动态快照</w:t>
+        <w:t>Drill_</w:t>
+      </w:r>
+      <w:r>
+        <w:rPr>
+          <w:rFonts w:ascii="Tahoma" w:eastAsia="微软雅黑" w:hAnsi="Tahoma"/>
+          <w:kern w:val="0"/>
+          <w:sz w:val="22"/>
+        </w:rPr>
+        <w:t>Menu</w:t>
+      </w:r>
+      <w:r>
+        <w:rPr>
+          <w:rFonts w:ascii="Tahoma" w:eastAsia="微软雅黑" w:hAnsi="Tahoma"/>
+          <w:kern w:val="0"/>
+          <w:sz w:val="22"/>
+        </w:rPr>
+        <w:t>Circle</w:t>
+      </w:r>
+      <w:r>
+        <w:rPr>
+          <w:rFonts w:ascii="Tahoma" w:eastAsia="微软雅黑" w:hAnsi="Tahoma"/>
+          <w:kern w:val="0"/>
+          <w:sz w:val="22"/>
+        </w:rPr>
+        <w:tab/>
+      </w:r>
+      <w:r>
+        <w:rPr>
+          <w:rFonts w:ascii="Tahoma" w:eastAsia="微软雅黑" w:hAnsi="Tahoma"/>
+          <w:kern w:val="0"/>
+          <w:sz w:val="22"/>
+        </w:rPr>
+        <w:tab/>
+      </w:r>
+      <w:r>
+        <w:rPr>
+          <w:rFonts w:ascii="Tahoma" w:eastAsia="微软雅黑" w:hAnsi="Tahoma"/>
+          <w:kern w:val="0"/>
+          <w:sz w:val="22"/>
+        </w:rPr>
+        <w:tab/>
+      </w:r>
+      <w:r>
+        <w:rPr>
+          <w:rFonts w:ascii="Tahoma" w:eastAsia="微软雅黑" w:hAnsi="Tahoma"/>
+          <w:kern w:val="0"/>
+          <w:sz w:val="22"/>
+        </w:rPr>
+        <w:tab/>
+      </w:r>
+      <w:r>
+        <w:rPr>
+          <w:rFonts w:ascii="Tahoma" w:eastAsia="微软雅黑" w:hAnsi="Tahoma"/>
+          <w:kern w:val="0"/>
+          <w:sz w:val="22"/>
+        </w:rPr>
+        <w:tab/>
+      </w:r>
+      <w:r>
+        <w:rPr>
+          <w:rFonts w:ascii="Tahoma" w:eastAsia="微软雅黑" w:hAnsi="Tahoma"/>
+          <w:kern w:val="0"/>
+          <w:sz w:val="22"/>
+        </w:rPr>
+        <w:tab/>
+      </w:r>
+      <w:r>
+        <w:rPr>
+          <w:rFonts w:ascii="Tahoma" w:eastAsia="微软雅黑" w:hAnsi="Tahoma" w:hint="eastAsia"/>
+          <w:kern w:val="0"/>
+          <w:sz w:val="22"/>
+        </w:rPr>
+        <w:t>主菜单</w:t>
+      </w:r>
+      <w:r>
+        <w:rPr>
+          <w:rFonts w:ascii="Tahoma" w:eastAsia="微软雅黑" w:hAnsi="Tahoma"/>
+          <w:kern w:val="0"/>
+          <w:sz w:val="22"/>
+        </w:rPr>
+        <w:t xml:space="preserve"> -</w:t>
+      </w:r>
+      <w:r>
+        <w:rPr>
+          <w:rFonts w:ascii="Tahoma" w:eastAsia="微软雅黑" w:hAnsi="Tahoma"/>
+          <w:kern w:val="0"/>
+          <w:sz w:val="22"/>
+        </w:rPr>
+        <w:t xml:space="preserve"> </w:t>
+      </w:r>
+      <w:r>
+        <w:rPr>
+          <w:rFonts w:ascii="Tahoma" w:eastAsia="微软雅黑" w:hAnsi="Tahoma" w:hint="eastAsia"/>
+          <w:kern w:val="0"/>
+          <w:sz w:val="22"/>
+        </w:rPr>
+        <w:t>多层</w:t>
+      </w:r>
+      <w:r>
+        <w:rPr>
+          <w:rFonts w:ascii="Tahoma" w:eastAsia="微软雅黑" w:hAnsi="Tahoma" w:hint="eastAsia"/>
+          <w:kern w:val="0"/>
+          <w:sz w:val="22"/>
+        </w:rPr>
+        <w:t>菜单</w:t>
+      </w:r>
+      <w:r>
+        <w:rPr>
+          <w:rFonts w:ascii="Tahoma" w:eastAsia="微软雅黑" w:hAnsi="Tahoma" w:hint="eastAsia"/>
+          <w:kern w:val="0"/>
+          <w:sz w:val="22"/>
+        </w:rPr>
+        <w:t>魔法圈</w:t>
       </w:r>
     </w:p>
     <w:p>
@@ -8123,90 +8873,155 @@
       </w:pPr>
       <w:r>
         <w:rPr>
-          <w:rFonts w:ascii="Tahoma" w:eastAsia="微软雅黑" w:hAnsi="Tahoma" w:hint="eastAsia"/>
-          <w:kern w:val="0"/>
-          <w:sz w:val="22"/>
-        </w:rPr>
-        <w:t>相关文档：</w:t>
-      </w:r>
-      <w:r>
-        <w:rPr>
-          <w:rFonts w:ascii="Tahoma" w:eastAsia="微软雅黑" w:hAnsi="Tahoma" w:hint="eastAsia"/>
-          <w:kern w:val="0"/>
-          <w:sz w:val="22"/>
-        </w:rPr>
-        <w:t>“</w:t>
-      </w:r>
-      <w:r>
-        <w:rPr>
-          <w:rFonts w:ascii="Tahoma" w:eastAsia="微软雅黑" w:hAnsi="Tahoma"/>
-          <w:color w:val="0070C0"/>
-          <w:kern w:val="0"/>
-          <w:sz w:val="22"/>
-        </w:rPr>
-        <w:t>1.</w:t>
-      </w:r>
-      <w:r>
-        <w:rPr>
-          <w:rFonts w:ascii="Tahoma" w:eastAsia="微软雅黑" w:hAnsi="Tahoma"/>
-          <w:color w:val="0070C0"/>
-          <w:kern w:val="0"/>
-          <w:sz w:val="22"/>
-        </w:rPr>
-        <w:t>系统</w:t>
-      </w:r>
-      <w:r>
-        <w:rPr>
-          <w:rFonts w:ascii="Tahoma" w:eastAsia="微软雅黑" w:hAnsi="Tahoma" w:hint="eastAsia"/>
-          <w:color w:val="0070C0"/>
-          <w:kern w:val="0"/>
-          <w:sz w:val="22"/>
-        </w:rPr>
-        <w:t xml:space="preserve"> &gt; </w:t>
-      </w:r>
-      <w:r>
-        <w:rPr>
-          <w:rFonts w:ascii="Tahoma" w:eastAsia="微软雅黑" w:hAnsi="Tahoma" w:hint="eastAsia"/>
-          <w:color w:val="0070C0"/>
-          <w:kern w:val="0"/>
-          <w:sz w:val="22"/>
-        </w:rPr>
-        <w:t>大家族</w:t>
-      </w:r>
-      <w:r>
-        <w:rPr>
-          <w:rFonts w:ascii="Tahoma" w:eastAsia="微软雅黑" w:hAnsi="Tahoma"/>
-          <w:color w:val="0070C0"/>
-          <w:kern w:val="0"/>
-          <w:sz w:val="22"/>
-        </w:rPr>
-        <w:t>-</w:t>
-      </w:r>
-      <w:r>
-        <w:rPr>
-          <w:rFonts w:ascii="Tahoma" w:eastAsia="微软雅黑" w:hAnsi="Tahoma"/>
-          <w:color w:val="0070C0"/>
-          <w:kern w:val="0"/>
-          <w:sz w:val="22"/>
-        </w:rPr>
-        <w:t>屏幕快照</w:t>
-      </w:r>
-      <w:r>
-        <w:rPr>
-          <w:rFonts w:ascii="Tahoma" w:eastAsia="微软雅黑" w:hAnsi="Tahoma"/>
-          <w:color w:val="0070C0"/>
-          <w:kern w:val="0"/>
-          <w:sz w:val="22"/>
-        </w:rPr>
-        <w:t>.docx</w:t>
-      </w:r>
-      <w:r>
-        <w:rPr>
-          <w:rFonts w:ascii="Tahoma" w:eastAsia="微软雅黑" w:hAnsi="Tahoma" w:hint="eastAsia"/>
-          <w:kern w:val="0"/>
-          <w:sz w:val="22"/>
-        </w:rPr>
-        <w:t>”</w:t>
+          <w:rFonts w:ascii="Tahoma" w:eastAsia="微软雅黑" w:hAnsi="Tahoma"/>
+          <w:kern w:val="0"/>
+          <w:sz w:val="22"/>
+        </w:rPr>
+        <w:tab/>
+      </w:r>
+      <w:r>
+        <w:rPr>
+          <w:rFonts w:ascii="Tahoma" w:eastAsia="微软雅黑" w:hAnsi="Tahoma" w:hint="eastAsia"/>
+          <w:kern w:val="0"/>
+          <w:sz w:val="22"/>
+        </w:rPr>
+        <w:t>◆</w:t>
+      </w:r>
+      <w:r>
+        <w:rPr>
+          <w:rFonts w:ascii="Tahoma" w:eastAsia="微软雅黑" w:hAnsi="Tahoma"/>
+          <w:kern w:val="0"/>
+          <w:sz w:val="22"/>
+        </w:rPr>
+        <w:t>Drill_</w:t>
+      </w:r>
+      <w:r>
+        <w:rPr>
+          <w:rFonts w:ascii="Tahoma" w:eastAsia="微软雅黑" w:hAnsi="Tahoma"/>
+          <w:kern w:val="0"/>
+          <w:sz w:val="22"/>
+        </w:rPr>
+        <w:t>Menu</w:t>
+      </w:r>
+      <w:r>
+        <w:rPr>
+          <w:rFonts w:ascii="Tahoma" w:eastAsia="微软雅黑" w:hAnsi="Tahoma"/>
+          <w:kern w:val="0"/>
+          <w:sz w:val="22"/>
+        </w:rPr>
+        <w:t>Gif</w:t>
+      </w:r>
+      <w:r>
+        <w:rPr>
+          <w:rFonts w:ascii="Tahoma" w:eastAsia="微软雅黑" w:hAnsi="Tahoma"/>
+          <w:kern w:val="0"/>
+          <w:sz w:val="22"/>
+        </w:rPr>
+        <w:tab/>
+      </w:r>
+      <w:r>
+        <w:rPr>
+          <w:rFonts w:ascii="Tahoma" w:eastAsia="微软雅黑" w:hAnsi="Tahoma"/>
+          <w:kern w:val="0"/>
+          <w:sz w:val="22"/>
+        </w:rPr>
+        <w:tab/>
+      </w:r>
+      <w:r>
+        <w:rPr>
+          <w:rFonts w:ascii="Tahoma" w:eastAsia="微软雅黑" w:hAnsi="Tahoma"/>
+          <w:kern w:val="0"/>
+          <w:sz w:val="22"/>
+        </w:rPr>
+        <w:tab/>
+      </w:r>
+      <w:r>
+        <w:rPr>
+          <w:rFonts w:ascii="Tahoma" w:eastAsia="微软雅黑" w:hAnsi="Tahoma"/>
+          <w:kern w:val="0"/>
+          <w:sz w:val="22"/>
+        </w:rPr>
+        <w:tab/>
+      </w:r>
+      <w:r>
+        <w:rPr>
+          <w:rFonts w:ascii="Tahoma" w:eastAsia="微软雅黑" w:hAnsi="Tahoma"/>
+          <w:kern w:val="0"/>
+          <w:sz w:val="22"/>
+        </w:rPr>
+        <w:tab/>
+      </w:r>
+      <w:r>
+        <w:rPr>
+          <w:rFonts w:ascii="Tahoma" w:eastAsia="微软雅黑" w:hAnsi="Tahoma"/>
+          <w:kern w:val="0"/>
+          <w:sz w:val="22"/>
+        </w:rPr>
+        <w:tab/>
+      </w:r>
+      <w:r>
+        <w:rPr>
+          <w:rFonts w:ascii="Tahoma" w:eastAsia="微软雅黑" w:hAnsi="Tahoma"/>
+          <w:kern w:val="0"/>
+          <w:sz w:val="22"/>
+        </w:rPr>
+        <w:tab/>
+      </w:r>
+      <w:r>
+        <w:rPr>
+          <w:rFonts w:ascii="Tahoma" w:eastAsia="微软雅黑" w:hAnsi="Tahoma" w:hint="eastAsia"/>
+          <w:kern w:val="0"/>
+          <w:sz w:val="22"/>
+        </w:rPr>
+        <w:t>主菜单</w:t>
+      </w:r>
+      <w:r>
+        <w:rPr>
+          <w:rFonts w:ascii="Tahoma" w:eastAsia="微软雅黑" w:hAnsi="Tahoma"/>
+          <w:kern w:val="0"/>
+          <w:sz w:val="22"/>
+        </w:rPr>
+        <w:t xml:space="preserve"> -</w:t>
+      </w:r>
+      <w:r>
+        <w:rPr>
+          <w:rFonts w:ascii="Tahoma" w:eastAsia="微软雅黑" w:hAnsi="Tahoma"/>
+          <w:kern w:val="0"/>
+          <w:sz w:val="22"/>
+        </w:rPr>
+        <w:t xml:space="preserve"> </w:t>
+      </w:r>
+      <w:r>
+        <w:rPr>
+          <w:rFonts w:ascii="Tahoma" w:eastAsia="微软雅黑" w:hAnsi="Tahoma" w:hint="eastAsia"/>
+          <w:kern w:val="0"/>
+          <w:sz w:val="22"/>
+        </w:rPr>
+        <w:t>多层</w:t>
+      </w:r>
+      <w:r>
+        <w:rPr>
+          <w:rFonts w:ascii="Tahoma" w:eastAsia="微软雅黑" w:hAnsi="Tahoma" w:hint="eastAsia"/>
+          <w:kern w:val="0"/>
+          <w:sz w:val="22"/>
+        </w:rPr>
+        <w:t>菜单</w:t>
+      </w:r>
+      <w:r>
+        <w:rPr>
+          <w:rFonts w:ascii="Tahoma" w:eastAsia="微软雅黑" w:hAnsi="Tahoma" w:hint="eastAsia"/>
+          <w:kern w:val="0"/>
+          <w:sz w:val="22"/>
+        </w:rPr>
+        <w:t>G</w:t>
+      </w:r>
+      <w:r>
+        <w:rPr>
+          <w:rFonts w:ascii="Tahoma" w:eastAsia="微软雅黑" w:hAnsi="Tahoma"/>
+          <w:kern w:val="0"/>
+          <w:sz w:val="22"/>
+        </w:rPr>
+        <w:t>IF</w:t>
       </w:r>
     </w:p>
     <w:p>
@@ -8223,15 +9038,111 @@
       </w:pPr>
       <w:r>
         <w:rPr>
-          <w:rFonts w:ascii="Tahoma" w:eastAsia="微软雅黑" w:hAnsi="Tahoma" w:hint="eastAsia"/>
-          <w:kern w:val="0"/>
-          <w:sz w:val="22"/>
-        </w:rPr>
-        <w:t>示例位置在</w:t>
-      </w:r>
-      <w:r>
-        <w:rPr>
-          <w:rFonts w:ascii="Tahoma" w:eastAsia="微软雅黑" w:hAnsi="Tahoma" w:hint="eastAsia"/>
+          <w:rFonts w:ascii="Tahoma" w:eastAsia="微软雅黑" w:hAnsi="Tahoma"/>
+          <w:kern w:val="0"/>
+          <w:sz w:val="22"/>
+        </w:rPr>
+        <w:tab/>
+      </w:r>
+      <w:r>
+        <w:rPr>
+          <w:rFonts w:ascii="Tahoma" w:eastAsia="微软雅黑" w:hAnsi="Tahoma" w:hint="eastAsia"/>
+          <w:kern w:val="0"/>
+          <w:sz w:val="22"/>
+        </w:rPr>
+        <w:t>◆</w:t>
+      </w:r>
+      <w:r>
+        <w:rPr>
+          <w:rFonts w:ascii="Tahoma" w:eastAsia="微软雅黑" w:hAnsi="Tahoma"/>
+          <w:kern w:val="0"/>
+          <w:sz w:val="22"/>
+        </w:rPr>
+        <w:t>Drill_</w:t>
+      </w:r>
+      <w:r>
+        <w:rPr>
+          <w:rFonts w:ascii="Tahoma" w:eastAsia="微软雅黑" w:hAnsi="Tahoma"/>
+          <w:kern w:val="0"/>
+          <w:sz w:val="22"/>
+        </w:rPr>
+        <w:t>Menu</w:t>
+      </w:r>
+      <w:r>
+        <w:rPr>
+          <w:rFonts w:ascii="Tahoma" w:eastAsia="微软雅黑" w:hAnsi="Tahoma"/>
+          <w:kern w:val="0"/>
+          <w:sz w:val="22"/>
+        </w:rPr>
+        <w:t>TiledGif</w:t>
+      </w:r>
+      <w:r>
+        <w:rPr>
+          <w:rFonts w:ascii="Tahoma" w:eastAsia="微软雅黑" w:hAnsi="Tahoma"/>
+          <w:kern w:val="0"/>
+          <w:sz w:val="22"/>
+        </w:rPr>
+        <w:tab/>
+      </w:r>
+      <w:r>
+        <w:rPr>
+          <w:rFonts w:ascii="Tahoma" w:eastAsia="微软雅黑" w:hAnsi="Tahoma"/>
+          <w:kern w:val="0"/>
+          <w:sz w:val="22"/>
+        </w:rPr>
+        <w:tab/>
+      </w:r>
+      <w:r>
+        <w:rPr>
+          <w:rFonts w:ascii="Tahoma" w:eastAsia="微软雅黑" w:hAnsi="Tahoma"/>
+          <w:kern w:val="0"/>
+          <w:sz w:val="22"/>
+        </w:rPr>
+        <w:tab/>
+      </w:r>
+      <w:r>
+        <w:rPr>
+          <w:rFonts w:ascii="Tahoma" w:eastAsia="微软雅黑" w:hAnsi="Tahoma"/>
+          <w:kern w:val="0"/>
+          <w:sz w:val="22"/>
+        </w:rPr>
+        <w:tab/>
+      </w:r>
+      <w:r>
+        <w:rPr>
+          <w:rFonts w:ascii="Tahoma" w:eastAsia="微软雅黑" w:hAnsi="Tahoma"/>
+          <w:kern w:val="0"/>
+          <w:sz w:val="22"/>
+        </w:rPr>
+        <w:tab/>
+      </w:r>
+      <w:r>
+        <w:rPr>
+          <w:rFonts w:ascii="Tahoma" w:eastAsia="微软雅黑" w:hAnsi="Tahoma"/>
+          <w:kern w:val="0"/>
+          <w:sz w:val="22"/>
+        </w:rPr>
+        <w:tab/>
+      </w:r>
+      <w:r>
+        <w:rPr>
+          <w:rFonts w:ascii="Tahoma" w:eastAsia="微软雅黑" w:hAnsi="Tahoma" w:hint="eastAsia"/>
+          <w:kern w:val="0"/>
+          <w:sz w:val="22"/>
+        </w:rPr>
+        <w:t>主菜单</w:t>
+      </w:r>
+      <w:r>
+        <w:rPr>
+          <w:rFonts w:ascii="Tahoma" w:eastAsia="微软雅黑" w:hAnsi="Tahoma"/>
+          <w:kern w:val="0"/>
+          <w:sz w:val="22"/>
+        </w:rPr>
+        <w:t xml:space="preserve"> -</w:t>
+      </w:r>
+      <w:r>
+        <w:rPr>
+          <w:rFonts w:ascii="Tahoma" w:eastAsia="微软雅黑" w:hAnsi="Tahoma"/>
           <w:kern w:val="0"/>
           <w:sz w:val="22"/>
         </w:rPr>
@@ -8240,27 +9151,34 @@
       <w:r>
         <w:rPr>
           <w:rFonts w:ascii="Tahoma" w:eastAsia="微软雅黑" w:hAnsi="Tahoma" w:hint="eastAsia"/>
-          <w:color w:val="00B050"/>
-          <w:kern w:val="0"/>
-          <w:sz w:val="22"/>
-        </w:rPr>
-        <w:t>特效管理层</w:t>
-      </w:r>
-      <w:r>
-        <w:rPr>
-          <w:rFonts w:ascii="Tahoma" w:eastAsia="微软雅黑" w:hAnsi="Tahoma" w:hint="eastAsia"/>
-          <w:kern w:val="0"/>
-          <w:sz w:val="22"/>
-        </w:rPr>
-        <w:t xml:space="preserve"> </w:t>
-      </w:r>
-      <w:r>
-        <w:rPr>
-          <w:rFonts w:ascii="Tahoma" w:eastAsia="微软雅黑" w:hAnsi="Tahoma" w:hint="eastAsia"/>
-          <w:kern w:val="0"/>
-          <w:sz w:val="22"/>
-        </w:rPr>
-        <w:t>，可以去看看。（在战斗界面、地图界面、菜单界面都有效）</w:t>
+          <w:kern w:val="0"/>
+          <w:sz w:val="22"/>
+        </w:rPr>
+        <w:t>多层</w:t>
+      </w:r>
+      <w:r>
+        <w:rPr>
+          <w:rFonts w:ascii="Tahoma" w:eastAsia="微软雅黑" w:hAnsi="Tahoma" w:hint="eastAsia"/>
+          <w:kern w:val="0"/>
+          <w:sz w:val="22"/>
+        </w:rPr>
+        <w:t>菜单</w:t>
+      </w:r>
+      <w:r>
+        <w:rPr>
+          <w:rFonts w:ascii="Tahoma" w:eastAsia="微软雅黑" w:hAnsi="Tahoma" w:hint="eastAsia"/>
+          <w:kern w:val="0"/>
+          <w:sz w:val="22"/>
+        </w:rPr>
+        <w:t>平铺</w:t>
+      </w:r>
+      <w:r>
+        <w:rPr>
+          <w:rFonts w:ascii="Tahoma" w:eastAsia="微软雅黑" w:hAnsi="Tahoma"/>
+          <w:kern w:val="0"/>
+          <w:sz w:val="22"/>
+        </w:rPr>
+        <w:t>GIF</w:t>
       </w:r>
     </w:p>
     <w:p>
@@ -8268,6 +9186,546 @@
         <w:widowControl/>
         <w:adjustRightInd w:val="0"/>
         <w:snapToGrid w:val="0"/>
+        <w:jc w:val="left"/>
+        <w:rPr>
+          <w:rFonts w:ascii="Tahoma" w:eastAsia="微软雅黑" w:hAnsi="Tahoma"/>
+          <w:kern w:val="0"/>
+          <w:sz w:val="22"/>
+        </w:rPr>
+      </w:pPr>
+      <w:r>
+        <w:rPr>
+          <w:rFonts w:ascii="Tahoma" w:eastAsia="微软雅黑" w:hAnsi="Tahoma"/>
+          <w:kern w:val="0"/>
+          <w:sz w:val="22"/>
+        </w:rPr>
+        <w:tab/>
+      </w:r>
+      <w:r>
+        <w:rPr>
+          <w:rFonts w:ascii="Tahoma" w:eastAsia="微软雅黑" w:hAnsi="Tahoma" w:hint="eastAsia"/>
+          <w:kern w:val="0"/>
+          <w:sz w:val="22"/>
+        </w:rPr>
+        <w:t>◆</w:t>
+      </w:r>
+      <w:r>
+        <w:rPr>
+          <w:rFonts w:ascii="Tahoma" w:eastAsia="微软雅黑" w:hAnsi="Tahoma"/>
+          <w:kern w:val="0"/>
+          <w:sz w:val="22"/>
+        </w:rPr>
+        <w:t>Drill_MenuVideo</w:t>
+      </w:r>
+      <w:r>
+        <w:rPr>
+          <w:rFonts w:ascii="Tahoma" w:eastAsia="微软雅黑" w:hAnsi="Tahoma"/>
+          <w:kern w:val="0"/>
+          <w:sz w:val="22"/>
+        </w:rPr>
+        <w:tab/>
+      </w:r>
+      <w:r>
+        <w:rPr>
+          <w:rFonts w:ascii="Tahoma" w:eastAsia="微软雅黑" w:hAnsi="Tahoma"/>
+          <w:kern w:val="0"/>
+          <w:sz w:val="22"/>
+        </w:rPr>
+        <w:tab/>
+      </w:r>
+      <w:r>
+        <w:rPr>
+          <w:rFonts w:ascii="Tahoma" w:eastAsia="微软雅黑" w:hAnsi="Tahoma"/>
+          <w:kern w:val="0"/>
+          <w:sz w:val="22"/>
+        </w:rPr>
+        <w:tab/>
+      </w:r>
+      <w:r>
+        <w:rPr>
+          <w:rFonts w:ascii="Tahoma" w:eastAsia="微软雅黑" w:hAnsi="Tahoma"/>
+          <w:kern w:val="0"/>
+          <w:sz w:val="22"/>
+        </w:rPr>
+        <w:tab/>
+      </w:r>
+      <w:r>
+        <w:rPr>
+          <w:rFonts w:ascii="Tahoma" w:eastAsia="微软雅黑" w:hAnsi="Tahoma"/>
+          <w:kern w:val="0"/>
+          <w:sz w:val="22"/>
+        </w:rPr>
+        <w:tab/>
+      </w:r>
+      <w:r>
+        <w:rPr>
+          <w:rFonts w:ascii="Tahoma" w:eastAsia="微软雅黑" w:hAnsi="Tahoma"/>
+          <w:kern w:val="0"/>
+          <w:sz w:val="22"/>
+        </w:rPr>
+        <w:tab/>
+      </w:r>
+      <w:r>
+        <w:rPr>
+          <w:rFonts w:ascii="Tahoma" w:eastAsia="微软雅黑" w:hAnsi="Tahoma" w:hint="eastAsia"/>
+          <w:kern w:val="0"/>
+          <w:sz w:val="22"/>
+        </w:rPr>
+        <w:t>主菜单</w:t>
+      </w:r>
+      <w:r>
+        <w:rPr>
+          <w:rFonts w:ascii="Tahoma" w:eastAsia="微软雅黑" w:hAnsi="Tahoma"/>
+          <w:kern w:val="0"/>
+          <w:sz w:val="22"/>
+        </w:rPr>
+        <w:t xml:space="preserve"> -</w:t>
+      </w:r>
+      <w:r>
+        <w:rPr>
+          <w:rFonts w:ascii="Tahoma" w:eastAsia="微软雅黑" w:hAnsi="Tahoma"/>
+          <w:kern w:val="0"/>
+          <w:sz w:val="22"/>
+        </w:rPr>
+        <w:t xml:space="preserve"> </w:t>
+      </w:r>
+      <w:r>
+        <w:rPr>
+          <w:rFonts w:ascii="Tahoma" w:eastAsia="微软雅黑" w:hAnsi="Tahoma" w:hint="eastAsia"/>
+          <w:kern w:val="0"/>
+          <w:sz w:val="22"/>
+        </w:rPr>
+        <w:t>多层</w:t>
+      </w:r>
+      <w:r>
+        <w:rPr>
+          <w:rFonts w:ascii="Tahoma" w:eastAsia="微软雅黑" w:hAnsi="Tahoma" w:hint="eastAsia"/>
+          <w:kern w:val="0"/>
+          <w:sz w:val="22"/>
+        </w:rPr>
+        <w:t>菜单视频</w:t>
+      </w:r>
+    </w:p>
+    <w:p>
+      <w:pPr>
+        <w:widowControl/>
+        <w:adjustRightInd w:val="0"/>
+        <w:snapToGrid w:val="0"/>
+        <w:jc w:val="left"/>
+        <w:rPr>
+          <w:rFonts w:ascii="Tahoma" w:eastAsia="微软雅黑" w:hAnsi="Tahoma"/>
+          <w:kern w:val="0"/>
+          <w:sz w:val="22"/>
+        </w:rPr>
+      </w:pPr>
+      <w:r>
+        <w:rPr>
+          <w:rFonts w:ascii="Tahoma" w:eastAsia="微软雅黑" w:hAnsi="Tahoma"/>
+          <w:kern w:val="0"/>
+          <w:sz w:val="22"/>
+        </w:rPr>
+        <w:tab/>
+      </w:r>
+      <w:r>
+        <w:rPr>
+          <w:rFonts w:ascii="Tahoma" w:eastAsia="微软雅黑" w:hAnsi="Tahoma" w:hint="eastAsia"/>
+          <w:kern w:val="0"/>
+          <w:sz w:val="22"/>
+        </w:rPr>
+        <w:t>◆</w:t>
+      </w:r>
+      <w:r>
+        <w:rPr>
+          <w:rFonts w:ascii="Tahoma" w:eastAsia="微软雅黑" w:hAnsi="Tahoma" w:hint="eastAsia"/>
+          <w:kern w:val="0"/>
+          <w:sz w:val="22"/>
+        </w:rPr>
+        <w:t>Drill_MenuDecorationPluginCommandList</w:t>
+      </w:r>
+      <w:r>
+        <w:rPr>
+          <w:rFonts w:ascii="Tahoma" w:eastAsia="微软雅黑" w:hAnsi="Tahoma" w:hint="eastAsia"/>
+          <w:kern w:val="0"/>
+          <w:sz w:val="22"/>
+        </w:rPr>
+        <w:t xml:space="preserve"> </w:t>
+      </w:r>
+      <w:r>
+        <w:rPr>
+          <w:rFonts w:ascii="Tahoma" w:eastAsia="微软雅黑" w:hAnsi="Tahoma" w:hint="eastAsia"/>
+          <w:kern w:val="0"/>
+          <w:sz w:val="22"/>
+        </w:rPr>
+        <w:t>主菜单</w:t>
+      </w:r>
+      <w:r>
+        <w:rPr>
+          <w:rFonts w:ascii="Tahoma" w:eastAsia="微软雅黑" w:hAnsi="Tahoma" w:hint="eastAsia"/>
+          <w:kern w:val="0"/>
+          <w:sz w:val="22"/>
+        </w:rPr>
+        <w:t xml:space="preserve"> - </w:t>
+      </w:r>
+      <w:r>
+        <w:rPr>
+          <w:rFonts w:ascii="Tahoma" w:eastAsia="微软雅黑" w:hAnsi="Tahoma" w:hint="eastAsia"/>
+          <w:kern w:val="0"/>
+          <w:sz w:val="22"/>
+        </w:rPr>
+        <w:t>多层装饰插件的指令容器</w:t>
+      </w:r>
+    </w:p>
+    <w:p>
+      <w:pPr>
+        <w:widowControl/>
+        <w:adjustRightInd w:val="0"/>
+        <w:snapToGrid w:val="0"/>
+        <w:jc w:val="left"/>
+        <w:rPr>
+          <w:rFonts w:ascii="Tahoma" w:eastAsia="微软雅黑" w:hAnsi="Tahoma"/>
+          <w:kern w:val="0"/>
+          <w:sz w:val="22"/>
+        </w:rPr>
+      </w:pPr>
+      <w:r>
+        <w:rPr>
+          <w:rFonts w:ascii="Tahoma" w:eastAsia="微软雅黑" w:hAnsi="Tahoma" w:hint="eastAsia"/>
+          <w:kern w:val="0"/>
+          <w:sz w:val="22"/>
+        </w:rPr>
+        <w:t>相关文档：</w:t>
+      </w:r>
+      <w:r>
+        <w:rPr>
+          <w:rFonts w:ascii="Tahoma" w:eastAsia="微软雅黑" w:hAnsi="Tahoma" w:hint="eastAsia"/>
+          <w:kern w:val="0"/>
+          <w:sz w:val="22"/>
+        </w:rPr>
+        <w:t>“</w:t>
+      </w:r>
+      <w:r>
+        <w:rPr>
+          <w:rFonts w:ascii="Tahoma" w:eastAsia="微软雅黑" w:hAnsi="Tahoma"/>
+          <w:color w:val="0070C0"/>
+          <w:kern w:val="0"/>
+          <w:sz w:val="22"/>
+        </w:rPr>
+        <w:t>17.</w:t>
+      </w:r>
+      <w:r>
+        <w:rPr>
+          <w:rFonts w:ascii="Tahoma" w:eastAsia="微软雅黑" w:hAnsi="Tahoma"/>
+          <w:color w:val="0070C0"/>
+          <w:kern w:val="0"/>
+          <w:sz w:val="22"/>
+        </w:rPr>
+        <w:t>主菜单</w:t>
+      </w:r>
+      <w:r>
+        <w:rPr>
+          <w:rFonts w:ascii="Tahoma" w:eastAsia="微软雅黑" w:hAnsi="Tahoma" w:hint="eastAsia"/>
+          <w:color w:val="0070C0"/>
+          <w:kern w:val="0"/>
+          <w:sz w:val="22"/>
+        </w:rPr>
+        <w:t xml:space="preserve"> &gt; </w:t>
+      </w:r>
+      <w:r>
+        <w:rPr>
+          <w:rFonts w:ascii="Tahoma" w:eastAsia="微软雅黑" w:hAnsi="Tahoma" w:hint="eastAsia"/>
+          <w:color w:val="0070C0"/>
+          <w:kern w:val="0"/>
+          <w:sz w:val="22"/>
+        </w:rPr>
+        <w:t>多层组合装饰（界面装饰</w:t>
+      </w:r>
+      <w:r>
+        <w:rPr>
+          <w:rFonts w:ascii="Tahoma" w:eastAsia="微软雅黑" w:hAnsi="Tahoma" w:hint="eastAsia"/>
+          <w:color w:val="0070C0"/>
+          <w:kern w:val="0"/>
+          <w:sz w:val="22"/>
+        </w:rPr>
+        <w:t>-</w:t>
+      </w:r>
+      <w:r>
+        <w:rPr>
+          <w:rFonts w:ascii="Tahoma" w:eastAsia="微软雅黑" w:hAnsi="Tahoma" w:hint="eastAsia"/>
+          <w:color w:val="0070C0"/>
+          <w:kern w:val="0"/>
+          <w:sz w:val="22"/>
+        </w:rPr>
+        <w:t>菜单界面）</w:t>
+      </w:r>
+      <w:r>
+        <w:rPr>
+          <w:rFonts w:ascii="Tahoma" w:eastAsia="微软雅黑" w:hAnsi="Tahoma"/>
+          <w:color w:val="0070C0"/>
+          <w:kern w:val="0"/>
+          <w:sz w:val="22"/>
+        </w:rPr>
+        <w:t>.docx</w:t>
+      </w:r>
+      <w:r>
+        <w:rPr>
+          <w:rFonts w:ascii="Tahoma" w:eastAsia="微软雅黑" w:hAnsi="Tahoma" w:hint="eastAsia"/>
+          <w:kern w:val="0"/>
+          <w:sz w:val="22"/>
+        </w:rPr>
+        <w:t>”，</w:t>
+      </w:r>
+    </w:p>
+    <w:p>
+      <w:pPr>
+        <w:widowControl/>
+        <w:adjustRightInd w:val="0"/>
+        <w:snapToGrid w:val="0"/>
+        <w:jc w:val="left"/>
+        <w:rPr>
+          <w:rFonts w:ascii="Tahoma" w:eastAsia="微软雅黑" w:hAnsi="Tahoma"/>
+          <w:kern w:val="0"/>
+          <w:sz w:val="22"/>
+        </w:rPr>
+      </w:pPr>
+      <w:r>
+        <w:rPr>
+          <w:rFonts w:ascii="Tahoma" w:eastAsia="微软雅黑" w:hAnsi="Tahoma" w:hint="eastAsia"/>
+          <w:kern w:val="0"/>
+          <w:sz w:val="22"/>
+        </w:rPr>
+        <w:t>菜单动画设计也少不了容器</w:t>
+      </w:r>
+      <w:r>
+        <w:rPr>
+          <w:rFonts w:ascii="Tahoma" w:eastAsia="微软雅黑" w:hAnsi="Tahoma" w:hint="eastAsia"/>
+          <w:kern w:val="0"/>
+          <w:sz w:val="22"/>
+        </w:rPr>
+        <w:t>：</w:t>
+      </w:r>
+      <w:r>
+        <w:rPr>
+          <w:rFonts w:ascii="Tahoma" w:eastAsia="微软雅黑" w:hAnsi="Tahoma" w:hint="eastAsia"/>
+          <w:kern w:val="0"/>
+          <w:sz w:val="22"/>
+        </w:rPr>
+        <w:t>“</w:t>
+      </w:r>
+      <w:r>
+        <w:rPr>
+          <w:rFonts w:ascii="Tahoma" w:eastAsia="微软雅黑" w:hAnsi="Tahoma"/>
+          <w:color w:val="0070C0"/>
+          <w:kern w:val="0"/>
+          <w:sz w:val="22"/>
+        </w:rPr>
+        <w:t>17.</w:t>
+      </w:r>
+      <w:r>
+        <w:rPr>
+          <w:rFonts w:ascii="Tahoma" w:eastAsia="微软雅黑" w:hAnsi="Tahoma"/>
+          <w:color w:val="0070C0"/>
+          <w:kern w:val="0"/>
+          <w:sz w:val="22"/>
+        </w:rPr>
+        <w:t>主菜单</w:t>
+      </w:r>
+      <w:r>
+        <w:rPr>
+          <w:rFonts w:ascii="Tahoma" w:eastAsia="微软雅黑" w:hAnsi="Tahoma" w:hint="eastAsia"/>
+          <w:color w:val="0070C0"/>
+          <w:kern w:val="0"/>
+          <w:sz w:val="22"/>
+        </w:rPr>
+        <w:t xml:space="preserve"> &gt; </w:t>
+      </w:r>
+      <w:r>
+        <w:rPr>
+          <w:rFonts w:ascii="Tahoma" w:eastAsia="微软雅黑" w:hAnsi="Tahoma" w:hint="eastAsia"/>
+          <w:color w:val="0070C0"/>
+          <w:kern w:val="0"/>
+          <w:sz w:val="22"/>
+        </w:rPr>
+        <w:t>多层组合装饰插件的指令容器</w:t>
+      </w:r>
+      <w:r>
+        <w:rPr>
+          <w:rFonts w:ascii="Tahoma" w:eastAsia="微软雅黑" w:hAnsi="Tahoma" w:hint="eastAsia"/>
+          <w:color w:val="0070C0"/>
+          <w:kern w:val="0"/>
+          <w:sz w:val="22"/>
+        </w:rPr>
+        <w:t>.docx</w:t>
+      </w:r>
+      <w:r>
+        <w:rPr>
+          <w:rFonts w:ascii="Tahoma" w:eastAsia="微软雅黑" w:hAnsi="Tahoma" w:hint="eastAsia"/>
+          <w:kern w:val="0"/>
+          <w:sz w:val="22"/>
+        </w:rPr>
+        <w:t>”</w:t>
+      </w:r>
+    </w:p>
+    <w:p>
+      <w:pPr>
+        <w:widowControl/>
+        <w:adjustRightInd w:val="0"/>
+        <w:snapToGrid w:val="0"/>
+        <w:jc w:val="left"/>
+        <w:rPr>
+          <w:rFonts w:ascii="Tahoma" w:eastAsia="微软雅黑" w:hAnsi="Tahoma"/>
+          <w:kern w:val="0"/>
+          <w:sz w:val="22"/>
+        </w:rPr>
+      </w:pPr>
+      <w:r>
+        <w:rPr>
+          <w:rFonts w:ascii="Tahoma" w:eastAsia="微软雅黑" w:hAnsi="Tahoma" w:hint="eastAsia"/>
+          <w:kern w:val="0"/>
+          <w:sz w:val="22"/>
+        </w:rPr>
+        <w:t>示例位置在</w:t>
+      </w:r>
+      <w:r>
+        <w:rPr>
+          <w:rFonts w:ascii="Tahoma" w:eastAsia="微软雅黑" w:hAnsi="Tahoma" w:hint="eastAsia"/>
+          <w:kern w:val="0"/>
+          <w:sz w:val="22"/>
+        </w:rPr>
+        <w:t xml:space="preserve"> </w:t>
+      </w:r>
+      <w:r>
+        <w:rPr>
+          <w:rFonts w:ascii="Tahoma" w:eastAsia="微软雅黑" w:hAnsi="Tahoma" w:hint="eastAsia"/>
+          <w:color w:val="00B050"/>
+          <w:kern w:val="0"/>
+          <w:sz w:val="22"/>
+        </w:rPr>
+        <w:t>主菜单</w:t>
+      </w:r>
+      <w:r>
+        <w:rPr>
+          <w:rFonts w:ascii="Tahoma" w:eastAsia="微软雅黑" w:hAnsi="Tahoma" w:hint="eastAsia"/>
+          <w:color w:val="00B050"/>
+          <w:kern w:val="0"/>
+          <w:sz w:val="22"/>
+        </w:rPr>
+        <w:t>管理层</w:t>
+      </w:r>
+      <w:r>
+        <w:rPr>
+          <w:rFonts w:ascii="Tahoma" w:eastAsia="微软雅黑" w:hAnsi="Tahoma" w:hint="eastAsia"/>
+          <w:kern w:val="0"/>
+          <w:sz w:val="22"/>
+        </w:rPr>
+        <w:t xml:space="preserve"> </w:t>
+      </w:r>
+      <w:r>
+        <w:rPr>
+          <w:rFonts w:ascii="Tahoma" w:eastAsia="微软雅黑" w:hAnsi="Tahoma" w:hint="eastAsia"/>
+          <w:kern w:val="0"/>
+          <w:sz w:val="22"/>
+        </w:rPr>
+        <w:t>，可以去看看。</w:t>
+      </w:r>
+      <w:r>
+        <w:rPr>
+          <w:rFonts w:ascii="Tahoma" w:eastAsia="微软雅黑" w:hAnsi="Tahoma" w:hint="eastAsia"/>
+          <w:kern w:val="0"/>
+          <w:sz w:val="22"/>
+        </w:rPr>
+        <w:t>（只在菜单界面有效）</w:t>
+      </w:r>
+    </w:p>
+    <w:p>
+      <w:pPr>
+        <w:widowControl/>
+        <w:adjustRightInd w:val="0"/>
+        <w:snapToGrid w:val="0"/>
+        <w:jc w:val="left"/>
+        <w:rPr>
+          <w:rFonts w:ascii="Tahoma" w:eastAsia="微软雅黑" w:hAnsi="Tahoma"/>
+          <w:kern w:val="0"/>
+          <w:sz w:val="22"/>
+        </w:rPr>
+      </w:pPr>
+      <w:r>
+        <w:rPr>
+          <w:rFonts w:ascii="Tahoma" w:eastAsia="微软雅黑" w:hAnsi="Tahoma" w:hint="eastAsia"/>
+          <w:kern w:val="0"/>
+          <w:sz w:val="22"/>
+        </w:rPr>
+        <w:t>（菜单界面可以</w:t>
+      </w:r>
+      <w:r>
+        <w:rPr>
+          <w:rFonts w:ascii="Tahoma" w:eastAsia="微软雅黑" w:hAnsi="Tahoma" w:hint="eastAsia"/>
+          <w:kern w:val="0"/>
+          <w:sz w:val="22"/>
+        </w:rPr>
+        <w:t>预设</w:t>
+      </w:r>
+      <w:r>
+        <w:rPr>
+          <w:rFonts w:ascii="Tahoma" w:eastAsia="微软雅黑" w:hAnsi="Tahoma" w:hint="eastAsia"/>
+          <w:kern w:val="0"/>
+          <w:sz w:val="22"/>
+        </w:rPr>
+        <w:t>执行</w:t>
+      </w:r>
+      <w:r>
+        <w:rPr>
+          <w:rFonts w:ascii="Tahoma" w:eastAsia="微软雅黑" w:hAnsi="Tahoma" w:hint="eastAsia"/>
+          <w:kern w:val="0"/>
+          <w:sz w:val="22"/>
+        </w:rPr>
+        <w:t xml:space="preserve"> </w:t>
+      </w:r>
+      <w:r>
+        <w:rPr>
+          <w:rFonts w:ascii="Tahoma" w:eastAsia="微软雅黑" w:hAnsi="Tahoma" w:hint="eastAsia"/>
+          <w:kern w:val="0"/>
+          <w:sz w:val="22"/>
+        </w:rPr>
+        <w:t>延迟指令</w:t>
+      </w:r>
+      <w:r>
+        <w:rPr>
+          <w:rFonts w:ascii="Tahoma" w:eastAsia="微软雅黑" w:hAnsi="Tahoma" w:hint="eastAsia"/>
+          <w:kern w:val="0"/>
+          <w:sz w:val="22"/>
+        </w:rPr>
+        <w:t>/</w:t>
+      </w:r>
+      <w:r>
+        <w:rPr>
+          <w:rFonts w:ascii="Tahoma" w:eastAsia="微软雅黑" w:hAnsi="Tahoma" w:hint="eastAsia"/>
+          <w:kern w:val="0"/>
+          <w:sz w:val="22"/>
+        </w:rPr>
+        <w:t>周期指令</w:t>
+      </w:r>
+      <w:r>
+        <w:rPr>
+          <w:rFonts w:ascii="Tahoma" w:eastAsia="微软雅黑" w:hAnsi="Tahoma" w:hint="eastAsia"/>
+          <w:kern w:val="0"/>
+          <w:sz w:val="22"/>
+        </w:rPr>
+        <w:t xml:space="preserve"> </w:t>
+      </w:r>
+      <w:r>
+        <w:rPr>
+          <w:rFonts w:ascii="Tahoma" w:eastAsia="微软雅黑" w:hAnsi="Tahoma" w:hint="eastAsia"/>
+          <w:kern w:val="0"/>
+          <w:sz w:val="22"/>
+        </w:rPr>
+        <w:t>来实现动画效果哦）</w:t>
+      </w:r>
+    </w:p>
+    <w:p>
+      <w:pPr>
+        <w:widowControl/>
+        <w:adjustRightInd w:val="0"/>
+        <w:snapToGrid w:val="0"/>
         <w:jc w:val="center"/>
         <w:rPr>
           <w:rFonts w:ascii="Tahoma" w:eastAsia="微软雅黑" w:hAnsi="Tahoma"/>
@@ -8280,10 +9738,10 @@
           <w:noProof/>
         </w:rPr>
         <w:drawing>
-          <wp:inline distT="0" distB="0" distL="0" distR="0" wp14:anchorId="58B54ADF" wp14:editId="703504D2">
-            <wp:extent cx="2682240" cy="2367077"/>
-            <wp:effectExtent l="0" t="0" r="3810" b="0"/>
-            <wp:docPr id="668479356" name="图片 5"/>
+          <wp:inline distT="0" distB="0" distL="0" distR="0" wp14:anchorId="02D0EA8C" wp14:editId="23C2A6E5">
+            <wp:extent cx="2857500" cy="2613660"/>
+            <wp:effectExtent l="0" t="0" r="0" b="0"/>
+            <wp:docPr id="1910486634" name="图片 3"/>
             <wp:cNvGraphicFramePr>
               <a:graphicFrameLocks xmlns:a="http://schemas.openxmlformats.org/drawingml/2006/main" noChangeAspect="1"/>
             </wp:cNvGraphicFramePr>
@@ -8291,7 +9749,7 @@
               <a:graphicData uri="http://schemas.openxmlformats.org/drawingml/2006/picture">
                 <pic:pic xmlns:pic="http://schemas.openxmlformats.org/drawingml/2006/picture">
                   <pic:nvPicPr>
-                    <pic:cNvPr id="0" name="Picture 13"/>
+                    <pic:cNvPr id="0" name="Picture 7"/>
                     <pic:cNvPicPr>
                       <a:picLocks noChangeAspect="1" noChangeArrowheads="1"/>
                     </pic:cNvPicPr>
@@ -8312,7 +9770,7 @@
                   <pic:spPr bwMode="auto">
                     <a:xfrm>
                       <a:off x="0" y="0"/>
-                      <a:ext cx="2684392" cy="2368976"/>
+                      <a:ext cx="2857500" cy="2613660"/>
                     </a:xfrm>
                     <a:prstGeom prst="rect">
                       <a:avLst/>
@@ -8343,6 +9801,186 @@
     </w:p>
     <w:p>
       <w:pPr>
+        <w:pStyle w:val="4"/>
+        <w:snapToGrid w:val="0"/>
+        <w:spacing w:before="120" w:after="120" w:line="240" w:lineRule="auto"/>
+        <w:rPr>
+          <w:rFonts w:ascii="微软雅黑" w:eastAsia="微软雅黑" w:hAnsi="微软雅黑" w:hint="eastAsia"/>
+          <w:strike/>
+          <w:sz w:val="22"/>
+          <w:szCs w:val="22"/>
+        </w:rPr>
+      </w:pPr>
+      <w:r>
+        <w:rPr>
+          <w:rFonts w:ascii="微软雅黑" w:eastAsia="微软雅黑" w:hAnsi="微软雅黑" w:hint="eastAsia"/>
+          <w:strike/>
+          <w:sz w:val="22"/>
+          <w:szCs w:val="22"/>
+        </w:rPr>
+        <w:t>6）用标题装饰插件设计</w:t>
+      </w:r>
+      <w:r>
+        <w:rPr>
+          <w:rFonts w:ascii="微软雅黑" w:eastAsia="微软雅黑" w:hAnsi="微软雅黑" w:hint="eastAsia"/>
+          <w:strike/>
+          <w:sz w:val="22"/>
+          <w:szCs w:val="22"/>
+        </w:rPr>
+        <w:t>（不适用）</w:t>
+      </w:r>
+    </w:p>
+    <w:p>
+      <w:pPr>
+        <w:widowControl/>
+        <w:adjustRightInd w:val="0"/>
+        <w:snapToGrid w:val="0"/>
+        <w:rPr>
+          <w:rFonts w:ascii="Tahoma" w:eastAsia="微软雅黑" w:hAnsi="Tahoma"/>
+          <w:kern w:val="0"/>
+          <w:sz w:val="22"/>
+        </w:rPr>
+      </w:pPr>
+      <w:r>
+        <w:rPr>
+          <w:rFonts w:ascii="Tahoma" w:eastAsia="微软雅黑" w:hAnsi="Tahoma" w:hint="eastAsia"/>
+          <w:kern w:val="0"/>
+          <w:sz w:val="22"/>
+        </w:rPr>
+        <w:t>标题装饰</w:t>
+      </w:r>
+      <w:r>
+        <w:rPr>
+          <w:rFonts w:ascii="Tahoma" w:eastAsia="微软雅黑" w:hAnsi="Tahoma" w:hint="eastAsia"/>
+          <w:kern w:val="0"/>
+          <w:sz w:val="22"/>
+        </w:rPr>
+        <w:t>插件，</w:t>
+      </w:r>
+      <w:r>
+        <w:rPr>
+          <w:rFonts w:ascii="Tahoma" w:eastAsia="微软雅黑" w:hAnsi="Tahoma" w:hint="eastAsia"/>
+          <w:kern w:val="0"/>
+          <w:sz w:val="22"/>
+        </w:rPr>
+        <w:t>只能设计静态贴图，</w:t>
+      </w:r>
+      <w:r>
+        <w:rPr>
+          <w:rFonts w:ascii="Tahoma" w:eastAsia="微软雅黑" w:hAnsi="Tahoma" w:hint="eastAsia"/>
+          <w:kern w:val="0"/>
+          <w:sz w:val="22"/>
+        </w:rPr>
+        <w:t>显示</w:t>
+      </w:r>
+      <w:r>
+        <w:rPr>
+          <w:rFonts w:ascii="Tahoma" w:eastAsia="微软雅黑" w:hAnsi="Tahoma" w:hint="eastAsia"/>
+          <w:kern w:val="0"/>
+          <w:sz w:val="22"/>
+        </w:rPr>
+        <w:t>/</w:t>
+      </w:r>
+      <w:r>
+        <w:rPr>
+          <w:rFonts w:ascii="Tahoma" w:eastAsia="微软雅黑" w:hAnsi="Tahoma" w:hint="eastAsia"/>
+          <w:kern w:val="0"/>
+          <w:sz w:val="22"/>
+        </w:rPr>
+        <w:t>隐藏</w:t>
+      </w:r>
+      <w:r>
+        <w:rPr>
+          <w:rFonts w:ascii="Tahoma" w:eastAsia="微软雅黑" w:hAnsi="Tahoma" w:hint="eastAsia"/>
+          <w:kern w:val="0"/>
+          <w:sz w:val="22"/>
+        </w:rPr>
+        <w:t>静态贴图。</w:t>
+      </w:r>
+    </w:p>
+    <w:p>
+      <w:pPr>
+        <w:widowControl/>
+        <w:adjustRightInd w:val="0"/>
+        <w:rPr>
+          <w:rFonts w:ascii="Tahoma" w:eastAsia="微软雅黑" w:hAnsi="Tahoma"/>
+          <w:kern w:val="0"/>
+          <w:sz w:val="22"/>
+        </w:rPr>
+      </w:pPr>
+      <w:r>
+        <w:rPr>
+          <w:rFonts w:ascii="Tahoma" w:eastAsia="微软雅黑" w:hAnsi="Tahoma" w:hint="eastAsia"/>
+          <w:kern w:val="0"/>
+          <w:sz w:val="22"/>
+        </w:rPr>
+        <w:t>无法设计动画转场。</w:t>
+      </w:r>
+    </w:p>
+    <w:tbl>
+      <w:tblPr>
+        <w:tblStyle w:val="af"/>
+        <w:tblW w:w="0" w:type="auto"/>
+        <w:shd w:val="clear" w:color="auto" w:fill="DEEAF6" w:themeFill="accent1" w:themeFillTint="33"/>
+        <w:tblLook w:val="04A0" w:firstRow="1" w:lastRow="0" w:firstColumn="1" w:lastColumn="0" w:noHBand="0" w:noVBand="1"/>
+      </w:tblPr>
+      <w:tblGrid>
+        <w:gridCol w:w="8522"/>
+      </w:tblGrid>
+      <w:tr>
+        <w:tc>
+          <w:tcPr>
+            <w:tcW w:w="8522" w:type="dxa"/>
+            <w:shd w:val="clear" w:color="auto" w:fill="DEEAF6" w:themeFill="accent1" w:themeFillTint="33"/>
+          </w:tcPr>
+          <w:p>
+            <w:pPr>
+              <w:widowControl/>
+              <w:adjustRightInd w:val="0"/>
+              <w:rPr>
+                <w:rFonts w:ascii="Tahoma" w:eastAsia="微软雅黑" w:hAnsi="Tahoma"/>
+                <w:kern w:val="0"/>
+                <w:sz w:val="22"/>
+              </w:rPr>
+            </w:pPr>
+            <w:r>
+              <w:rPr>
+                <w:rFonts w:ascii="Tahoma" w:eastAsia="微软雅黑" w:hAnsi="Tahoma" w:hint="eastAsia"/>
+                <w:kern w:val="0"/>
+                <w:sz w:val="22"/>
+              </w:rPr>
+              <w:t>贴图的自变化效果算循环动画，属于静态贴图，不是那种一次性播放的动画转场。</w:t>
+            </w:r>
+          </w:p>
+        </w:tc>
+      </w:tr>
+    </w:tbl>
+    <w:p>
+      <w:pPr>
+        <w:widowControl/>
+        <w:adjustRightInd w:val="0"/>
+        <w:snapToGrid w:val="0"/>
+        <w:rPr>
+          <w:rFonts w:ascii="Tahoma" w:eastAsia="微软雅黑" w:hAnsi="Tahoma"/>
+          <w:kern w:val="0"/>
+          <w:sz w:val="22"/>
+        </w:rPr>
+      </w:pPr>
+    </w:p>
+    <w:p>
+      <w:pPr>
+        <w:widowControl/>
+        <w:adjustRightInd w:val="0"/>
+        <w:snapToGrid w:val="0"/>
+        <w:rPr>
+          <w:rFonts w:ascii="Tahoma" w:eastAsia="微软雅黑" w:hAnsi="Tahoma"/>
+          <w:kern w:val="0"/>
+          <w:sz w:val="22"/>
+        </w:rPr>
+      </w:pPr>
+    </w:p>
+    <w:p>
+      <w:pPr>
         <w:widowControl/>
         <w:jc w:val="left"/>
         <w:rPr>
@@ -8351,6 +9989,895 @@
           <w:sz w:val="22"/>
         </w:rPr>
       </w:pPr>
+      <w:r>
+        <w:rPr>
+          <w:rFonts w:ascii="Tahoma" w:eastAsia="微软雅黑" w:hAnsi="Tahoma"/>
+          <w:kern w:val="0"/>
+          <w:sz w:val="22"/>
+        </w:rPr>
+        <w:br w:type="page"/>
+      </w:r>
+    </w:p>
+    <w:p>
+      <w:pPr>
+        <w:pStyle w:val="4"/>
+        <w:snapToGrid w:val="0"/>
+        <w:spacing w:before="120" w:after="120" w:line="240" w:lineRule="auto"/>
+        <w:rPr>
+          <w:rFonts w:ascii="微软雅黑" w:eastAsia="微软雅黑" w:hAnsi="微软雅黑" w:hint="eastAsia"/>
+          <w:sz w:val="22"/>
+          <w:szCs w:val="22"/>
+        </w:rPr>
+      </w:pPr>
+      <w:bookmarkStart w:id="10" w:name="_4)_用多层动态快照设计"/>
+      <w:bookmarkStart w:id="11" w:name="_5）用天窗层装饰插件设计"/>
+      <w:bookmarkStart w:id="12" w:name="_7）用天窗层装饰插件设计"/>
+      <w:bookmarkEnd w:id="10"/>
+      <w:bookmarkEnd w:id="11"/>
+      <w:bookmarkEnd w:id="12"/>
+      <w:r>
+        <w:rPr>
+          <w:rFonts w:ascii="微软雅黑" w:eastAsia="微软雅黑" w:hAnsi="微软雅黑" w:hint="eastAsia"/>
+          <w:sz w:val="22"/>
+          <w:szCs w:val="22"/>
+        </w:rPr>
+        <w:lastRenderedPageBreak/>
+        <w:t>7</w:t>
+      </w:r>
+      <w:r>
+        <w:rPr>
+          <w:rFonts w:ascii="微软雅黑" w:eastAsia="微软雅黑" w:hAnsi="微软雅黑" w:hint="eastAsia"/>
+          <w:sz w:val="22"/>
+          <w:szCs w:val="22"/>
+        </w:rPr>
+        <w:t>）</w:t>
+      </w:r>
+      <w:r>
+        <w:rPr>
+          <w:rFonts w:ascii="微软雅黑" w:eastAsia="微软雅黑" w:hAnsi="微软雅黑" w:hint="eastAsia"/>
+          <w:sz w:val="22"/>
+          <w:szCs w:val="22"/>
+        </w:rPr>
+        <w:t>用</w:t>
+      </w:r>
+      <w:r>
+        <w:rPr>
+          <w:rFonts w:ascii="微软雅黑" w:eastAsia="微软雅黑" w:hAnsi="微软雅黑" w:hint="eastAsia"/>
+          <w:sz w:val="22"/>
+          <w:szCs w:val="22"/>
+        </w:rPr>
+        <w:t>天窗层装饰插件</w:t>
+      </w:r>
+      <w:r>
+        <w:rPr>
+          <w:rFonts w:ascii="微软雅黑" w:eastAsia="微软雅黑" w:hAnsi="微软雅黑" w:hint="eastAsia"/>
+          <w:sz w:val="22"/>
+          <w:szCs w:val="22"/>
+        </w:rPr>
+        <w:t>设计</w:t>
+      </w:r>
+    </w:p>
+    <w:p>
+      <w:pPr>
+        <w:widowControl/>
+        <w:adjustRightInd w:val="0"/>
+        <w:snapToGrid w:val="0"/>
+        <w:jc w:val="left"/>
+        <w:rPr>
+          <w:rFonts w:ascii="Tahoma" w:eastAsia="微软雅黑" w:hAnsi="Tahoma"/>
+          <w:kern w:val="0"/>
+          <w:sz w:val="22"/>
+        </w:rPr>
+      </w:pPr>
+      <w:r>
+        <w:rPr>
+          <w:rFonts w:ascii="Tahoma" w:eastAsia="微软雅黑" w:hAnsi="Tahoma" w:hint="eastAsia"/>
+          <w:kern w:val="0"/>
+          <w:sz w:val="22"/>
+        </w:rPr>
+        <w:t>可用</w:t>
+      </w:r>
+      <w:r>
+        <w:rPr>
+          <w:rFonts w:ascii="Tahoma" w:eastAsia="微软雅黑" w:hAnsi="Tahoma" w:hint="eastAsia"/>
+          <w:kern w:val="0"/>
+          <w:sz w:val="22"/>
+        </w:rPr>
+        <w:t>插件如下：</w:t>
+      </w:r>
+    </w:p>
+    <w:p>
+      <w:pPr>
+        <w:widowControl/>
+        <w:adjustRightInd w:val="0"/>
+        <w:snapToGrid w:val="0"/>
+        <w:jc w:val="left"/>
+        <w:rPr>
+          <w:rFonts w:ascii="Tahoma" w:eastAsia="微软雅黑" w:hAnsi="Tahoma"/>
+          <w:kern w:val="0"/>
+          <w:sz w:val="22"/>
+        </w:rPr>
+      </w:pPr>
+      <w:r>
+        <w:rPr>
+          <w:rFonts w:ascii="Tahoma" w:eastAsia="微软雅黑" w:hAnsi="Tahoma"/>
+          <w:kern w:val="0"/>
+          <w:sz w:val="22"/>
+        </w:rPr>
+        <w:tab/>
+      </w:r>
+      <w:r>
+        <w:rPr>
+          <w:rFonts w:ascii="Tahoma" w:eastAsia="微软雅黑" w:hAnsi="Tahoma" w:hint="eastAsia"/>
+          <w:kern w:val="0"/>
+          <w:sz w:val="22"/>
+        </w:rPr>
+        <w:t>◆</w:t>
+      </w:r>
+      <w:r>
+        <w:rPr>
+          <w:rFonts w:ascii="Tahoma" w:eastAsia="微软雅黑" w:hAnsi="Tahoma"/>
+          <w:kern w:val="0"/>
+          <w:sz w:val="22"/>
+        </w:rPr>
+        <w:t>Drill_HtmlDynamicSnapshotBackground</w:t>
+      </w:r>
+      <w:r>
+        <w:rPr>
+          <w:rFonts w:ascii="Tahoma" w:eastAsia="微软雅黑" w:hAnsi="Tahoma"/>
+          <w:kern w:val="0"/>
+          <w:sz w:val="22"/>
+        </w:rPr>
+        <w:tab/>
+      </w:r>
+      <w:r>
+        <w:rPr>
+          <w:rFonts w:ascii="Tahoma" w:eastAsia="微软雅黑" w:hAnsi="Tahoma" w:hint="eastAsia"/>
+          <w:kern w:val="0"/>
+          <w:sz w:val="22"/>
+        </w:rPr>
+        <w:t>游戏窗体</w:t>
+      </w:r>
+      <w:r>
+        <w:rPr>
+          <w:rFonts w:ascii="Tahoma" w:eastAsia="微软雅黑" w:hAnsi="Tahoma"/>
+          <w:kern w:val="0"/>
+          <w:sz w:val="22"/>
+        </w:rPr>
+        <w:t xml:space="preserve"> - </w:t>
+      </w:r>
+      <w:r>
+        <w:rPr>
+          <w:rFonts w:ascii="Tahoma" w:eastAsia="微软雅黑" w:hAnsi="Tahoma"/>
+          <w:kern w:val="0"/>
+          <w:sz w:val="22"/>
+        </w:rPr>
+        <w:t>天窗层的多层背景</w:t>
+      </w:r>
+    </w:p>
+    <w:p>
+      <w:pPr>
+        <w:widowControl/>
+        <w:adjustRightInd w:val="0"/>
+        <w:snapToGrid w:val="0"/>
+        <w:jc w:val="left"/>
+        <w:rPr>
+          <w:rFonts w:ascii="Tahoma" w:eastAsia="微软雅黑" w:hAnsi="Tahoma"/>
+          <w:kern w:val="0"/>
+          <w:sz w:val="22"/>
+        </w:rPr>
+      </w:pPr>
+      <w:r>
+        <w:rPr>
+          <w:rFonts w:ascii="Tahoma" w:eastAsia="微软雅黑" w:hAnsi="Tahoma"/>
+          <w:kern w:val="0"/>
+          <w:sz w:val="22"/>
+        </w:rPr>
+        <w:tab/>
+      </w:r>
+      <w:r>
+        <w:rPr>
+          <w:rFonts w:ascii="Tahoma" w:eastAsia="微软雅黑" w:hAnsi="Tahoma" w:hint="eastAsia"/>
+          <w:kern w:val="0"/>
+          <w:sz w:val="22"/>
+        </w:rPr>
+        <w:t>◆</w:t>
+      </w:r>
+      <w:r>
+        <w:rPr>
+          <w:rFonts w:ascii="Tahoma" w:eastAsia="微软雅黑" w:hAnsi="Tahoma"/>
+          <w:kern w:val="0"/>
+          <w:sz w:val="22"/>
+        </w:rPr>
+        <w:t>Drill_HtmlDynamicSnapshotCircle</w:t>
+      </w:r>
+      <w:r>
+        <w:rPr>
+          <w:rFonts w:ascii="Tahoma" w:eastAsia="微软雅黑" w:hAnsi="Tahoma"/>
+          <w:kern w:val="0"/>
+          <w:sz w:val="22"/>
+        </w:rPr>
+        <w:tab/>
+      </w:r>
+      <w:r>
+        <w:rPr>
+          <w:rFonts w:ascii="Tahoma" w:eastAsia="微软雅黑" w:hAnsi="Tahoma"/>
+          <w:kern w:val="0"/>
+          <w:sz w:val="22"/>
+        </w:rPr>
+        <w:tab/>
+      </w:r>
+      <w:r>
+        <w:rPr>
+          <w:rFonts w:ascii="Tahoma" w:eastAsia="微软雅黑" w:hAnsi="Tahoma"/>
+          <w:kern w:val="0"/>
+          <w:sz w:val="22"/>
+        </w:rPr>
+        <w:tab/>
+      </w:r>
+      <w:r>
+        <w:rPr>
+          <w:rFonts w:ascii="Tahoma" w:eastAsia="微软雅黑" w:hAnsi="Tahoma" w:hint="eastAsia"/>
+          <w:kern w:val="0"/>
+          <w:sz w:val="22"/>
+        </w:rPr>
+        <w:t>游戏窗体</w:t>
+      </w:r>
+      <w:r>
+        <w:rPr>
+          <w:rFonts w:ascii="Tahoma" w:eastAsia="微软雅黑" w:hAnsi="Tahoma"/>
+          <w:kern w:val="0"/>
+          <w:sz w:val="22"/>
+        </w:rPr>
+        <w:t xml:space="preserve"> - </w:t>
+      </w:r>
+      <w:r>
+        <w:rPr>
+          <w:rFonts w:ascii="Tahoma" w:eastAsia="微软雅黑" w:hAnsi="Tahoma"/>
+          <w:kern w:val="0"/>
+          <w:sz w:val="22"/>
+        </w:rPr>
+        <w:t>天窗层的多层魔法圈</w:t>
+      </w:r>
+    </w:p>
+    <w:p>
+      <w:pPr>
+        <w:widowControl/>
+        <w:adjustRightInd w:val="0"/>
+        <w:snapToGrid w:val="0"/>
+        <w:rPr>
+          <w:rFonts w:ascii="Tahoma" w:eastAsia="微软雅黑" w:hAnsi="Tahoma"/>
+          <w:kern w:val="0"/>
+          <w:sz w:val="22"/>
+        </w:rPr>
+      </w:pPr>
+      <w:r>
+        <w:rPr>
+          <w:rFonts w:ascii="Tahoma" w:eastAsia="微软雅黑" w:hAnsi="Tahoma"/>
+          <w:kern w:val="0"/>
+          <w:sz w:val="22"/>
+        </w:rPr>
+        <w:tab/>
+      </w:r>
+      <w:r>
+        <w:rPr>
+          <w:rFonts w:ascii="Tahoma" w:eastAsia="微软雅黑" w:hAnsi="Tahoma" w:hint="eastAsia"/>
+          <w:kern w:val="0"/>
+          <w:sz w:val="22"/>
+        </w:rPr>
+        <w:t>◆</w:t>
+      </w:r>
+      <w:r>
+        <w:rPr>
+          <w:rFonts w:ascii="Tahoma" w:eastAsia="微软雅黑" w:hAnsi="Tahoma" w:hint="eastAsia"/>
+          <w:kern w:val="0"/>
+          <w:sz w:val="22"/>
+        </w:rPr>
+        <w:t>Drill_HtmlDynamicSnapshotGif</w:t>
+      </w:r>
+      <w:r>
+        <w:rPr>
+          <w:rFonts w:ascii="Tahoma" w:eastAsia="微软雅黑" w:hAnsi="Tahoma"/>
+          <w:kern w:val="0"/>
+          <w:sz w:val="22"/>
+        </w:rPr>
+        <w:tab/>
+      </w:r>
+      <w:r>
+        <w:rPr>
+          <w:rFonts w:ascii="Tahoma" w:eastAsia="微软雅黑" w:hAnsi="Tahoma"/>
+          <w:kern w:val="0"/>
+          <w:sz w:val="22"/>
+        </w:rPr>
+        <w:tab/>
+      </w:r>
+      <w:r>
+        <w:rPr>
+          <w:rFonts w:ascii="Tahoma" w:eastAsia="微软雅黑" w:hAnsi="Tahoma"/>
+          <w:kern w:val="0"/>
+          <w:sz w:val="22"/>
+        </w:rPr>
+        <w:tab/>
+      </w:r>
+      <w:r>
+        <w:rPr>
+          <w:rFonts w:ascii="Tahoma" w:eastAsia="微软雅黑" w:hAnsi="Tahoma" w:hint="eastAsia"/>
+          <w:kern w:val="0"/>
+          <w:sz w:val="22"/>
+        </w:rPr>
+        <w:t>游戏窗体</w:t>
+      </w:r>
+      <w:r>
+        <w:rPr>
+          <w:rFonts w:ascii="Tahoma" w:eastAsia="微软雅黑" w:hAnsi="Tahoma" w:hint="eastAsia"/>
+          <w:kern w:val="0"/>
+          <w:sz w:val="22"/>
+        </w:rPr>
+        <w:t xml:space="preserve"> - </w:t>
+      </w:r>
+      <w:r>
+        <w:rPr>
+          <w:rFonts w:ascii="Tahoma" w:eastAsia="微软雅黑" w:hAnsi="Tahoma" w:hint="eastAsia"/>
+          <w:kern w:val="0"/>
+          <w:sz w:val="22"/>
+        </w:rPr>
+        <w:t>天窗层的多层</w:t>
+      </w:r>
+      <w:r>
+        <w:rPr>
+          <w:rFonts w:ascii="Tahoma" w:eastAsia="微软雅黑" w:hAnsi="Tahoma" w:hint="eastAsia"/>
+          <w:kern w:val="0"/>
+          <w:sz w:val="22"/>
+        </w:rPr>
+        <w:t>GIF</w:t>
+      </w:r>
+    </w:p>
+    <w:p>
+      <w:pPr>
+        <w:widowControl/>
+        <w:adjustRightInd w:val="0"/>
+        <w:snapToGrid w:val="0"/>
+        <w:rPr>
+          <w:rFonts w:ascii="Tahoma" w:eastAsia="微软雅黑" w:hAnsi="Tahoma"/>
+          <w:kern w:val="0"/>
+          <w:sz w:val="22"/>
+        </w:rPr>
+      </w:pPr>
+      <w:r>
+        <w:rPr>
+          <w:rFonts w:ascii="Tahoma" w:eastAsia="微软雅黑" w:hAnsi="Tahoma"/>
+          <w:kern w:val="0"/>
+          <w:sz w:val="22"/>
+        </w:rPr>
+        <w:tab/>
+      </w:r>
+      <w:r>
+        <w:rPr>
+          <w:rFonts w:ascii="Tahoma" w:eastAsia="微软雅黑" w:hAnsi="Tahoma" w:hint="eastAsia"/>
+          <w:kern w:val="0"/>
+          <w:sz w:val="22"/>
+        </w:rPr>
+        <w:t>◆</w:t>
+      </w:r>
+      <w:r>
+        <w:rPr>
+          <w:rFonts w:ascii="Tahoma" w:eastAsia="微软雅黑" w:hAnsi="Tahoma" w:hint="eastAsia"/>
+          <w:kern w:val="0"/>
+          <w:sz w:val="22"/>
+        </w:rPr>
+        <w:t>Drill_HtmlDynamicSnapshotTiledGif</w:t>
+      </w:r>
+      <w:r>
+        <w:rPr>
+          <w:rFonts w:ascii="Tahoma" w:eastAsia="微软雅黑" w:hAnsi="Tahoma"/>
+          <w:kern w:val="0"/>
+          <w:sz w:val="22"/>
+        </w:rPr>
+        <w:tab/>
+      </w:r>
+      <w:r>
+        <w:rPr>
+          <w:rFonts w:ascii="Tahoma" w:eastAsia="微软雅黑" w:hAnsi="Tahoma"/>
+          <w:kern w:val="0"/>
+          <w:sz w:val="22"/>
+        </w:rPr>
+        <w:tab/>
+      </w:r>
+      <w:r>
+        <w:rPr>
+          <w:rFonts w:ascii="Tahoma" w:eastAsia="微软雅黑" w:hAnsi="Tahoma" w:hint="eastAsia"/>
+          <w:kern w:val="0"/>
+          <w:sz w:val="22"/>
+        </w:rPr>
+        <w:t>游戏窗体</w:t>
+      </w:r>
+      <w:r>
+        <w:rPr>
+          <w:rFonts w:ascii="Tahoma" w:eastAsia="微软雅黑" w:hAnsi="Tahoma" w:hint="eastAsia"/>
+          <w:kern w:val="0"/>
+          <w:sz w:val="22"/>
+        </w:rPr>
+        <w:t xml:space="preserve"> - </w:t>
+      </w:r>
+      <w:r>
+        <w:rPr>
+          <w:rFonts w:ascii="Tahoma" w:eastAsia="微软雅黑" w:hAnsi="Tahoma" w:hint="eastAsia"/>
+          <w:kern w:val="0"/>
+          <w:sz w:val="22"/>
+        </w:rPr>
+        <w:t>天窗层的多层平铺</w:t>
+      </w:r>
+      <w:r>
+        <w:rPr>
+          <w:rFonts w:ascii="Tahoma" w:eastAsia="微软雅黑" w:hAnsi="Tahoma" w:hint="eastAsia"/>
+          <w:kern w:val="0"/>
+          <w:sz w:val="22"/>
+        </w:rPr>
+        <w:t>GIF</w:t>
+      </w:r>
+    </w:p>
+    <w:p>
+      <w:pPr>
+        <w:widowControl/>
+        <w:adjustRightInd w:val="0"/>
+        <w:snapToGrid w:val="0"/>
+        <w:jc w:val="left"/>
+        <w:rPr>
+          <w:rFonts w:ascii="Tahoma" w:eastAsia="微软雅黑" w:hAnsi="Tahoma"/>
+          <w:kern w:val="0"/>
+          <w:sz w:val="22"/>
+        </w:rPr>
+      </w:pPr>
+      <w:r>
+        <w:rPr>
+          <w:rFonts w:ascii="Tahoma" w:eastAsia="微软雅黑" w:hAnsi="Tahoma"/>
+          <w:kern w:val="0"/>
+          <w:sz w:val="22"/>
+        </w:rPr>
+        <w:tab/>
+      </w:r>
+      <w:r>
+        <w:rPr>
+          <w:rFonts w:ascii="Tahoma" w:eastAsia="微软雅黑" w:hAnsi="Tahoma" w:hint="eastAsia"/>
+          <w:kern w:val="0"/>
+          <w:sz w:val="22"/>
+        </w:rPr>
+        <w:t>◆</w:t>
+      </w:r>
+      <w:r>
+        <w:rPr>
+          <w:rFonts w:ascii="Tahoma" w:eastAsia="微软雅黑" w:hAnsi="Tahoma"/>
+          <w:kern w:val="0"/>
+          <w:sz w:val="22"/>
+        </w:rPr>
+        <w:t>Drill_HtmlDynamicSnapshotSprite</w:t>
+      </w:r>
+      <w:r>
+        <w:rPr>
+          <w:rFonts w:ascii="Tahoma" w:eastAsia="微软雅黑" w:hAnsi="Tahoma" w:hint="eastAsia"/>
+          <w:kern w:val="0"/>
+          <w:sz w:val="22"/>
+        </w:rPr>
+        <w:tab/>
+      </w:r>
+      <w:r>
+        <w:rPr>
+          <w:rFonts w:ascii="Tahoma" w:eastAsia="微软雅黑" w:hAnsi="Tahoma" w:hint="eastAsia"/>
+          <w:kern w:val="0"/>
+          <w:sz w:val="22"/>
+        </w:rPr>
+        <w:tab/>
+      </w:r>
+      <w:r>
+        <w:rPr>
+          <w:rFonts w:ascii="Tahoma" w:eastAsia="微软雅黑" w:hAnsi="Tahoma" w:hint="eastAsia"/>
+          <w:kern w:val="0"/>
+          <w:sz w:val="22"/>
+        </w:rPr>
+        <w:t>游戏窗体</w:t>
+      </w:r>
+      <w:r>
+        <w:rPr>
+          <w:rFonts w:ascii="Tahoma" w:eastAsia="微软雅黑" w:hAnsi="Tahoma"/>
+          <w:kern w:val="0"/>
+          <w:sz w:val="22"/>
+        </w:rPr>
+        <w:t xml:space="preserve"> - </w:t>
+      </w:r>
+      <w:r>
+        <w:rPr>
+          <w:rFonts w:ascii="Tahoma" w:eastAsia="微软雅黑" w:hAnsi="Tahoma"/>
+          <w:kern w:val="0"/>
+          <w:sz w:val="22"/>
+        </w:rPr>
+        <w:t>天窗层的多层动态快照</w:t>
+      </w:r>
+    </w:p>
+    <w:p>
+      <w:pPr>
+        <w:widowControl/>
+        <w:adjustRightInd w:val="0"/>
+        <w:snapToGrid w:val="0"/>
+        <w:jc w:val="left"/>
+        <w:rPr>
+          <w:rFonts w:ascii="Tahoma" w:eastAsia="微软雅黑" w:hAnsi="Tahoma"/>
+          <w:kern w:val="0"/>
+          <w:sz w:val="22"/>
+        </w:rPr>
+      </w:pPr>
+      <w:r>
+        <w:rPr>
+          <w:rFonts w:ascii="Tahoma" w:eastAsia="微软雅黑" w:hAnsi="Tahoma" w:hint="eastAsia"/>
+          <w:kern w:val="0"/>
+          <w:sz w:val="22"/>
+        </w:rPr>
+        <w:t>相关文档：</w:t>
+      </w:r>
+      <w:r>
+        <w:rPr>
+          <w:rFonts w:ascii="Tahoma" w:eastAsia="微软雅黑" w:hAnsi="Tahoma" w:hint="eastAsia"/>
+          <w:kern w:val="0"/>
+          <w:sz w:val="22"/>
+        </w:rPr>
+        <w:t>“</w:t>
+      </w:r>
+      <w:r>
+        <w:rPr>
+          <w:rFonts w:ascii="Tahoma" w:eastAsia="微软雅黑" w:hAnsi="Tahoma"/>
+          <w:color w:val="0070C0"/>
+          <w:kern w:val="0"/>
+          <w:sz w:val="22"/>
+        </w:rPr>
+        <w:t>17.</w:t>
+      </w:r>
+      <w:r>
+        <w:rPr>
+          <w:rFonts w:ascii="Tahoma" w:eastAsia="微软雅黑" w:hAnsi="Tahoma"/>
+          <w:color w:val="0070C0"/>
+          <w:kern w:val="0"/>
+          <w:sz w:val="22"/>
+        </w:rPr>
+        <w:t>主菜单</w:t>
+      </w:r>
+      <w:r>
+        <w:rPr>
+          <w:rFonts w:ascii="Tahoma" w:eastAsia="微软雅黑" w:hAnsi="Tahoma" w:hint="eastAsia"/>
+          <w:color w:val="0070C0"/>
+          <w:kern w:val="0"/>
+          <w:sz w:val="22"/>
+        </w:rPr>
+        <w:t xml:space="preserve"> &gt; </w:t>
+      </w:r>
+      <w:r>
+        <w:rPr>
+          <w:rFonts w:ascii="Tahoma" w:eastAsia="微软雅黑" w:hAnsi="Tahoma" w:hint="eastAsia"/>
+          <w:color w:val="0070C0"/>
+          <w:kern w:val="0"/>
+          <w:sz w:val="22"/>
+        </w:rPr>
+        <w:t>多层组合装饰（界面装饰</w:t>
+      </w:r>
+      <w:r>
+        <w:rPr>
+          <w:rFonts w:ascii="Tahoma" w:eastAsia="微软雅黑" w:hAnsi="Tahoma"/>
+          <w:color w:val="0070C0"/>
+          <w:kern w:val="0"/>
+          <w:sz w:val="22"/>
+        </w:rPr>
+        <w:t>-</w:t>
+      </w:r>
+      <w:r>
+        <w:rPr>
+          <w:rFonts w:ascii="Tahoma" w:eastAsia="微软雅黑" w:hAnsi="Tahoma" w:hint="eastAsia"/>
+          <w:color w:val="0070C0"/>
+          <w:kern w:val="0"/>
+          <w:sz w:val="22"/>
+        </w:rPr>
+        <w:t>天窗层</w:t>
+      </w:r>
+      <w:r>
+        <w:rPr>
+          <w:rFonts w:ascii="Tahoma" w:eastAsia="微软雅黑" w:hAnsi="Tahoma"/>
+          <w:color w:val="0070C0"/>
+          <w:kern w:val="0"/>
+          <w:sz w:val="22"/>
+        </w:rPr>
+        <w:t>）</w:t>
+      </w:r>
+      <w:r>
+        <w:rPr>
+          <w:rFonts w:ascii="Tahoma" w:eastAsia="微软雅黑" w:hAnsi="Tahoma"/>
+          <w:color w:val="0070C0"/>
+          <w:kern w:val="0"/>
+          <w:sz w:val="22"/>
+        </w:rPr>
+        <w:t>.docx</w:t>
+      </w:r>
+      <w:r>
+        <w:rPr>
+          <w:rFonts w:ascii="Tahoma" w:eastAsia="微软雅黑" w:hAnsi="Tahoma" w:hint="eastAsia"/>
+          <w:kern w:val="0"/>
+          <w:sz w:val="22"/>
+        </w:rPr>
+        <w:t>”，</w:t>
+      </w:r>
+    </w:p>
+    <w:p>
+      <w:pPr>
+        <w:widowControl/>
+        <w:adjustRightInd w:val="0"/>
+        <w:snapToGrid w:val="0"/>
+        <w:jc w:val="left"/>
+        <w:rPr>
+          <w:rFonts w:ascii="Tahoma" w:eastAsia="微软雅黑" w:hAnsi="Tahoma"/>
+          <w:kern w:val="0"/>
+          <w:sz w:val="22"/>
+        </w:rPr>
+      </w:pPr>
+      <w:r>
+        <w:rPr>
+          <w:rFonts w:ascii="Tahoma" w:eastAsia="微软雅黑" w:hAnsi="Tahoma" w:hint="eastAsia"/>
+          <w:kern w:val="0"/>
+          <w:sz w:val="22"/>
+        </w:rPr>
+        <w:t>也可以看看</w:t>
+      </w:r>
+      <w:r>
+        <w:rPr>
+          <w:rFonts w:ascii="Tahoma" w:eastAsia="微软雅黑" w:hAnsi="Tahoma" w:hint="eastAsia"/>
+          <w:kern w:val="0"/>
+          <w:sz w:val="22"/>
+        </w:rPr>
+        <w:t>文档：</w:t>
+      </w:r>
+      <w:r>
+        <w:rPr>
+          <w:rFonts w:ascii="Tahoma" w:eastAsia="微软雅黑" w:hAnsi="Tahoma" w:hint="eastAsia"/>
+          <w:kern w:val="0"/>
+          <w:sz w:val="22"/>
+        </w:rPr>
+        <w:t>“</w:t>
+      </w:r>
+      <w:r>
+        <w:rPr>
+          <w:rFonts w:ascii="Tahoma" w:eastAsia="微软雅黑" w:hAnsi="Tahoma"/>
+          <w:color w:val="0070C0"/>
+          <w:kern w:val="0"/>
+          <w:sz w:val="22"/>
+        </w:rPr>
+        <w:t>1.</w:t>
+      </w:r>
+      <w:r>
+        <w:rPr>
+          <w:rFonts w:ascii="Tahoma" w:eastAsia="微软雅黑" w:hAnsi="Tahoma"/>
+          <w:color w:val="0070C0"/>
+          <w:kern w:val="0"/>
+          <w:sz w:val="22"/>
+        </w:rPr>
+        <w:t>系统</w:t>
+      </w:r>
+      <w:r>
+        <w:rPr>
+          <w:rFonts w:ascii="Tahoma" w:eastAsia="微软雅黑" w:hAnsi="Tahoma" w:hint="eastAsia"/>
+          <w:color w:val="0070C0"/>
+          <w:kern w:val="0"/>
+          <w:sz w:val="22"/>
+        </w:rPr>
+        <w:t xml:space="preserve"> &gt; </w:t>
+      </w:r>
+      <w:r>
+        <w:rPr>
+          <w:rFonts w:ascii="Tahoma" w:eastAsia="微软雅黑" w:hAnsi="Tahoma" w:hint="eastAsia"/>
+          <w:color w:val="0070C0"/>
+          <w:kern w:val="0"/>
+          <w:sz w:val="22"/>
+        </w:rPr>
+        <w:t>大家族</w:t>
+      </w:r>
+      <w:r>
+        <w:rPr>
+          <w:rFonts w:ascii="Tahoma" w:eastAsia="微软雅黑" w:hAnsi="Tahoma"/>
+          <w:color w:val="0070C0"/>
+          <w:kern w:val="0"/>
+          <w:sz w:val="22"/>
+        </w:rPr>
+        <w:t>-</w:t>
+      </w:r>
+      <w:r>
+        <w:rPr>
+          <w:rFonts w:ascii="Tahoma" w:eastAsia="微软雅黑" w:hAnsi="Tahoma"/>
+          <w:color w:val="0070C0"/>
+          <w:kern w:val="0"/>
+          <w:sz w:val="22"/>
+        </w:rPr>
+        <w:t>屏幕快照</w:t>
+      </w:r>
+      <w:r>
+        <w:rPr>
+          <w:rFonts w:ascii="Tahoma" w:eastAsia="微软雅黑" w:hAnsi="Tahoma"/>
+          <w:color w:val="0070C0"/>
+          <w:kern w:val="0"/>
+          <w:sz w:val="22"/>
+        </w:rPr>
+        <w:t>.docx</w:t>
+      </w:r>
+      <w:r>
+        <w:rPr>
+          <w:rFonts w:ascii="Tahoma" w:eastAsia="微软雅黑" w:hAnsi="Tahoma" w:hint="eastAsia"/>
+          <w:kern w:val="0"/>
+          <w:sz w:val="22"/>
+        </w:rPr>
+        <w:t>”</w:t>
+      </w:r>
+    </w:p>
+    <w:p>
+      <w:pPr>
+        <w:widowControl/>
+        <w:adjustRightInd w:val="0"/>
+        <w:snapToGrid w:val="0"/>
+        <w:jc w:val="left"/>
+        <w:rPr>
+          <w:rFonts w:ascii="Tahoma" w:eastAsia="微软雅黑" w:hAnsi="Tahoma"/>
+          <w:kern w:val="0"/>
+          <w:sz w:val="22"/>
+        </w:rPr>
+      </w:pPr>
+      <w:r>
+        <w:rPr>
+          <w:rFonts w:ascii="Tahoma" w:eastAsia="微软雅黑" w:hAnsi="Tahoma" w:hint="eastAsia"/>
+          <w:kern w:val="0"/>
+          <w:sz w:val="22"/>
+        </w:rPr>
+        <w:t>示例位置在</w:t>
+      </w:r>
+      <w:r>
+        <w:rPr>
+          <w:rFonts w:ascii="Tahoma" w:eastAsia="微软雅黑" w:hAnsi="Tahoma" w:hint="eastAsia"/>
+          <w:kern w:val="0"/>
+          <w:sz w:val="22"/>
+        </w:rPr>
+        <w:t xml:space="preserve"> </w:t>
+      </w:r>
+      <w:r>
+        <w:rPr>
+          <w:rFonts w:ascii="Tahoma" w:eastAsia="微软雅黑" w:hAnsi="Tahoma" w:hint="eastAsia"/>
+          <w:color w:val="00B050"/>
+          <w:kern w:val="0"/>
+          <w:sz w:val="22"/>
+        </w:rPr>
+        <w:t>特效管理层</w:t>
+      </w:r>
+      <w:r>
+        <w:rPr>
+          <w:rFonts w:ascii="Tahoma" w:eastAsia="微软雅黑" w:hAnsi="Tahoma" w:hint="eastAsia"/>
+          <w:kern w:val="0"/>
+          <w:sz w:val="22"/>
+        </w:rPr>
+        <w:t xml:space="preserve"> </w:t>
+      </w:r>
+      <w:r>
+        <w:rPr>
+          <w:rFonts w:ascii="Tahoma" w:eastAsia="微软雅黑" w:hAnsi="Tahoma" w:hint="eastAsia"/>
+          <w:kern w:val="0"/>
+          <w:sz w:val="22"/>
+        </w:rPr>
+        <w:t>，可以去看看。</w:t>
+      </w:r>
+    </w:p>
+    <w:p>
+      <w:pPr>
+        <w:widowControl/>
+        <w:adjustRightInd w:val="0"/>
+        <w:snapToGrid w:val="0"/>
+        <w:jc w:val="left"/>
+        <w:rPr>
+          <w:rFonts w:ascii="Tahoma" w:eastAsia="微软雅黑" w:hAnsi="Tahoma"/>
+          <w:kern w:val="0"/>
+          <w:sz w:val="22"/>
+        </w:rPr>
+      </w:pPr>
+      <w:r>
+        <w:rPr>
+          <w:rFonts w:ascii="Tahoma" w:eastAsia="微软雅黑" w:hAnsi="Tahoma" w:hint="eastAsia"/>
+          <w:kern w:val="0"/>
+          <w:sz w:val="22"/>
+        </w:rPr>
+        <w:t>（</w:t>
+      </w:r>
+      <w:r>
+        <w:rPr>
+          <w:rFonts w:ascii="Tahoma" w:eastAsia="微软雅黑" w:hAnsi="Tahoma" w:hint="eastAsia"/>
+          <w:kern w:val="0"/>
+          <w:sz w:val="22"/>
+        </w:rPr>
+        <w:t>天窗层插件</w:t>
+      </w:r>
+      <w:r>
+        <w:rPr>
+          <w:rFonts w:ascii="Tahoma" w:eastAsia="微软雅黑" w:hAnsi="Tahoma" w:hint="eastAsia"/>
+          <w:kern w:val="0"/>
+          <w:sz w:val="22"/>
+        </w:rPr>
+        <w:t>在战斗界面、地图界面、菜单界面都有效）</w:t>
+      </w:r>
+    </w:p>
+    <w:p>
+      <w:pPr>
+        <w:widowControl/>
+        <w:adjustRightInd w:val="0"/>
+        <w:snapToGrid w:val="0"/>
+        <w:jc w:val="center"/>
+        <w:rPr>
+          <w:rFonts w:ascii="Tahoma" w:eastAsia="微软雅黑" w:hAnsi="Tahoma"/>
+          <w:kern w:val="0"/>
+          <w:sz w:val="22"/>
+        </w:rPr>
+      </w:pPr>
+      <w:r>
+        <w:rPr>
+          <w:noProof/>
+        </w:rPr>
+        <w:drawing>
+          <wp:inline distT="0" distB="0" distL="0" distR="0" wp14:anchorId="58B54ADF" wp14:editId="52A6721B">
+            <wp:extent cx="2865120" cy="2528468"/>
+            <wp:effectExtent l="0" t="0" r="0" b="5715"/>
+            <wp:docPr id="668479356" name="图片 5"/>
+            <wp:cNvGraphicFramePr>
+              <a:graphicFrameLocks xmlns:a="http://schemas.openxmlformats.org/drawingml/2006/main" noChangeAspect="1"/>
+            </wp:cNvGraphicFramePr>
+            <a:graphic xmlns:a="http://schemas.openxmlformats.org/drawingml/2006/main">
+              <a:graphicData uri="http://schemas.openxmlformats.org/drawingml/2006/picture">
+                <pic:pic xmlns:pic="http://schemas.openxmlformats.org/drawingml/2006/picture">
+                  <pic:nvPicPr>
+                    <pic:cNvPr id="0" name="Picture 13"/>
+                    <pic:cNvPicPr>
+                      <a:picLocks noChangeAspect="1" noChangeArrowheads="1"/>
+                    </pic:cNvPicPr>
+                  </pic:nvPicPr>
+                  <pic:blipFill>
+                    <a:blip r:embed="rId35">
+                      <a:extLst>
+                        <a:ext uri="{28A0092B-C50C-407E-A947-70E740481C1C}">
+                          <a14:useLocalDpi xmlns:a14="http://schemas.microsoft.com/office/drawing/2010/main" val="0"/>
+                        </a:ext>
+                      </a:extLst>
+                    </a:blip>
+                    <a:srcRect/>
+                    <a:stretch>
+                      <a:fillRect/>
+                    </a:stretch>
+                  </pic:blipFill>
+                  <pic:spPr bwMode="auto">
+                    <a:xfrm>
+                      <a:off x="0" y="0"/>
+                      <a:ext cx="2869590" cy="2532413"/>
+                    </a:xfrm>
+                    <a:prstGeom prst="rect">
+                      <a:avLst/>
+                    </a:prstGeom>
+                    <a:noFill/>
+                    <a:ln>
+                      <a:noFill/>
+                    </a:ln>
+                  </pic:spPr>
+                </pic:pic>
+              </a:graphicData>
+            </a:graphic>
+          </wp:inline>
+        </w:drawing>
+      </w:r>
+    </w:p>
+    <w:p>
+      <w:pPr>
+        <w:widowControl/>
+        <w:adjustRightInd w:val="0"/>
+        <w:snapToGrid w:val="0"/>
+        <w:rPr>
+          <w:rFonts w:ascii="Tahoma" w:eastAsia="微软雅黑" w:hAnsi="Tahoma"/>
+          <w:kern w:val="0"/>
+          <w:sz w:val="22"/>
+        </w:rPr>
+      </w:pPr>
     </w:p>
     <w:p>
       <w:pPr>
@@ -8362,6 +10889,17 @@
           <w:sz w:val="22"/>
         </w:rPr>
       </w:pPr>
+    </w:p>
+    <w:p>
+      <w:pPr>
+        <w:widowControl/>
+        <w:jc w:val="left"/>
+        <w:rPr>
+          <w:rFonts w:ascii="Tahoma" w:eastAsia="微软雅黑" w:hAnsi="Tahoma"/>
+          <w:kern w:val="0"/>
+          <w:sz w:val="22"/>
+        </w:rPr>
+      </w:pPr>
       <w:r>
         <w:rPr>
           <w:rFonts w:ascii="Tahoma" w:eastAsia="微软雅黑" w:hAnsi="Tahoma"/>
@@ -8425,25 +10963,7 @@
           <w:kern w:val="0"/>
           <w:sz w:val="22"/>
         </w:rPr>
-        <w:t>大部分是自定义淡出淡入颜色</w:t>
-      </w:r>
-      <w:proofErr w:type="gramStart"/>
-      <w:r>
-        <w:rPr>
-          <w:rFonts w:ascii="Tahoma" w:eastAsia="微软雅黑" w:hAnsi="Tahoma" w:hint="eastAsia"/>
-          <w:kern w:val="0"/>
-          <w:sz w:val="22"/>
-        </w:rPr>
-        <w:t>闪</w:t>
-      </w:r>
-      <w:proofErr w:type="gramEnd"/>
-      <w:r>
-        <w:rPr>
-          <w:rFonts w:ascii="Tahoma" w:eastAsia="微软雅黑" w:hAnsi="Tahoma" w:hint="eastAsia"/>
-          <w:kern w:val="0"/>
-          <w:sz w:val="22"/>
-        </w:rPr>
-        <w:t>一下，也有一些是简单的图形变换。</w:t>
+        <w:t>大部分是自定义淡出淡入颜色闪一下，也有一些是简单的图形变换。</w:t>
       </w:r>
     </w:p>
     <w:p>
@@ -8612,7 +11132,7 @@
                           </pic:cNvPicPr>
                         </pic:nvPicPr>
                         <pic:blipFill>
-                          <a:blip r:embed="rId35">
+                          <a:blip r:embed="rId36">
                             <a:extLst>
                               <a:ext uri="{28A0092B-C50C-407E-A947-70E740481C1C}">
                                 <a14:useLocalDpi xmlns:a14="http://schemas.microsoft.com/office/drawing/2010/main" val="0"/>
@@ -8767,7 +11287,7 @@
                           </pic:cNvPicPr>
                         </pic:nvPicPr>
                         <pic:blipFill>
-                          <a:blip r:embed="rId36">
+                          <a:blip r:embed="rId37">
                             <a:extLst>
                               <a:ext uri="{28A0092B-C50C-407E-A947-70E740481C1C}">
                                 <a14:useLocalDpi xmlns:a14="http://schemas.microsoft.com/office/drawing/2010/main" val="0"/>
@@ -8877,7 +11397,7 @@
                           </pic:cNvPicPr>
                         </pic:nvPicPr>
                         <pic:blipFill>
-                          <a:blip r:embed="rId37">
+                          <a:blip r:embed="rId38">
                             <a:extLst>
                               <a:ext uri="{28A0092B-C50C-407E-A947-70E740481C1C}">
                                 <a14:useLocalDpi xmlns:a14="http://schemas.microsoft.com/office/drawing/2010/main" val="0"/>
@@ -8938,7 +11458,7 @@
                           </pic:cNvPicPr>
                         </pic:nvPicPr>
                         <pic:blipFill>
-                          <a:blip r:embed="rId38">
+                          <a:blip r:embed="rId39">
                             <a:extLst>
                               <a:ext uri="{28A0092B-C50C-407E-A947-70E740481C1C}">
                                 <a14:useLocalDpi xmlns:a14="http://schemas.microsoft.com/office/drawing/2010/main" val="0"/>
@@ -8999,7 +11519,7 @@
                           </pic:cNvPicPr>
                         </pic:nvPicPr>
                         <pic:blipFill>
-                          <a:blip r:embed="rId39">
+                          <a:blip r:embed="rId40">
                             <a:extLst>
                               <a:ext uri="{28A0092B-C50C-407E-A947-70E740481C1C}">
                                 <a14:useLocalDpi xmlns:a14="http://schemas.microsoft.com/office/drawing/2010/main" val="0"/>
@@ -9165,23 +11685,13 @@
                 <w:sz w:val="22"/>
               </w:rPr>
             </w:pPr>
-            <w:proofErr w:type="gramStart"/>
-            <w:r>
-              <w:rPr>
-                <w:rFonts w:ascii="Tahoma" w:eastAsia="微软雅黑" w:hAnsi="Tahoma" w:hint="eastAsia"/>
-                <w:kern w:val="0"/>
-                <w:sz w:val="22"/>
-              </w:rPr>
-              <w:t>番剧里面</w:t>
-            </w:r>
-            <w:proofErr w:type="gramEnd"/>
-            <w:r>
-              <w:rPr>
-                <w:rFonts w:ascii="Tahoma" w:eastAsia="微软雅黑" w:hAnsi="Tahoma" w:hint="eastAsia"/>
-                <w:kern w:val="0"/>
-                <w:sz w:val="22"/>
-              </w:rPr>
-              <w:t>并不是什么地方都会用到动画转场，很多都是瞬间切换的画面。</w:t>
+            <w:r>
+              <w:rPr>
+                <w:rFonts w:ascii="Tahoma" w:eastAsia="微软雅黑" w:hAnsi="Tahoma" w:hint="eastAsia"/>
+                <w:kern w:val="0"/>
+                <w:sz w:val="22"/>
+              </w:rPr>
+              <w:t>番剧里面并不是什么地方都会用到动画转场，很多都是瞬间切换的画面。</w:t>
             </w:r>
           </w:p>
           <w:p>
@@ -9202,25 +11712,7 @@
                 <w:kern w:val="0"/>
                 <w:sz w:val="22"/>
               </w:rPr>
-              <w:t>偶尔在剧情发展时，为表示“过了一会儿或</w:t>
-            </w:r>
-            <w:proofErr w:type="gramStart"/>
-            <w:r>
-              <w:rPr>
-                <w:rFonts w:ascii="Tahoma" w:eastAsia="微软雅黑" w:hAnsi="Tahoma" w:hint="eastAsia"/>
-                <w:kern w:val="0"/>
-                <w:sz w:val="22"/>
-              </w:rPr>
-              <w:t>一</w:t>
-            </w:r>
-            <w:proofErr w:type="gramEnd"/>
-            <w:r>
-              <w:rPr>
-                <w:rFonts w:ascii="Tahoma" w:eastAsia="微软雅黑" w:hAnsi="Tahoma" w:hint="eastAsia"/>
-                <w:kern w:val="0"/>
-                <w:sz w:val="22"/>
-              </w:rPr>
-              <w:t>小段时间”，才会播放动画转场。</w:t>
+              <w:t>偶尔在剧情发展时，为表示“过了一会儿或一小段时间”，才会播放动画转场。</w:t>
             </w:r>
           </w:p>
           <w:p>
@@ -9319,8 +11811,8 @@
           <w:rFonts w:hint="eastAsia"/>
         </w:rPr>
       </w:pPr>
-      <w:bookmarkStart w:id="9" w:name="_设计对游戏画面的次元斩(一刀)"/>
-      <w:bookmarkEnd w:id="9"/>
+      <w:bookmarkStart w:id="13" w:name="_设计对游戏画面的次元斩(一刀)"/>
+      <w:bookmarkEnd w:id="13"/>
       <w:r>
         <w:rPr>
           <w:rFonts w:hint="eastAsia"/>
@@ -9337,7 +11829,7 @@
         <w:rPr>
           <w:rFonts w:hint="eastAsia"/>
         </w:rPr>
-        <w:t>合并动画</w:t>
+        <w:t>合并</w:t>
       </w:r>
       <w:r>
         <w:rPr>
@@ -9599,7 +12091,7 @@
                     </pic:cNvPicPr>
                   </pic:nvPicPr>
                   <pic:blipFill>
-                    <a:blip r:embed="rId40">
+                    <a:blip r:embed="rId41">
                       <a:extLst>
                         <a:ext uri="{28A0092B-C50C-407E-A947-70E740481C1C}">
                           <a14:useLocalDpi xmlns:a14="http://schemas.microsoft.com/office/drawing/2010/main" val="0"/>
@@ -9784,6 +12276,471 @@
       <w:pPr>
         <w:widowControl/>
         <w:snapToGrid w:val="0"/>
+        <w:rPr>
+          <w:rFonts w:ascii="Tahoma" w:eastAsia="微软雅黑" w:hAnsi="Tahoma"/>
+          <w:bCs/>
+          <w:kern w:val="0"/>
+          <w:sz w:val="22"/>
+        </w:rPr>
+      </w:pPr>
+    </w:p>
+    <w:p>
+      <w:pPr>
+        <w:widowControl/>
+        <w:jc w:val="left"/>
+        <w:rPr>
+          <w:rFonts w:ascii="Tahoma" w:eastAsia="微软雅黑" w:hAnsi="Tahoma"/>
+          <w:bCs/>
+          <w:kern w:val="0"/>
+          <w:sz w:val="22"/>
+        </w:rPr>
+      </w:pPr>
+      <w:r>
+        <w:rPr>
+          <w:rFonts w:ascii="Tahoma" w:eastAsia="微软雅黑" w:hAnsi="Tahoma"/>
+          <w:bCs/>
+          <w:kern w:val="0"/>
+          <w:sz w:val="22"/>
+        </w:rPr>
+        <w:br w:type="page"/>
+      </w:r>
+    </w:p>
+    <w:p>
+      <w:pPr>
+        <w:pStyle w:val="3"/>
+        <w:rPr>
+          <w:rFonts w:hint="eastAsia"/>
+        </w:rPr>
+      </w:pPr>
+      <w:r>
+        <w:rPr>
+          <w:rFonts w:hint="eastAsia"/>
+        </w:rPr>
+        <w:lastRenderedPageBreak/>
+        <w:t>设计眩晕圆环的动画转场（指向）</w:t>
+      </w:r>
+    </w:p>
+    <w:p>
+      <w:pPr>
+        <w:widowControl/>
+        <w:snapToGrid w:val="0"/>
+        <w:jc w:val="left"/>
+        <w:rPr>
+          <w:rFonts w:ascii="Tahoma" w:eastAsia="微软雅黑" w:hAnsi="Tahoma"/>
+          <w:kern w:val="0"/>
+          <w:sz w:val="22"/>
+        </w:rPr>
+      </w:pPr>
+      <w:r>
+        <w:rPr>
+          <w:rFonts w:ascii="Tahoma" w:eastAsia="微软雅黑" w:hAnsi="Tahoma" w:hint="eastAsia"/>
+          <w:kern w:val="0"/>
+          <w:sz w:val="22"/>
+        </w:rPr>
+        <w:t>你可以直接用</w:t>
+      </w:r>
+      <w:r>
+        <w:rPr>
+          <w:rFonts w:ascii="Tahoma" w:eastAsia="微软雅黑" w:hAnsi="Tahoma" w:hint="eastAsia"/>
+          <w:kern w:val="0"/>
+          <w:sz w:val="22"/>
+        </w:rPr>
+        <w:t xml:space="preserve"> </w:t>
+      </w:r>
+      <w:r>
+        <w:rPr>
+          <w:rFonts w:ascii="Tahoma" w:eastAsia="微软雅黑" w:hAnsi="Tahoma" w:hint="eastAsia"/>
+          <w:kern w:val="0"/>
+          <w:sz w:val="22"/>
+        </w:rPr>
+        <w:t>场所移动</w:t>
+      </w:r>
+      <w:r>
+        <w:rPr>
+          <w:rFonts w:ascii="Tahoma" w:eastAsia="微软雅黑" w:hAnsi="Tahoma" w:hint="eastAsia"/>
+          <w:kern w:val="0"/>
+          <w:sz w:val="22"/>
+        </w:rPr>
+        <w:t>+</w:t>
+      </w:r>
+      <w:r>
+        <w:rPr>
+          <w:rFonts w:ascii="Tahoma" w:eastAsia="微软雅黑" w:hAnsi="Tahoma" w:hint="eastAsia"/>
+          <w:kern w:val="0"/>
+          <w:sz w:val="22"/>
+        </w:rPr>
+        <w:t>界面装饰插件，</w:t>
+      </w:r>
+    </w:p>
+    <w:p>
+      <w:pPr>
+        <w:widowControl/>
+        <w:snapToGrid w:val="0"/>
+        <w:jc w:val="left"/>
+        <w:rPr>
+          <w:rFonts w:ascii="Tahoma" w:eastAsia="微软雅黑" w:hAnsi="Tahoma"/>
+          <w:kern w:val="0"/>
+          <w:sz w:val="22"/>
+        </w:rPr>
+      </w:pPr>
+      <w:r>
+        <w:rPr>
+          <w:rFonts w:ascii="Tahoma" w:eastAsia="微软雅黑" w:hAnsi="Tahoma" w:hint="eastAsia"/>
+          <w:kern w:val="0"/>
+          <w:sz w:val="22"/>
+        </w:rPr>
+        <w:t>实现</w:t>
+      </w:r>
+      <w:r>
+        <w:rPr>
+          <w:rFonts w:ascii="Tahoma" w:eastAsia="微软雅黑" w:hAnsi="Tahoma" w:hint="eastAsia"/>
+          <w:kern w:val="0"/>
+          <w:sz w:val="22"/>
+        </w:rPr>
+        <w:t xml:space="preserve"> </w:t>
+      </w:r>
+      <w:r>
+        <w:rPr>
+          <w:rFonts w:ascii="Tahoma" w:eastAsia="微软雅黑" w:hAnsi="Tahoma" w:hint="eastAsia"/>
+          <w:kern w:val="0"/>
+          <w:sz w:val="22"/>
+        </w:rPr>
+        <w:t>眩晕圆环</w:t>
+      </w:r>
+      <w:r>
+        <w:rPr>
+          <w:rFonts w:ascii="Tahoma" w:eastAsia="微软雅黑" w:hAnsi="Tahoma" w:hint="eastAsia"/>
+          <w:kern w:val="0"/>
+          <w:sz w:val="22"/>
+        </w:rPr>
+        <w:t xml:space="preserve"> </w:t>
+      </w:r>
+      <w:r>
+        <w:rPr>
+          <w:rFonts w:ascii="Tahoma" w:eastAsia="微软雅黑" w:hAnsi="Tahoma" w:hint="eastAsia"/>
+          <w:kern w:val="0"/>
+          <w:sz w:val="22"/>
+        </w:rPr>
+        <w:t>的转场动画，如下图。</w:t>
+      </w:r>
+    </w:p>
+    <w:p>
+      <w:pPr>
+        <w:widowControl/>
+        <w:snapToGrid w:val="0"/>
+        <w:jc w:val="left"/>
+        <w:rPr>
+          <w:rFonts w:ascii="Tahoma" w:eastAsia="微软雅黑" w:hAnsi="Tahoma"/>
+          <w:kern w:val="0"/>
+          <w:sz w:val="22"/>
+        </w:rPr>
+      </w:pPr>
+      <w:r>
+        <w:rPr>
+          <w:rFonts w:ascii="Tahoma" w:eastAsia="微软雅黑" w:hAnsi="Tahoma" w:hint="eastAsia"/>
+          <w:kern w:val="0"/>
+          <w:sz w:val="22"/>
+        </w:rPr>
+        <w:t>去看看文档：“</w:t>
+      </w:r>
+      <w:r>
+        <w:rPr>
+          <w:rFonts w:ascii="Tahoma" w:eastAsia="微软雅黑" w:hAnsi="Tahoma" w:hint="eastAsia"/>
+          <w:color w:val="0070C0"/>
+          <w:kern w:val="0"/>
+          <w:sz w:val="22"/>
+        </w:rPr>
+        <w:t>17.</w:t>
+      </w:r>
+      <w:r>
+        <w:rPr>
+          <w:rFonts w:ascii="Tahoma" w:eastAsia="微软雅黑" w:hAnsi="Tahoma" w:hint="eastAsia"/>
+          <w:color w:val="0070C0"/>
+          <w:kern w:val="0"/>
+          <w:sz w:val="22"/>
+        </w:rPr>
+        <w:t>主菜单</w:t>
+      </w:r>
+      <w:r>
+        <w:rPr>
+          <w:rFonts w:ascii="Tahoma" w:eastAsia="微软雅黑" w:hAnsi="Tahoma" w:hint="eastAsia"/>
+          <w:color w:val="0070C0"/>
+          <w:kern w:val="0"/>
+          <w:sz w:val="22"/>
+        </w:rPr>
+        <w:t xml:space="preserve"> &gt; </w:t>
+      </w:r>
+      <w:r>
+        <w:rPr>
+          <w:rFonts w:ascii="Tahoma" w:eastAsia="微软雅黑" w:hAnsi="Tahoma" w:hint="eastAsia"/>
+          <w:color w:val="0070C0"/>
+          <w:kern w:val="0"/>
+          <w:sz w:val="22"/>
+        </w:rPr>
+        <w:t>动画转场设计</w:t>
+      </w:r>
+      <w:r>
+        <w:rPr>
+          <w:rFonts w:ascii="Tahoma" w:eastAsia="微软雅黑" w:hAnsi="Tahoma" w:hint="eastAsia"/>
+          <w:color w:val="0070C0"/>
+          <w:kern w:val="0"/>
+          <w:sz w:val="22"/>
+        </w:rPr>
+        <w:t>-</w:t>
+      </w:r>
+      <w:r>
+        <w:rPr>
+          <w:rFonts w:ascii="Tahoma" w:eastAsia="微软雅黑" w:hAnsi="Tahoma" w:hint="eastAsia"/>
+          <w:color w:val="0070C0"/>
+          <w:kern w:val="0"/>
+          <w:sz w:val="22"/>
+        </w:rPr>
+        <w:t>眩晕圆环</w:t>
+      </w:r>
+      <w:r>
+        <w:rPr>
+          <w:rFonts w:ascii="Tahoma" w:eastAsia="微软雅黑" w:hAnsi="Tahoma" w:hint="eastAsia"/>
+          <w:color w:val="0070C0"/>
+          <w:kern w:val="0"/>
+          <w:sz w:val="22"/>
+        </w:rPr>
+        <w:t>动画</w:t>
+      </w:r>
+      <w:r>
+        <w:rPr>
+          <w:rFonts w:ascii="Tahoma" w:eastAsia="微软雅黑" w:hAnsi="Tahoma" w:hint="eastAsia"/>
+          <w:color w:val="0070C0"/>
+          <w:kern w:val="0"/>
+          <w:sz w:val="22"/>
+        </w:rPr>
+        <w:t>.docx</w:t>
+      </w:r>
+      <w:r>
+        <w:rPr>
+          <w:rFonts w:ascii="Tahoma" w:eastAsia="微软雅黑" w:hAnsi="Tahoma" w:hint="eastAsia"/>
+          <w:kern w:val="0"/>
+          <w:sz w:val="22"/>
+        </w:rPr>
+        <w:t>”。</w:t>
+      </w:r>
+    </w:p>
+    <w:p>
+      <w:pPr>
+        <w:widowControl/>
+        <w:jc w:val="center"/>
+        <w:rPr>
+          <w:rFonts w:ascii="Tahoma" w:eastAsia="微软雅黑" w:hAnsi="Tahoma"/>
+          <w:kern w:val="0"/>
+          <w:sz w:val="22"/>
+        </w:rPr>
+      </w:pPr>
+      <w:r>
+        <w:rPr>
+          <w:noProof/>
+        </w:rPr>
+        <w:drawing>
+          <wp:inline distT="0" distB="0" distL="0" distR="0" wp14:anchorId="60193598" wp14:editId="4229ECD9">
+            <wp:extent cx="3977640" cy="3127614"/>
+            <wp:effectExtent l="0" t="0" r="3810" b="0"/>
+            <wp:docPr id="930714386" name="图片 2"/>
+            <wp:cNvGraphicFramePr>
+              <a:graphicFrameLocks xmlns:a="http://schemas.openxmlformats.org/drawingml/2006/main" noChangeAspect="1"/>
+            </wp:cNvGraphicFramePr>
+            <a:graphic xmlns:a="http://schemas.openxmlformats.org/drawingml/2006/main">
+              <a:graphicData uri="http://schemas.openxmlformats.org/drawingml/2006/picture">
+                <pic:pic xmlns:pic="http://schemas.openxmlformats.org/drawingml/2006/picture">
+                  <pic:nvPicPr>
+                    <pic:cNvPr id="0" name="Picture 3"/>
+                    <pic:cNvPicPr>
+                      <a:picLocks noChangeAspect="1" noChangeArrowheads="1"/>
+                    </pic:cNvPicPr>
+                  </pic:nvPicPr>
+                  <pic:blipFill>
+                    <a:blip r:embed="rId42">
+                      <a:extLst>
+                        <a:ext uri="{28A0092B-C50C-407E-A947-70E740481C1C}">
+                          <a14:useLocalDpi xmlns:a14="http://schemas.microsoft.com/office/drawing/2010/main" val="0"/>
+                        </a:ext>
+                      </a:extLst>
+                    </a:blip>
+                    <a:srcRect/>
+                    <a:stretch>
+                      <a:fillRect/>
+                    </a:stretch>
+                  </pic:blipFill>
+                  <pic:spPr bwMode="auto">
+                    <a:xfrm>
+                      <a:off x="0" y="0"/>
+                      <a:ext cx="3986921" cy="3134912"/>
+                    </a:xfrm>
+                    <a:prstGeom prst="rect">
+                      <a:avLst/>
+                    </a:prstGeom>
+                    <a:noFill/>
+                    <a:ln>
+                      <a:noFill/>
+                    </a:ln>
+                  </pic:spPr>
+                </pic:pic>
+              </a:graphicData>
+            </a:graphic>
+          </wp:inline>
+        </w:drawing>
+      </w:r>
+    </w:p>
+    <w:tbl>
+      <w:tblPr>
+        <w:tblStyle w:val="af"/>
+        <w:tblW w:w="0" w:type="auto"/>
+        <w:shd w:val="clear" w:color="auto" w:fill="DEEAF6" w:themeFill="accent1" w:themeFillTint="33"/>
+        <w:tblLook w:val="04A0" w:firstRow="1" w:lastRow="0" w:firstColumn="1" w:lastColumn="0" w:noHBand="0" w:noVBand="1"/>
+      </w:tblPr>
+      <w:tblGrid>
+        <w:gridCol w:w="8522"/>
+      </w:tblGrid>
+      <w:tr>
+        <w:tc>
+          <w:tcPr>
+            <w:tcW w:w="8522" w:type="dxa"/>
+            <w:shd w:val="clear" w:color="auto" w:fill="DEEAF6" w:themeFill="accent1" w:themeFillTint="33"/>
+          </w:tcPr>
+          <w:p>
+            <w:pPr>
+              <w:widowControl/>
+              <w:adjustRightInd w:val="0"/>
+              <w:snapToGrid w:val="0"/>
+              <w:jc w:val="left"/>
+              <w:rPr>
+                <w:rFonts w:ascii="Tahoma" w:eastAsia="微软雅黑" w:hAnsi="Tahoma"/>
+                <w:kern w:val="0"/>
+                <w:sz w:val="22"/>
+              </w:rPr>
+            </w:pPr>
+            <w:r>
+              <w:rPr>
+                <w:rFonts w:ascii="Tahoma" w:eastAsia="微软雅黑" w:hAnsi="Tahoma" w:hint="eastAsia"/>
+                <w:kern w:val="0"/>
+                <w:sz w:val="22"/>
+              </w:rPr>
+              <w:t>核心</w:t>
+            </w:r>
+            <w:r>
+              <w:rPr>
+                <w:rFonts w:ascii="Tahoma" w:eastAsia="微软雅黑" w:hAnsi="Tahoma" w:hint="eastAsia"/>
+                <w:kern w:val="0"/>
+                <w:sz w:val="22"/>
+              </w:rPr>
+              <w:t xml:space="preserve"> </w:t>
+            </w:r>
+            <w:r>
+              <w:rPr>
+                <w:rFonts w:ascii="Tahoma" w:eastAsia="微软雅黑" w:hAnsi="Tahoma" w:hint="eastAsia"/>
+                <w:kern w:val="0"/>
+                <w:sz w:val="22"/>
+              </w:rPr>
+              <w:t>只提供</w:t>
+            </w:r>
+            <w:r>
+              <w:rPr>
+                <w:rFonts w:ascii="Tahoma" w:eastAsia="微软雅黑" w:hAnsi="Tahoma" w:hint="eastAsia"/>
+                <w:kern w:val="0"/>
+                <w:sz w:val="22"/>
+              </w:rPr>
+              <w:t xml:space="preserve"> </w:t>
+            </w:r>
+            <w:r>
+              <w:rPr>
+                <w:rFonts w:ascii="Tahoma" w:eastAsia="微软雅黑" w:hAnsi="Tahoma" w:hint="eastAsia"/>
+                <w:kern w:val="0"/>
+                <w:sz w:val="22"/>
+              </w:rPr>
+              <w:t>默认的动画</w:t>
+            </w:r>
+            <w:r>
+              <w:rPr>
+                <w:rFonts w:ascii="Tahoma" w:eastAsia="微软雅黑" w:hAnsi="Tahoma" w:hint="eastAsia"/>
+                <w:kern w:val="0"/>
+                <w:sz w:val="22"/>
+              </w:rPr>
+              <w:t>转场开关功能</w:t>
+            </w:r>
+            <w:r>
+              <w:rPr>
+                <w:rFonts w:ascii="Tahoma" w:eastAsia="微软雅黑" w:hAnsi="Tahoma" w:hint="eastAsia"/>
+                <w:kern w:val="0"/>
+                <w:sz w:val="22"/>
+              </w:rPr>
+              <w:t>。</w:t>
+            </w:r>
+          </w:p>
+          <w:p>
+            <w:pPr>
+              <w:widowControl/>
+              <w:adjustRightInd w:val="0"/>
+              <w:snapToGrid w:val="0"/>
+              <w:jc w:val="left"/>
+              <w:rPr>
+                <w:rFonts w:ascii="Tahoma" w:eastAsia="微软雅黑" w:hAnsi="Tahoma"/>
+                <w:kern w:val="0"/>
+                <w:sz w:val="22"/>
+              </w:rPr>
+            </w:pPr>
+            <w:r>
+              <w:rPr>
+                <w:rFonts w:ascii="Tahoma" w:eastAsia="微软雅黑" w:hAnsi="Tahoma" w:hint="eastAsia"/>
+                <w:kern w:val="0"/>
+                <w:sz w:val="22"/>
+              </w:rPr>
+              <w:t>需要结合</w:t>
+            </w:r>
+            <w:r>
+              <w:rPr>
+                <w:rFonts w:ascii="Tahoma" w:eastAsia="微软雅黑" w:hAnsi="Tahoma" w:hint="eastAsia"/>
+                <w:kern w:val="0"/>
+                <w:sz w:val="22"/>
+              </w:rPr>
+              <w:t xml:space="preserve"> </w:t>
+            </w:r>
+            <w:r>
+              <w:rPr>
+                <w:rFonts w:ascii="Tahoma" w:eastAsia="微软雅黑" w:hAnsi="Tahoma" w:hint="eastAsia"/>
+                <w:kern w:val="0"/>
+                <w:sz w:val="22"/>
+              </w:rPr>
+              <w:t>界面装饰插件</w:t>
+            </w:r>
+            <w:r>
+              <w:rPr>
+                <w:rFonts w:ascii="Tahoma" w:eastAsia="微软雅黑" w:hAnsi="Tahoma" w:hint="eastAsia"/>
+                <w:kern w:val="0"/>
+                <w:sz w:val="22"/>
+              </w:rPr>
+              <w:t xml:space="preserve"> </w:t>
+            </w:r>
+            <w:r>
+              <w:rPr>
+                <w:rFonts w:ascii="Tahoma" w:eastAsia="微软雅黑" w:hAnsi="Tahoma" w:hint="eastAsia"/>
+                <w:kern w:val="0"/>
+                <w:sz w:val="22"/>
+              </w:rPr>
+              <w:t>才能实现自定义的动画</w:t>
+            </w:r>
+            <w:r>
+              <w:rPr>
+                <w:rFonts w:ascii="Tahoma" w:eastAsia="微软雅黑" w:hAnsi="Tahoma" w:hint="eastAsia"/>
+                <w:kern w:val="0"/>
+                <w:sz w:val="22"/>
+              </w:rPr>
+              <w:t>。</w:t>
+            </w:r>
+          </w:p>
+        </w:tc>
+      </w:tr>
+    </w:tbl>
+    <w:p>
+      <w:pPr>
+        <w:widowControl/>
+        <w:jc w:val="left"/>
         <w:rPr>
           <w:rFonts w:ascii="Tahoma" w:eastAsia="微软雅黑" w:hAnsi="Tahoma"/>
           <w:bCs/>
@@ -10023,7 +12980,7 @@
                           </pic:cNvPicPr>
                         </pic:nvPicPr>
                         <pic:blipFill>
-                          <a:blip r:embed="rId41">
+                          <a:blip r:embed="rId43">
                             <a:extLst>
                               <a:ext uri="{28A0092B-C50C-407E-A947-70E740481C1C}">
                                 <a14:useLocalDpi xmlns:a14="http://schemas.microsoft.com/office/drawing/2010/main" val="0"/>
@@ -10090,7 +13047,7 @@
                           </pic:cNvPicPr>
                         </pic:nvPicPr>
                         <pic:blipFill>
-                          <a:blip r:embed="rId42">
+                          <a:blip r:embed="rId44">
                             <a:extLst>
                               <a:ext uri="{28A0092B-C50C-407E-A947-70E740481C1C}">
                                 <a14:useLocalDpi xmlns:a14="http://schemas.microsoft.com/office/drawing/2010/main" val="0"/>
@@ -10462,16 +13419,7 @@
                 <w:kern w:val="0"/>
                 <w:sz w:val="22"/>
               </w:rPr>
-              <w:t>菜</w:t>
-            </w:r>
-            <w:proofErr w:type="gramStart"/>
-            <w:r>
-              <w:rPr>
-                <w:rFonts w:ascii="Tahoma" w:eastAsia="微软雅黑" w:hAnsi="Tahoma" w:hint="eastAsia"/>
-                <w:kern w:val="0"/>
-                <w:sz w:val="22"/>
-              </w:rPr>
-              <w:t>单</w:t>
+              <w:t>菜单</w:t>
             </w:r>
             <w:r>
               <w:rPr>
@@ -10481,7 +13429,6 @@
               </w:rPr>
               <w:t>需要</w:t>
             </w:r>
-            <w:proofErr w:type="gramEnd"/>
             <w:r>
               <w:rPr>
                 <w:rFonts w:ascii="Tahoma" w:eastAsia="微软雅黑" w:hAnsi="Tahoma" w:hint="eastAsia"/>
@@ -10498,7 +13445,7 @@
               <w:snapToGrid w:val="0"/>
               <w:spacing w:line="276" w:lineRule="auto"/>
               <w:rPr>
-                <w:rFonts w:ascii="Tahoma" w:eastAsia="微软雅黑" w:hAnsi="Tahoma" w:hint="eastAsia"/>
+                <w:rFonts w:ascii="Tahoma" w:eastAsia="微软雅黑" w:hAnsi="Tahoma"/>
                 <w:kern w:val="0"/>
                 <w:sz w:val="22"/>
               </w:rPr>
@@ -10526,27 +13473,7 @@
                 <w:kern w:val="0"/>
                 <w:sz w:val="22"/>
               </w:rPr>
-              <w:t>主菜</w:t>
-            </w:r>
-            <w:proofErr w:type="gramStart"/>
-            <w:r>
-              <w:rPr>
-                <w:rFonts w:ascii="Tahoma" w:eastAsia="微软雅黑" w:hAnsi="Tahoma" w:hint="eastAsia"/>
-                <w:color w:val="00B050"/>
-                <w:kern w:val="0"/>
-                <w:sz w:val="22"/>
-              </w:rPr>
-              <w:t>单管理</w:t>
-            </w:r>
-            <w:proofErr w:type="gramEnd"/>
-            <w:r>
-              <w:rPr>
-                <w:rFonts w:ascii="Tahoma" w:eastAsia="微软雅黑" w:hAnsi="Tahoma" w:hint="eastAsia"/>
-                <w:color w:val="00B050"/>
-                <w:kern w:val="0"/>
-                <w:sz w:val="22"/>
-              </w:rPr>
-              <w:t>层</w:t>
+              <w:t>主菜单管理层</w:t>
             </w:r>
             <w:r>
               <w:rPr>
@@ -10600,7 +13527,7 @@
                           </pic:cNvPicPr>
                         </pic:nvPicPr>
                         <pic:blipFill>
-                          <a:blip r:embed="rId43">
+                          <a:blip r:embed="rId45">
                             <a:extLst>
                               <a:ext uri="{28A0092B-C50C-407E-A947-70E740481C1C}">
                                 <a14:useLocalDpi xmlns:a14="http://schemas.microsoft.com/office/drawing/2010/main" val="0"/>
@@ -10667,7 +13594,7 @@
                           </pic:cNvPicPr>
                         </pic:nvPicPr>
                         <pic:blipFill>
-                          <a:blip r:embed="rId44">
+                          <a:blip r:embed="rId46">
                             <a:extLst>
                               <a:ext uri="{28A0092B-C50C-407E-A947-70E740481C1C}">
                                 <a14:useLocalDpi xmlns:a14="http://schemas.microsoft.com/office/drawing/2010/main" val="0"/>
@@ -10729,7 +13656,6 @@
                 <w:kern w:val="0"/>
                 <w:sz w:val="22"/>
               </w:rPr>
-              <w:lastRenderedPageBreak/>
               <w:t>解决方案</w:t>
             </w:r>
           </w:p>
@@ -10830,6 +13756,951 @@
         <w:snapToGrid w:val="0"/>
         <w:rPr>
           <w:rFonts w:ascii="Tahoma" w:eastAsia="微软雅黑" w:hAnsi="Tahoma"/>
+          <w:bCs/>
+          <w:kern w:val="0"/>
+          <w:sz w:val="22"/>
+        </w:rPr>
+      </w:pPr>
+    </w:p>
+    <w:p>
+      <w:pPr>
+        <w:widowControl/>
+        <w:jc w:val="left"/>
+        <w:rPr>
+          <w:rFonts w:ascii="Tahoma" w:eastAsia="微软雅黑" w:hAnsi="Tahoma"/>
+          <w:bCs/>
+          <w:kern w:val="0"/>
+          <w:sz w:val="22"/>
+        </w:rPr>
+      </w:pPr>
+      <w:r>
+        <w:rPr>
+          <w:rFonts w:ascii="Tahoma" w:eastAsia="微软雅黑" w:hAnsi="Tahoma"/>
+          <w:bCs/>
+          <w:kern w:val="0"/>
+          <w:sz w:val="22"/>
+        </w:rPr>
+        <w:br w:type="page"/>
+      </w:r>
+    </w:p>
+    <w:p>
+      <w:pPr>
+        <w:pStyle w:val="3"/>
+        <w:rPr>
+          <w:rFonts w:hint="eastAsia"/>
+        </w:rPr>
+      </w:pPr>
+      <w:r>
+        <w:rPr>
+          <w:rFonts w:hint="eastAsia"/>
+        </w:rPr>
+        <w:lastRenderedPageBreak/>
+        <w:t>眩晕圆环</w:t>
+      </w:r>
+      <w:r>
+        <w:rPr>
+          <w:rFonts w:hint="eastAsia"/>
+        </w:rPr>
+        <w:t>和</w:t>
+      </w:r>
+      <w:r>
+        <w:rPr>
+          <w:rFonts w:hint="eastAsia"/>
+        </w:rPr>
+        <w:t>场所移动，切换地图时会卡一下</w:t>
+      </w:r>
+    </w:p>
+    <w:tbl>
+      <w:tblPr>
+        <w:tblStyle w:val="af"/>
+        <w:tblW w:w="8789" w:type="dxa"/>
+        <w:tblInd w:w="-176" w:type="dxa"/>
+        <w:tblBorders>
+          <w:top w:val="single" w:sz="4" w:space="0" w:color="D9D9D9" w:themeColor="background1" w:themeShade="D9"/>
+          <w:left w:val="none" w:sz="0" w:space="0" w:color="auto"/>
+          <w:bottom w:val="single" w:sz="4" w:space="0" w:color="D9D9D9" w:themeColor="background1" w:themeShade="D9"/>
+          <w:right w:val="none" w:sz="0" w:space="0" w:color="auto"/>
+          <w:insideH w:val="single" w:sz="4" w:space="0" w:color="D9D9D9" w:themeColor="background1" w:themeShade="D9"/>
+          <w:insideV w:val="none" w:sz="0" w:space="0" w:color="auto"/>
+        </w:tblBorders>
+        <w:tblLook w:val="04A0" w:firstRow="1" w:lastRow="0" w:firstColumn="1" w:lastColumn="0" w:noHBand="0" w:noVBand="1"/>
+      </w:tblPr>
+      <w:tblGrid>
+        <w:gridCol w:w="1418"/>
+        <w:gridCol w:w="7371"/>
+      </w:tblGrid>
+      <w:tr>
+        <w:tc>
+          <w:tcPr>
+            <w:tcW w:w="1418" w:type="dxa"/>
+          </w:tcPr>
+          <w:p>
+            <w:pPr>
+              <w:widowControl/>
+              <w:adjustRightInd w:val="0"/>
+              <w:snapToGrid w:val="0"/>
+              <w:spacing w:line="276" w:lineRule="auto"/>
+              <w:jc w:val="left"/>
+              <w:rPr>
+                <w:rFonts w:ascii="Tahoma" w:eastAsia="微软雅黑" w:hAnsi="Tahoma"/>
+                <w:kern w:val="0"/>
+                <w:sz w:val="22"/>
+              </w:rPr>
+            </w:pPr>
+            <w:r>
+              <w:rPr>
+                <w:rFonts w:ascii="Tahoma" w:eastAsia="微软雅黑" w:hAnsi="Tahoma" w:hint="eastAsia"/>
+                <w:b/>
+                <w:bCs/>
+                <w:kern w:val="0"/>
+                <w:sz w:val="22"/>
+              </w:rPr>
+              <w:t>问题名称</w:t>
+            </w:r>
+          </w:p>
+        </w:tc>
+        <w:tc>
+          <w:tcPr>
+            <w:tcW w:w="7371" w:type="dxa"/>
+          </w:tcPr>
+          <w:p>
+            <w:pPr>
+              <w:widowControl/>
+              <w:adjustRightInd w:val="0"/>
+              <w:snapToGrid w:val="0"/>
+              <w:spacing w:line="276" w:lineRule="auto"/>
+              <w:jc w:val="left"/>
+              <w:rPr>
+                <w:rFonts w:ascii="Tahoma" w:eastAsia="微软雅黑" w:hAnsi="Tahoma"/>
+                <w:kern w:val="0"/>
+                <w:sz w:val="22"/>
+              </w:rPr>
+            </w:pPr>
+            <w:r>
+              <w:rPr>
+                <w:rFonts w:ascii="Tahoma" w:eastAsia="微软雅黑" w:hAnsi="Tahoma"/>
+                <w:kern w:val="0"/>
+                <w:sz w:val="22"/>
+              </w:rPr>
+              <w:t>眩晕圆环</w:t>
+            </w:r>
+            <w:r>
+              <w:rPr>
+                <w:rFonts w:ascii="Tahoma" w:eastAsia="微软雅黑" w:hAnsi="Tahoma" w:hint="eastAsia"/>
+                <w:kern w:val="0"/>
+                <w:sz w:val="22"/>
+              </w:rPr>
+              <w:t>和</w:t>
+            </w:r>
+            <w:r>
+              <w:rPr>
+                <w:rFonts w:ascii="Tahoma" w:eastAsia="微软雅黑" w:hAnsi="Tahoma"/>
+                <w:kern w:val="0"/>
+                <w:sz w:val="22"/>
+              </w:rPr>
+              <w:t>场所移动，切换地图时会卡一下</w:t>
+            </w:r>
+          </w:p>
+        </w:tc>
+      </w:tr>
+      <w:tr>
+        <w:tc>
+          <w:tcPr>
+            <w:tcW w:w="1418" w:type="dxa"/>
+          </w:tcPr>
+          <w:p>
+            <w:pPr>
+              <w:widowControl/>
+              <w:adjustRightInd w:val="0"/>
+              <w:snapToGrid w:val="0"/>
+              <w:spacing w:line="276" w:lineRule="auto"/>
+              <w:jc w:val="left"/>
+              <w:rPr>
+                <w:rFonts w:ascii="Tahoma" w:eastAsia="微软雅黑" w:hAnsi="Tahoma"/>
+                <w:b/>
+                <w:bCs/>
+                <w:kern w:val="0"/>
+                <w:sz w:val="22"/>
+              </w:rPr>
+            </w:pPr>
+            <w:r>
+              <w:rPr>
+                <w:rFonts w:ascii="Tahoma" w:eastAsia="微软雅黑" w:hAnsi="Tahoma" w:hint="eastAsia"/>
+                <w:b/>
+                <w:bCs/>
+                <w:kern w:val="0"/>
+                <w:sz w:val="22"/>
+              </w:rPr>
+              <w:t>问题图示</w:t>
+            </w:r>
+          </w:p>
+        </w:tc>
+        <w:tc>
+          <w:tcPr>
+            <w:tcW w:w="7371" w:type="dxa"/>
+          </w:tcPr>
+          <w:p>
+            <w:pPr>
+              <w:widowControl/>
+              <w:adjustRightInd w:val="0"/>
+              <w:snapToGrid w:val="0"/>
+              <w:spacing w:line="276" w:lineRule="auto"/>
+              <w:jc w:val="left"/>
+              <w:rPr>
+                <w:rFonts w:ascii="Tahoma" w:eastAsia="微软雅黑" w:hAnsi="Tahoma"/>
+                <w:kern w:val="0"/>
+                <w:sz w:val="22"/>
+              </w:rPr>
+            </w:pPr>
+            <w:r>
+              <w:rPr>
+                <w:noProof/>
+              </w:rPr>
+              <w:drawing>
+                <wp:inline distT="0" distB="0" distL="0" distR="0" wp14:anchorId="2FF4FA43" wp14:editId="6431A28C">
+                  <wp:extent cx="4250336" cy="1607820"/>
+                  <wp:effectExtent l="0" t="0" r="0" b="0"/>
+                  <wp:docPr id="1163228915" name="图片 1"/>
+                  <wp:cNvGraphicFramePr>
+                    <a:graphicFrameLocks xmlns:a="http://schemas.openxmlformats.org/drawingml/2006/main" noChangeAspect="1"/>
+                  </wp:cNvGraphicFramePr>
+                  <a:graphic xmlns:a="http://schemas.openxmlformats.org/drawingml/2006/main">
+                    <a:graphicData uri="http://schemas.openxmlformats.org/drawingml/2006/picture">
+                      <pic:pic xmlns:pic="http://schemas.openxmlformats.org/drawingml/2006/picture">
+                        <pic:nvPicPr>
+                          <pic:cNvPr id="0" name="Picture 8"/>
+                          <pic:cNvPicPr>
+                            <a:picLocks noChangeAspect="1" noChangeArrowheads="1"/>
+                          </pic:cNvPicPr>
+                        </pic:nvPicPr>
+                        <pic:blipFill>
+                          <a:blip r:embed="rId47">
+                            <a:extLst>
+                              <a:ext uri="{28A0092B-C50C-407E-A947-70E740481C1C}">
+                                <a14:useLocalDpi xmlns:a14="http://schemas.microsoft.com/office/drawing/2010/main" val="0"/>
+                              </a:ext>
+                            </a:extLst>
+                          </a:blip>
+                          <a:srcRect/>
+                          <a:stretch>
+                            <a:fillRect/>
+                          </a:stretch>
+                        </pic:blipFill>
+                        <pic:spPr bwMode="auto">
+                          <a:xfrm>
+                            <a:off x="0" y="0"/>
+                            <a:ext cx="4262262" cy="1612331"/>
+                          </a:xfrm>
+                          <a:prstGeom prst="rect">
+                            <a:avLst/>
+                          </a:prstGeom>
+                          <a:noFill/>
+                          <a:ln>
+                            <a:noFill/>
+                          </a:ln>
+                        </pic:spPr>
+                      </pic:pic>
+                    </a:graphicData>
+                  </a:graphic>
+                </wp:inline>
+              </w:drawing>
+            </w:r>
+          </w:p>
+          <w:p>
+            <w:pPr>
+              <w:widowControl/>
+              <w:adjustRightInd w:val="0"/>
+              <w:snapToGrid w:val="0"/>
+              <w:spacing w:line="276" w:lineRule="auto"/>
+              <w:jc w:val="left"/>
+              <w:rPr>
+                <w:rFonts w:ascii="Tahoma" w:eastAsia="微软雅黑" w:hAnsi="Tahoma" w:hint="eastAsia"/>
+                <w:kern w:val="0"/>
+                <w:sz w:val="22"/>
+              </w:rPr>
+            </w:pPr>
+            <w:r>
+              <w:rPr>
+                <w:noProof/>
+              </w:rPr>
+              <w:drawing>
+                <wp:inline distT="0" distB="0" distL="0" distR="0" wp14:anchorId="3FC33EDD" wp14:editId="7C9A1053">
+                  <wp:extent cx="4283624" cy="1356360"/>
+                  <wp:effectExtent l="0" t="0" r="3175" b="0"/>
+                  <wp:docPr id="1785400739" name="图片 2"/>
+                  <wp:cNvGraphicFramePr>
+                    <a:graphicFrameLocks xmlns:a="http://schemas.openxmlformats.org/drawingml/2006/main" noChangeAspect="1"/>
+                  </wp:cNvGraphicFramePr>
+                  <a:graphic xmlns:a="http://schemas.openxmlformats.org/drawingml/2006/main">
+                    <a:graphicData uri="http://schemas.openxmlformats.org/drawingml/2006/picture">
+                      <pic:pic xmlns:pic="http://schemas.openxmlformats.org/drawingml/2006/picture">
+                        <pic:nvPicPr>
+                          <pic:cNvPr id="0" name="Picture 7"/>
+                          <pic:cNvPicPr>
+                            <a:picLocks noChangeAspect="1" noChangeArrowheads="1"/>
+                          </pic:cNvPicPr>
+                        </pic:nvPicPr>
+                        <pic:blipFill>
+                          <a:blip r:embed="rId48">
+                            <a:extLst>
+                              <a:ext uri="{28A0092B-C50C-407E-A947-70E740481C1C}">
+                                <a14:useLocalDpi xmlns:a14="http://schemas.microsoft.com/office/drawing/2010/main" val="0"/>
+                              </a:ext>
+                            </a:extLst>
+                          </a:blip>
+                          <a:srcRect/>
+                          <a:stretch>
+                            <a:fillRect/>
+                          </a:stretch>
+                        </pic:blipFill>
+                        <pic:spPr bwMode="auto">
+                          <a:xfrm>
+                            <a:off x="0" y="0"/>
+                            <a:ext cx="4295361" cy="1360076"/>
+                          </a:xfrm>
+                          <a:prstGeom prst="rect">
+                            <a:avLst/>
+                          </a:prstGeom>
+                          <a:noFill/>
+                          <a:ln>
+                            <a:noFill/>
+                          </a:ln>
+                        </pic:spPr>
+                      </pic:pic>
+                    </a:graphicData>
+                  </a:graphic>
+                </wp:inline>
+              </w:drawing>
+            </w:r>
+          </w:p>
+        </w:tc>
+      </w:tr>
+      <w:tr>
+        <w:tc>
+          <w:tcPr>
+            <w:tcW w:w="1418" w:type="dxa"/>
+          </w:tcPr>
+          <w:p>
+            <w:pPr>
+              <w:widowControl/>
+              <w:adjustRightInd w:val="0"/>
+              <w:snapToGrid w:val="0"/>
+              <w:spacing w:line="276" w:lineRule="auto"/>
+              <w:jc w:val="left"/>
+              <w:rPr>
+                <w:rFonts w:ascii="Tahoma" w:eastAsia="微软雅黑" w:hAnsi="Tahoma"/>
+                <w:b/>
+                <w:bCs/>
+                <w:kern w:val="0"/>
+                <w:sz w:val="22"/>
+              </w:rPr>
+            </w:pPr>
+            <w:r>
+              <w:rPr>
+                <w:rFonts w:ascii="Tahoma" w:eastAsia="微软雅黑" w:hAnsi="Tahoma" w:hint="eastAsia"/>
+                <w:b/>
+                <w:bCs/>
+                <w:kern w:val="0"/>
+                <w:sz w:val="22"/>
+              </w:rPr>
+              <w:t>问题描述</w:t>
+            </w:r>
+          </w:p>
+        </w:tc>
+        <w:tc>
+          <w:tcPr>
+            <w:tcW w:w="7371" w:type="dxa"/>
+          </w:tcPr>
+          <w:p>
+            <w:pPr>
+              <w:widowControl/>
+              <w:adjustRightInd w:val="0"/>
+              <w:snapToGrid w:val="0"/>
+              <w:spacing w:line="276" w:lineRule="auto"/>
+              <w:jc w:val="left"/>
+              <w:rPr>
+                <w:rFonts w:ascii="Tahoma" w:eastAsia="微软雅黑" w:hAnsi="Tahoma"/>
+                <w:kern w:val="0"/>
+                <w:sz w:val="22"/>
+              </w:rPr>
+            </w:pPr>
+            <w:r>
+              <w:rPr>
+                <w:rFonts w:ascii="Tahoma" w:eastAsia="微软雅黑" w:hAnsi="Tahoma" w:hint="eastAsia"/>
+                <w:kern w:val="0"/>
+                <w:sz w:val="22"/>
+              </w:rPr>
+              <w:t>示例中</w:t>
+            </w:r>
+            <w:r>
+              <w:rPr>
+                <w:rFonts w:ascii="Tahoma" w:eastAsia="微软雅黑" w:hAnsi="Tahoma" w:hint="eastAsia"/>
+                <w:kern w:val="0"/>
+                <w:sz w:val="22"/>
+              </w:rPr>
+              <w:t xml:space="preserve"> </w:t>
+            </w:r>
+            <w:r>
+              <w:rPr>
+                <w:rFonts w:ascii="Tahoma" w:eastAsia="微软雅黑" w:hAnsi="Tahoma" w:hint="eastAsia"/>
+                <w:color w:val="00B050"/>
+                <w:kern w:val="0"/>
+                <w:sz w:val="22"/>
+              </w:rPr>
+              <w:t>动画转场管理层</w:t>
+            </w:r>
+            <w:r>
+              <w:rPr>
+                <w:rFonts w:ascii="Tahoma" w:eastAsia="微软雅黑" w:hAnsi="Tahoma" w:hint="eastAsia"/>
+                <w:kern w:val="0"/>
+                <w:sz w:val="22"/>
+              </w:rPr>
+              <w:t xml:space="preserve"> </w:t>
+            </w:r>
+            <w:r>
+              <w:rPr>
+                <w:rFonts w:ascii="Tahoma" w:eastAsia="微软雅黑" w:hAnsi="Tahoma" w:hint="eastAsia"/>
+                <w:kern w:val="0"/>
+                <w:sz w:val="22"/>
+              </w:rPr>
+              <w:t>的眩晕圆环动画，使用了本图移动</w:t>
+            </w:r>
+            <w:r>
+              <w:rPr>
+                <w:rFonts w:ascii="Tahoma" w:eastAsia="微软雅黑" w:hAnsi="Tahoma" w:hint="eastAsia"/>
+                <w:kern w:val="0"/>
+                <w:sz w:val="22"/>
+              </w:rPr>
+              <w:t>。</w:t>
+            </w:r>
+          </w:p>
+          <w:p>
+            <w:pPr>
+              <w:widowControl/>
+              <w:adjustRightInd w:val="0"/>
+              <w:snapToGrid w:val="0"/>
+              <w:spacing w:line="276" w:lineRule="auto"/>
+              <w:jc w:val="left"/>
+              <w:rPr>
+                <w:rFonts w:ascii="Tahoma" w:eastAsia="微软雅黑" w:hAnsi="Tahoma" w:hint="eastAsia"/>
+                <w:kern w:val="0"/>
+                <w:sz w:val="22"/>
+              </w:rPr>
+            </w:pPr>
+            <w:r>
+              <w:rPr>
+                <w:rFonts w:ascii="Tahoma" w:eastAsia="微软雅黑" w:hAnsi="Tahoma" w:hint="eastAsia"/>
+                <w:kern w:val="0"/>
+                <w:sz w:val="22"/>
+              </w:rPr>
+              <w:t>但是换成了去其他地图的场所移动后，切换地图时，动画会卡一下。</w:t>
+            </w:r>
+          </w:p>
+        </w:tc>
+      </w:tr>
+      <w:tr>
+        <w:tc>
+          <w:tcPr>
+            <w:tcW w:w="1418" w:type="dxa"/>
+          </w:tcPr>
+          <w:p>
+            <w:pPr>
+              <w:widowControl/>
+              <w:adjustRightInd w:val="0"/>
+              <w:snapToGrid w:val="0"/>
+              <w:spacing w:line="276" w:lineRule="auto"/>
+              <w:jc w:val="left"/>
+              <w:rPr>
+                <w:rFonts w:ascii="Tahoma" w:eastAsia="微软雅黑" w:hAnsi="Tahoma"/>
+                <w:b/>
+                <w:bCs/>
+                <w:kern w:val="0"/>
+                <w:sz w:val="22"/>
+              </w:rPr>
+            </w:pPr>
+            <w:r>
+              <w:rPr>
+                <w:rFonts w:ascii="Tahoma" w:eastAsia="微软雅黑" w:hAnsi="Tahoma" w:hint="eastAsia"/>
+                <w:b/>
+                <w:bCs/>
+                <w:kern w:val="0"/>
+                <w:sz w:val="22"/>
+              </w:rPr>
+              <w:t>原理解析</w:t>
+            </w:r>
+          </w:p>
+        </w:tc>
+        <w:tc>
+          <w:tcPr>
+            <w:tcW w:w="7371" w:type="dxa"/>
+          </w:tcPr>
+          <w:p>
+            <w:pPr>
+              <w:widowControl/>
+              <w:adjustRightInd w:val="0"/>
+              <w:snapToGrid w:val="0"/>
+              <w:rPr>
+                <w:rFonts w:ascii="Tahoma" w:eastAsia="微软雅黑" w:hAnsi="Tahoma"/>
+                <w:kern w:val="0"/>
+                <w:sz w:val="22"/>
+              </w:rPr>
+            </w:pPr>
+            <w:r>
+              <w:rPr>
+                <w:rFonts w:ascii="Tahoma" w:eastAsia="微软雅黑" w:hAnsi="Tahoma" w:hint="eastAsia"/>
+                <w:kern w:val="0"/>
+                <w:sz w:val="22"/>
+              </w:rPr>
+              <w:t>这是正常现象。</w:t>
+            </w:r>
+          </w:p>
+          <w:p>
+            <w:pPr>
+              <w:widowControl/>
+              <w:adjustRightInd w:val="0"/>
+              <w:snapToGrid w:val="0"/>
+              <w:rPr>
+                <w:rFonts w:ascii="Tahoma" w:eastAsia="微软雅黑" w:hAnsi="Tahoma" w:hint="eastAsia"/>
+                <w:kern w:val="0"/>
+                <w:sz w:val="22"/>
+              </w:rPr>
+            </w:pPr>
+            <w:r>
+              <w:rPr>
+                <w:rFonts w:ascii="Tahoma" w:eastAsia="微软雅黑" w:hAnsi="Tahoma" w:hint="eastAsia"/>
+                <w:kern w:val="0"/>
+                <w:sz w:val="22"/>
+              </w:rPr>
+              <w:t>因为动画使用了地图装饰实现。</w:t>
+            </w:r>
+          </w:p>
+          <w:p>
+            <w:pPr>
+              <w:widowControl/>
+              <w:snapToGrid w:val="0"/>
+              <w:spacing w:after="200"/>
+              <w:jc w:val="left"/>
+              <w:rPr>
+                <w:rFonts w:ascii="Tahoma" w:eastAsia="微软雅黑" w:hAnsi="Tahoma"/>
+                <w:kern w:val="0"/>
+                <w:sz w:val="22"/>
+              </w:rPr>
+            </w:pPr>
+            <w:r>
+              <w:rPr>
+                <w:rFonts w:ascii="Tahoma" w:eastAsia="微软雅黑" w:hAnsi="Tahoma" w:hint="eastAsia"/>
+                <w:kern w:val="0"/>
+                <w:sz w:val="22"/>
+              </w:rPr>
+              <w:t>地图装饰</w:t>
+            </w:r>
+            <w:r>
+              <w:rPr>
+                <w:rFonts w:ascii="Tahoma" w:eastAsia="微软雅黑" w:hAnsi="Tahoma" w:hint="eastAsia"/>
+                <w:kern w:val="0"/>
+                <w:sz w:val="22"/>
+              </w:rPr>
+              <w:t>不在</w:t>
+            </w:r>
+            <w:r>
+              <w:rPr>
+                <w:rFonts w:ascii="Tahoma" w:eastAsia="微软雅黑" w:hAnsi="Tahoma" w:hint="eastAsia"/>
+                <w:kern w:val="0"/>
+                <w:sz w:val="22"/>
+              </w:rPr>
+              <w:t>地图界面</w:t>
+            </w:r>
+            <w:r>
+              <w:rPr>
+                <w:rFonts w:ascii="Tahoma" w:eastAsia="微软雅黑" w:hAnsi="Tahoma" w:hint="eastAsia"/>
+                <w:kern w:val="0"/>
+                <w:sz w:val="22"/>
+              </w:rPr>
+              <w:t>时，</w:t>
+            </w:r>
+            <w:r>
+              <w:rPr>
+                <w:rFonts w:ascii="Tahoma" w:eastAsia="微软雅黑" w:hAnsi="Tahoma" w:hint="eastAsia"/>
+                <w:kern w:val="0"/>
+                <w:sz w:val="22"/>
+              </w:rPr>
+              <w:t>会</w:t>
+            </w:r>
+            <w:r>
+              <w:rPr>
+                <w:rFonts w:ascii="Tahoma" w:eastAsia="微软雅黑" w:hAnsi="Tahoma" w:hint="eastAsia"/>
+                <w:kern w:val="0"/>
+                <w:sz w:val="22"/>
+              </w:rPr>
+              <w:t>处于</w:t>
+            </w:r>
+            <w:r>
+              <w:rPr>
+                <w:rFonts w:ascii="Tahoma" w:eastAsia="微软雅黑" w:hAnsi="Tahoma" w:hint="eastAsia"/>
+                <w:kern w:val="0"/>
+                <w:sz w:val="22"/>
+              </w:rPr>
+              <w:t>暂停</w:t>
+            </w:r>
+            <w:r>
+              <w:rPr>
+                <w:rFonts w:ascii="Tahoma" w:eastAsia="微软雅黑" w:hAnsi="Tahoma" w:hint="eastAsia"/>
+                <w:kern w:val="0"/>
+                <w:sz w:val="22"/>
+              </w:rPr>
+              <w:t>状态</w:t>
+            </w:r>
+            <w:r>
+              <w:rPr>
+                <w:rFonts w:ascii="Tahoma" w:eastAsia="微软雅黑" w:hAnsi="Tahoma" w:hint="eastAsia"/>
+                <w:kern w:val="0"/>
+                <w:sz w:val="22"/>
+              </w:rPr>
+              <w:t>。</w:t>
+            </w:r>
+          </w:p>
+          <w:p>
+            <w:pPr>
+              <w:widowControl/>
+              <w:adjustRightInd w:val="0"/>
+              <w:snapToGrid w:val="0"/>
+              <w:rPr>
+                <w:rFonts w:ascii="Tahoma" w:eastAsia="微软雅黑" w:hAnsi="Tahoma" w:hint="eastAsia"/>
+                <w:kern w:val="0"/>
+                <w:sz w:val="22"/>
+              </w:rPr>
+            </w:pPr>
+            <w:r>
+              <w:rPr>
+                <w:rFonts w:ascii="Tahoma" w:eastAsia="微软雅黑" w:hAnsi="Tahoma" w:hint="eastAsia"/>
+                <w:kern w:val="0"/>
+                <w:sz w:val="22"/>
+              </w:rPr>
+              <w:t>地图界面</w:t>
+            </w:r>
+            <w:r>
+              <w:rPr>
+                <w:rFonts w:ascii="Tahoma" w:eastAsia="微软雅黑" w:hAnsi="Tahoma" w:hint="eastAsia"/>
+                <w:kern w:val="0"/>
+                <w:sz w:val="22"/>
+              </w:rPr>
+              <w:t>的切换并不是无缝衔接，它们存在加载过程。</w:t>
+            </w:r>
+          </w:p>
+          <w:p>
+            <w:pPr>
+              <w:widowControl/>
+              <w:snapToGrid w:val="0"/>
+              <w:spacing w:after="200"/>
+              <w:jc w:val="left"/>
+              <w:rPr>
+                <w:rFonts w:ascii="Tahoma" w:eastAsia="微软雅黑" w:hAnsi="Tahoma" w:hint="eastAsia"/>
+                <w:kern w:val="0"/>
+                <w:sz w:val="22"/>
+              </w:rPr>
+            </w:pPr>
+            <w:r>
+              <w:rPr>
+                <w:rFonts w:ascii="Tahoma" w:eastAsia="微软雅黑" w:hAnsi="Tahoma" w:hint="eastAsia"/>
+                <w:kern w:val="0"/>
+                <w:sz w:val="22"/>
+              </w:rPr>
+              <w:t>地图界面在销毁、重建时，地图装饰也都跟着被销毁、重建。</w:t>
+            </w:r>
+          </w:p>
+        </w:tc>
+      </w:tr>
+      <w:tr>
+        <w:tc>
+          <w:tcPr>
+            <w:tcW w:w="1418" w:type="dxa"/>
+          </w:tcPr>
+          <w:p>
+            <w:pPr>
+              <w:widowControl/>
+              <w:adjustRightInd w:val="0"/>
+              <w:snapToGrid w:val="0"/>
+              <w:spacing w:line="276" w:lineRule="auto"/>
+              <w:jc w:val="left"/>
+              <w:rPr>
+                <w:rFonts w:ascii="Tahoma" w:eastAsia="微软雅黑" w:hAnsi="Tahoma"/>
+                <w:b/>
+                <w:bCs/>
+                <w:kern w:val="0"/>
+                <w:sz w:val="22"/>
+              </w:rPr>
+            </w:pPr>
+            <w:r>
+              <w:rPr>
+                <w:rFonts w:ascii="Tahoma" w:eastAsia="微软雅黑" w:hAnsi="Tahoma" w:hint="eastAsia"/>
+                <w:b/>
+                <w:bCs/>
+                <w:kern w:val="0"/>
+                <w:sz w:val="22"/>
+              </w:rPr>
+              <w:t>解决方案</w:t>
+            </w:r>
+          </w:p>
+        </w:tc>
+        <w:tc>
+          <w:tcPr>
+            <w:tcW w:w="7371" w:type="dxa"/>
+          </w:tcPr>
+          <w:p>
+            <w:pPr>
+              <w:widowControl/>
+              <w:adjustRightInd w:val="0"/>
+              <w:snapToGrid w:val="0"/>
+              <w:rPr>
+                <w:rFonts w:ascii="Tahoma" w:eastAsia="微软雅黑" w:hAnsi="Tahoma"/>
+                <w:kern w:val="0"/>
+                <w:sz w:val="22"/>
+              </w:rPr>
+            </w:pPr>
+            <w:r>
+              <w:rPr>
+                <w:rFonts w:ascii="Tahoma" w:eastAsia="微软雅黑" w:hAnsi="Tahoma" w:hint="eastAsia"/>
+                <w:kern w:val="0"/>
+                <w:sz w:val="22"/>
+              </w:rPr>
+              <w:t>要避免玩家在地图加载时感受到短暂的“卡顿”，可以：</w:t>
+            </w:r>
+          </w:p>
+          <w:p>
+            <w:pPr>
+              <w:widowControl/>
+              <w:adjustRightInd w:val="0"/>
+              <w:snapToGrid w:val="0"/>
+              <w:rPr>
+                <w:rFonts w:ascii="Tahoma" w:eastAsia="微软雅黑" w:hAnsi="Tahoma"/>
+                <w:kern w:val="0"/>
+                <w:sz w:val="22"/>
+              </w:rPr>
+            </w:pPr>
+            <w:r>
+              <w:rPr>
+                <w:rFonts w:ascii="Tahoma" w:eastAsia="微软雅黑" w:hAnsi="Tahoma" w:hint="eastAsia"/>
+                <w:kern w:val="0"/>
+                <w:sz w:val="22"/>
+              </w:rPr>
+              <w:t>》转场时</w:t>
+            </w:r>
+            <w:r>
+              <w:rPr>
+                <w:rFonts w:ascii="Tahoma" w:eastAsia="微软雅黑" w:hAnsi="Tahoma" w:hint="eastAsia"/>
+                <w:kern w:val="0"/>
+                <w:sz w:val="22"/>
+              </w:rPr>
+              <w:t>动画换成</w:t>
+            </w:r>
+            <w:r>
+              <w:rPr>
+                <w:rFonts w:ascii="Tahoma" w:eastAsia="微软雅黑" w:hAnsi="Tahoma" w:hint="eastAsia"/>
+                <w:kern w:val="0"/>
+                <w:sz w:val="22"/>
+              </w:rPr>
+              <w:t>黑屏</w:t>
+            </w:r>
+            <w:r>
+              <w:rPr>
+                <w:rFonts w:ascii="Tahoma" w:eastAsia="微软雅黑" w:hAnsi="Tahoma" w:hint="eastAsia"/>
+                <w:kern w:val="0"/>
+                <w:sz w:val="22"/>
+              </w:rPr>
+              <w:t>、</w:t>
+            </w:r>
+            <w:r>
+              <w:rPr>
+                <w:rFonts w:ascii="Tahoma" w:eastAsia="微软雅黑" w:hAnsi="Tahoma" w:hint="eastAsia"/>
+                <w:kern w:val="0"/>
+                <w:sz w:val="22"/>
+              </w:rPr>
+              <w:t>白屏、静态图片</w:t>
+            </w:r>
+            <w:r>
+              <w:rPr>
+                <w:rFonts w:ascii="Tahoma" w:eastAsia="微软雅黑" w:hAnsi="Tahoma" w:hint="eastAsia"/>
+                <w:kern w:val="0"/>
+                <w:sz w:val="22"/>
+              </w:rPr>
+              <w:t>，</w:t>
+            </w:r>
+          </w:p>
+          <w:p>
+            <w:pPr>
+              <w:widowControl/>
+              <w:adjustRightInd w:val="0"/>
+              <w:snapToGrid w:val="0"/>
+              <w:rPr>
+                <w:rFonts w:ascii="Tahoma" w:eastAsia="微软雅黑" w:hAnsi="Tahoma"/>
+                <w:kern w:val="0"/>
+                <w:sz w:val="22"/>
+              </w:rPr>
+            </w:pPr>
+            <w:r>
+              <w:rPr>
+                <w:rFonts w:ascii="Tahoma" w:eastAsia="微软雅黑" w:hAnsi="Tahoma" w:hint="eastAsia"/>
+                <w:kern w:val="0"/>
+                <w:sz w:val="22"/>
+              </w:rPr>
+              <w:t>加载过程中不要用动态的变换。</w:t>
+            </w:r>
+          </w:p>
+          <w:p>
+            <w:pPr>
+              <w:widowControl/>
+              <w:adjustRightInd w:val="0"/>
+              <w:snapToGrid w:val="0"/>
+              <w:spacing w:line="276" w:lineRule="auto"/>
+              <w:jc w:val="left"/>
+              <w:rPr>
+                <w:rFonts w:ascii="Tahoma" w:eastAsia="微软雅黑" w:hAnsi="Tahoma"/>
+                <w:kern w:val="0"/>
+                <w:sz w:val="22"/>
+              </w:rPr>
+            </w:pPr>
+            <w:r>
+              <w:rPr>
+                <w:rFonts w:ascii="Tahoma" w:eastAsia="微软雅黑" w:hAnsi="Tahoma" w:hint="eastAsia"/>
+                <w:kern w:val="0"/>
+                <w:sz w:val="22"/>
+              </w:rPr>
+              <w:t>》</w:t>
+            </w:r>
+            <w:r>
+              <w:rPr>
+                <w:rFonts w:ascii="Tahoma" w:eastAsia="微软雅黑" w:hAnsi="Tahoma" w:hint="eastAsia"/>
+                <w:kern w:val="0"/>
+                <w:sz w:val="22"/>
+              </w:rPr>
+              <w:t>换成</w:t>
+            </w:r>
+            <w:r>
+              <w:rPr>
+                <w:rFonts w:ascii="Tahoma" w:eastAsia="微软雅黑" w:hAnsi="Tahoma" w:hint="eastAsia"/>
+                <w:kern w:val="0"/>
+                <w:sz w:val="22"/>
+              </w:rPr>
+              <w:t>天窗层的装饰插件</w:t>
+            </w:r>
+            <w:r>
+              <w:rPr>
+                <w:rFonts w:ascii="Tahoma" w:eastAsia="微软雅黑" w:hAnsi="Tahoma" w:hint="eastAsia"/>
+                <w:kern w:val="0"/>
+                <w:sz w:val="22"/>
+              </w:rPr>
+              <w:t>来播放动画</w:t>
+            </w:r>
+            <w:r>
+              <w:rPr>
+                <w:rFonts w:ascii="Tahoma" w:eastAsia="微软雅黑" w:hAnsi="Tahoma" w:hint="eastAsia"/>
+                <w:kern w:val="0"/>
+                <w:sz w:val="22"/>
+              </w:rPr>
+              <w:t>，</w:t>
+            </w:r>
+          </w:p>
+          <w:p>
+            <w:pPr>
+              <w:widowControl/>
+              <w:adjustRightInd w:val="0"/>
+              <w:snapToGrid w:val="0"/>
+              <w:spacing w:line="276" w:lineRule="auto"/>
+              <w:jc w:val="left"/>
+              <w:rPr>
+                <w:rFonts w:ascii="Tahoma" w:eastAsia="微软雅黑" w:hAnsi="Tahoma"/>
+                <w:kern w:val="0"/>
+                <w:sz w:val="22"/>
+              </w:rPr>
+            </w:pPr>
+            <w:r>
+              <w:rPr>
+                <w:rFonts w:ascii="Tahoma" w:eastAsia="微软雅黑" w:hAnsi="Tahoma" w:hint="eastAsia"/>
+                <w:kern w:val="0"/>
+                <w:sz w:val="22"/>
+              </w:rPr>
+              <w:t>天窗层的装饰插件的变换，不会在</w:t>
+            </w:r>
+            <w:r>
+              <w:rPr>
+                <w:rFonts w:ascii="Tahoma" w:eastAsia="微软雅黑" w:hAnsi="Tahoma" w:hint="eastAsia"/>
+                <w:kern w:val="0"/>
+                <w:sz w:val="22"/>
+              </w:rPr>
+              <w:t>地图加载时</w:t>
+            </w:r>
+            <w:r>
+              <w:rPr>
+                <w:rFonts w:ascii="Tahoma" w:eastAsia="微软雅黑" w:hAnsi="Tahoma" w:hint="eastAsia"/>
+                <w:kern w:val="0"/>
+                <w:sz w:val="22"/>
+              </w:rPr>
+              <w:t>暂停或卡顿。</w:t>
+            </w:r>
+          </w:p>
+          <w:p>
+            <w:pPr>
+              <w:widowControl/>
+              <w:adjustRightInd w:val="0"/>
+              <w:snapToGrid w:val="0"/>
+              <w:spacing w:line="276" w:lineRule="auto"/>
+              <w:jc w:val="left"/>
+              <w:rPr>
+                <w:rFonts w:ascii="Tahoma" w:eastAsia="微软雅黑" w:hAnsi="Tahoma" w:hint="eastAsia"/>
+                <w:kern w:val="0"/>
+                <w:sz w:val="22"/>
+              </w:rPr>
+            </w:pPr>
+            <w:r>
+              <w:rPr>
+                <w:rFonts w:ascii="Tahoma" w:eastAsia="微软雅黑" w:hAnsi="Tahoma" w:hint="eastAsia"/>
+                <w:kern w:val="0"/>
+                <w:sz w:val="22"/>
+              </w:rPr>
+              <w:t>（</w:t>
+            </w:r>
+            <w:r>
+              <w:rPr>
+                <w:rFonts w:ascii="Tahoma" w:eastAsia="微软雅黑" w:hAnsi="Tahoma" w:hint="eastAsia"/>
+                <w:kern w:val="0"/>
+                <w:sz w:val="22"/>
+              </w:rPr>
+              <w:t>若是</w:t>
+            </w:r>
+            <w:r>
+              <w:rPr>
+                <w:rFonts w:ascii="Tahoma" w:eastAsia="微软雅黑" w:hAnsi="Tahoma" w:hint="eastAsia"/>
+                <w:kern w:val="0"/>
+                <w:sz w:val="22"/>
+              </w:rPr>
+              <w:t>电脑性能差造成的整个画面卡，</w:t>
+            </w:r>
+            <w:r>
+              <w:rPr>
+                <w:rFonts w:ascii="Tahoma" w:eastAsia="微软雅黑" w:hAnsi="Tahoma" w:hint="eastAsia"/>
+                <w:kern w:val="0"/>
+                <w:sz w:val="22"/>
+              </w:rPr>
+              <w:t>则</w:t>
+            </w:r>
+            <w:r>
+              <w:rPr>
+                <w:rFonts w:ascii="Tahoma" w:eastAsia="微软雅黑" w:hAnsi="Tahoma" w:hint="eastAsia"/>
+                <w:kern w:val="0"/>
+                <w:sz w:val="22"/>
+              </w:rPr>
+              <w:t>无法解决）</w:t>
+            </w:r>
+          </w:p>
+        </w:tc>
+      </w:tr>
+    </w:tbl>
+    <w:p>
+      <w:pPr>
+        <w:widowControl/>
+        <w:snapToGrid w:val="0"/>
+        <w:rPr>
+          <w:rFonts w:ascii="Tahoma" w:eastAsia="微软雅黑" w:hAnsi="Tahoma" w:hint="eastAsia"/>
           <w:bCs/>
           <w:kern w:val="0"/>
           <w:sz w:val="22"/>
@@ -11795,6 +15666,64 @@
       <w:u w:val="single"/>
     </w:rPr>
   </w:style>
+  <w:style w:type="character" w:styleId="af4">
+    <w:name w:val="annotation reference"/>
+    <w:basedOn w:val="a0"/>
+    <w:uiPriority w:val="99"/>
+    <w:semiHidden/>
+    <w:unhideWhenUsed/>
+    <w:rsid w:val="006B2467"/>
+    <w:rPr>
+      <w:sz w:val="21"/>
+      <w:szCs w:val="21"/>
+    </w:rPr>
+  </w:style>
+  <w:style w:type="paragraph" w:styleId="af5">
+    <w:name w:val="annotation text"/>
+    <w:basedOn w:val="a"/>
+    <w:link w:val="af6"/>
+    <w:uiPriority w:val="99"/>
+    <w:semiHidden/>
+    <w:unhideWhenUsed/>
+    <w:rsid w:val="006B2467"/>
+    <w:pPr>
+      <w:jc w:val="left"/>
+    </w:pPr>
+  </w:style>
+  <w:style w:type="character" w:customStyle="1" w:styleId="af6">
+    <w:name w:val="批注文字 字符"/>
+    <w:basedOn w:val="a0"/>
+    <w:link w:val="af5"/>
+    <w:uiPriority w:val="99"/>
+    <w:semiHidden/>
+    <w:rsid w:val="006B2467"/>
+  </w:style>
+  <w:style w:type="paragraph" w:styleId="af7">
+    <w:name w:val="annotation subject"/>
+    <w:basedOn w:val="af5"/>
+    <w:next w:val="af5"/>
+    <w:link w:val="af8"/>
+    <w:uiPriority w:val="99"/>
+    <w:semiHidden/>
+    <w:unhideWhenUsed/>
+    <w:rsid w:val="006B2467"/>
+    <w:rPr>
+      <w:b/>
+      <w:bCs/>
+    </w:rPr>
+  </w:style>
+  <w:style w:type="character" w:customStyle="1" w:styleId="af8">
+    <w:name w:val="批注主题 字符"/>
+    <w:basedOn w:val="af6"/>
+    <w:link w:val="af7"/>
+    <w:uiPriority w:val="99"/>
+    <w:semiHidden/>
+    <w:rsid w:val="006B2467"/>
+    <w:rPr>
+      <w:b/>
+      <w:bCs/>
+    </w:rPr>
+  </w:style>
 </w:styles>
 </file>
 
